--- a/szakdolgozat.docx
+++ b/szakdolgozat.docx
@@ -61,7 +61,7 @@
           <w:r>
             <w:fldChar w:fldCharType="separate"/>
           </w:r>
-          <w:hyperlink w:anchor="_Toc239941800" w:history="1">
+          <w:hyperlink w:anchor="_Toc240293476" w:history="1">
             <w:r>
               <w:rPr>
                 <w:rStyle w:val="Hyperlink"/>
@@ -88,7 +88,7 @@
                 <w:noProof/>
                 <w:webHidden/>
               </w:rPr>
-              <w:instrText xml:space="preserve"> PAGEREF _Toc239941800 \h </w:instrText>
+              <w:instrText xml:space="preserve"> PAGEREF _Toc240293476 \h </w:instrText>
             </w:r>
             <w:r>
               <w:rPr>
@@ -131,7 +131,7 @@
               <w:lang w:eastAsia="hu-HU"/>
             </w:rPr>
           </w:pPr>
-          <w:hyperlink w:anchor="_Toc239941801" w:history="1">
+          <w:hyperlink w:anchor="_Toc240293477" w:history="1">
             <w:r>
               <w:rPr>
                 <w:rStyle w:val="Hyperlink"/>
@@ -158,7 +158,7 @@
                 <w:noProof/>
                 <w:webHidden/>
               </w:rPr>
-              <w:instrText xml:space="preserve"> PAGEREF _Toc239941801 \h </w:instrText>
+              <w:instrText xml:space="preserve"> PAGEREF _Toc240293477 \h </w:instrText>
             </w:r>
             <w:r>
               <w:rPr>
@@ -201,7 +201,7 @@
               <w:lang w:eastAsia="hu-HU"/>
             </w:rPr>
           </w:pPr>
-          <w:hyperlink w:anchor="_Toc239941802" w:history="1">
+          <w:hyperlink w:anchor="_Toc240293478" w:history="1">
             <w:r>
               <w:rPr>
                 <w:rStyle w:val="Hyperlink"/>
@@ -228,7 +228,7 @@
                 <w:noProof/>
                 <w:webHidden/>
               </w:rPr>
-              <w:instrText xml:space="preserve"> PAGEREF _Toc239941802 \h </w:instrText>
+              <w:instrText xml:space="preserve"> PAGEREF _Toc240293478 \h </w:instrText>
             </w:r>
             <w:r>
               <w:rPr>
@@ -271,7 +271,7 @@
               <w:lang w:eastAsia="hu-HU"/>
             </w:rPr>
           </w:pPr>
-          <w:hyperlink w:anchor="_Toc239941803" w:history="1">
+          <w:hyperlink w:anchor="_Toc240293479" w:history="1">
             <w:r>
               <w:rPr>
                 <w:rStyle w:val="Hyperlink"/>
@@ -298,7 +298,7 @@
                 <w:noProof/>
                 <w:webHidden/>
               </w:rPr>
-              <w:instrText xml:space="preserve"> PAGEREF _Toc239941803 \h </w:instrText>
+              <w:instrText xml:space="preserve"> PAGEREF _Toc240293479 \h </w:instrText>
             </w:r>
             <w:r>
               <w:rPr>
@@ -341,7 +341,7 @@
               <w:lang w:eastAsia="hu-HU"/>
             </w:rPr>
           </w:pPr>
-          <w:hyperlink w:anchor="_Toc239941804" w:history="1">
+          <w:hyperlink w:anchor="_Toc240293480" w:history="1">
             <w:r>
               <w:rPr>
                 <w:rStyle w:val="Hyperlink"/>
@@ -368,7 +368,7 @@
                 <w:noProof/>
                 <w:webHidden/>
               </w:rPr>
-              <w:instrText xml:space="preserve"> PAGEREF _Toc239941804 \h </w:instrText>
+              <w:instrText xml:space="preserve"> PAGEREF _Toc240293480 \h </w:instrText>
             </w:r>
             <w:r>
               <w:rPr>
@@ -411,7 +411,7 @@
               <w:lang w:eastAsia="hu-HU"/>
             </w:rPr>
           </w:pPr>
-          <w:hyperlink w:anchor="_Toc239941805" w:history="1">
+          <w:hyperlink w:anchor="_Toc240293481" w:history="1">
             <w:r>
               <w:rPr>
                 <w:rStyle w:val="Hyperlink"/>
@@ -438,7 +438,7 @@
                 <w:noProof/>
                 <w:webHidden/>
               </w:rPr>
-              <w:instrText xml:space="preserve"> PAGEREF _Toc239941805 \h </w:instrText>
+              <w:instrText xml:space="preserve"> PAGEREF _Toc240293481 \h </w:instrText>
             </w:r>
             <w:r>
               <w:rPr>
@@ -481,7 +481,7 @@
               <w:lang w:eastAsia="hu-HU"/>
             </w:rPr>
           </w:pPr>
-          <w:hyperlink w:anchor="_Toc239941806" w:history="1">
+          <w:hyperlink w:anchor="_Toc240293482" w:history="1">
             <w:r>
               <w:rPr>
                 <w:rStyle w:val="Hyperlink"/>
@@ -508,7 +508,7 @@
                 <w:noProof/>
                 <w:webHidden/>
               </w:rPr>
-              <w:instrText xml:space="preserve"> PAGEREF _Toc239941806 \h </w:instrText>
+              <w:instrText xml:space="preserve"> PAGEREF _Toc240293482 \h </w:instrText>
             </w:r>
             <w:r>
               <w:rPr>
@@ -551,7 +551,7 @@
               <w:lang w:eastAsia="hu-HU"/>
             </w:rPr>
           </w:pPr>
-          <w:hyperlink w:anchor="_Toc239941807" w:history="1">
+          <w:hyperlink w:anchor="_Toc240293483" w:history="1">
             <w:r>
               <w:rPr>
                 <w:rStyle w:val="Hyperlink"/>
@@ -578,7 +578,7 @@
                 <w:noProof/>
                 <w:webHidden/>
               </w:rPr>
-              <w:instrText xml:space="preserve"> PAGEREF _Toc239941807 \h </w:instrText>
+              <w:instrText xml:space="preserve"> PAGEREF _Toc240293483 \h </w:instrText>
             </w:r>
             <w:r>
               <w:rPr>
@@ -621,7 +621,7 @@
               <w:lang w:eastAsia="hu-HU"/>
             </w:rPr>
           </w:pPr>
-          <w:hyperlink w:anchor="_Toc239941808" w:history="1">
+          <w:hyperlink w:anchor="_Toc240293484" w:history="1">
             <w:r>
               <w:rPr>
                 <w:rStyle w:val="Hyperlink"/>
@@ -648,7 +648,7 @@
                 <w:noProof/>
                 <w:webHidden/>
               </w:rPr>
-              <w:instrText xml:space="preserve"> PAGEREF _Toc239941808 \h </w:instrText>
+              <w:instrText xml:space="preserve"> PAGEREF _Toc240293484 \h </w:instrText>
             </w:r>
             <w:r>
               <w:rPr>
@@ -691,7 +691,7 @@
               <w:lang w:eastAsia="hu-HU"/>
             </w:rPr>
           </w:pPr>
-          <w:hyperlink w:anchor="_Toc239941809" w:history="1">
+          <w:hyperlink w:anchor="_Toc240293485" w:history="1">
             <w:r>
               <w:rPr>
                 <w:rStyle w:val="Hyperlink"/>
@@ -718,7 +718,7 @@
                 <w:noProof/>
                 <w:webHidden/>
               </w:rPr>
-              <w:instrText xml:space="preserve"> PAGEREF _Toc239941809 \h </w:instrText>
+              <w:instrText xml:space="preserve"> PAGEREF _Toc240293485 \h </w:instrText>
             </w:r>
             <w:r>
               <w:rPr>
@@ -761,7 +761,7 @@
               <w:lang w:eastAsia="hu-HU"/>
             </w:rPr>
           </w:pPr>
-          <w:hyperlink w:anchor="_Toc239941810" w:history="1">
+          <w:hyperlink w:anchor="_Toc240293486" w:history="1">
             <w:r>
               <w:rPr>
                 <w:rStyle w:val="Hyperlink"/>
@@ -788,7 +788,7 @@
                 <w:noProof/>
                 <w:webHidden/>
               </w:rPr>
-              <w:instrText xml:space="preserve"> PAGEREF _Toc239941810 \h </w:instrText>
+              <w:instrText xml:space="preserve"> PAGEREF _Toc240293486 \h </w:instrText>
             </w:r>
             <w:r>
               <w:rPr>
@@ -831,7 +831,7 @@
               <w:lang w:eastAsia="hu-HU"/>
             </w:rPr>
           </w:pPr>
-          <w:hyperlink w:anchor="_Toc239941811" w:history="1">
+          <w:hyperlink w:anchor="_Toc240293487" w:history="1">
             <w:r>
               <w:rPr>
                 <w:rStyle w:val="Hyperlink"/>
@@ -858,7 +858,7 @@
                 <w:noProof/>
                 <w:webHidden/>
               </w:rPr>
-              <w:instrText xml:space="preserve"> PAGEREF _Toc239941811 \h </w:instrText>
+              <w:instrText xml:space="preserve"> PAGEREF _Toc240293487 \h </w:instrText>
             </w:r>
             <w:r>
               <w:rPr>
@@ -901,7 +901,7 @@
               <w:lang w:eastAsia="hu-HU"/>
             </w:rPr>
           </w:pPr>
-          <w:hyperlink w:anchor="_Toc239941812" w:history="1">
+          <w:hyperlink w:anchor="_Toc240293488" w:history="1">
             <w:r>
               <w:rPr>
                 <w:rStyle w:val="Hyperlink"/>
@@ -928,7 +928,7 @@
                 <w:noProof/>
                 <w:webHidden/>
               </w:rPr>
-              <w:instrText xml:space="preserve"> PAGEREF _Toc239941812 \h </w:instrText>
+              <w:instrText xml:space="preserve"> PAGEREF _Toc240293488 \h </w:instrText>
             </w:r>
             <w:r>
               <w:rPr>
@@ -971,7 +971,7 @@
               <w:lang w:eastAsia="hu-HU"/>
             </w:rPr>
           </w:pPr>
-          <w:hyperlink w:anchor="_Toc239941813" w:history="1">
+          <w:hyperlink w:anchor="_Toc240293489" w:history="1">
             <w:r>
               <w:rPr>
                 <w:rStyle w:val="Hyperlink"/>
@@ -998,7 +998,7 @@
                 <w:noProof/>
                 <w:webHidden/>
               </w:rPr>
-              <w:instrText xml:space="preserve"> PAGEREF _Toc239941813 \h </w:instrText>
+              <w:instrText xml:space="preserve"> PAGEREF _Toc240293489 \h </w:instrText>
             </w:r>
             <w:r>
               <w:rPr>
@@ -1041,7 +1041,7 @@
               <w:lang w:eastAsia="hu-HU"/>
             </w:rPr>
           </w:pPr>
-          <w:hyperlink w:anchor="_Toc239941814" w:history="1">
+          <w:hyperlink w:anchor="_Toc240293490" w:history="1">
             <w:r>
               <w:rPr>
                 <w:rStyle w:val="Hyperlink"/>
@@ -1068,7 +1068,7 @@
                 <w:noProof/>
                 <w:webHidden/>
               </w:rPr>
-              <w:instrText xml:space="preserve"> PAGEREF _Toc239941814 \h </w:instrText>
+              <w:instrText xml:space="preserve"> PAGEREF _Toc240293490 \h </w:instrText>
             </w:r>
             <w:r>
               <w:rPr>
@@ -1111,7 +1111,7 @@
               <w:lang w:eastAsia="hu-HU"/>
             </w:rPr>
           </w:pPr>
-          <w:hyperlink w:anchor="_Toc239941815" w:history="1">
+          <w:hyperlink w:anchor="_Toc240293491" w:history="1">
             <w:r>
               <w:rPr>
                 <w:rStyle w:val="Hyperlink"/>
@@ -1138,7 +1138,7 @@
                 <w:noProof/>
                 <w:webHidden/>
               </w:rPr>
-              <w:instrText xml:space="preserve"> PAGEREF _Toc239941815 \h </w:instrText>
+              <w:instrText xml:space="preserve"> PAGEREF _Toc240293491 \h </w:instrText>
             </w:r>
             <w:r>
               <w:rPr>
@@ -1181,7 +1181,7 @@
               <w:lang w:eastAsia="hu-HU"/>
             </w:rPr>
           </w:pPr>
-          <w:hyperlink w:anchor="_Toc239941816" w:history="1">
+          <w:hyperlink w:anchor="_Toc240293492" w:history="1">
             <w:r>
               <w:rPr>
                 <w:rStyle w:val="Hyperlink"/>
@@ -1208,7 +1208,7 @@
                 <w:noProof/>
                 <w:webHidden/>
               </w:rPr>
-              <w:instrText xml:space="preserve"> PAGEREF _Toc239941816 \h </w:instrText>
+              <w:instrText xml:space="preserve"> PAGEREF _Toc240293492 \h </w:instrText>
             </w:r>
             <w:r>
               <w:rPr>
@@ -1251,7 +1251,7 @@
               <w:lang w:eastAsia="hu-HU"/>
             </w:rPr>
           </w:pPr>
-          <w:hyperlink w:anchor="_Toc239941817" w:history="1">
+          <w:hyperlink w:anchor="_Toc240293493" w:history="1">
             <w:r>
               <w:rPr>
                 <w:rStyle w:val="Hyperlink"/>
@@ -1278,7 +1278,7 @@
                 <w:noProof/>
                 <w:webHidden/>
               </w:rPr>
-              <w:instrText xml:space="preserve"> PAGEREF _Toc239941817 \h </w:instrText>
+              <w:instrText xml:space="preserve"> PAGEREF _Toc240293493 \h </w:instrText>
             </w:r>
             <w:r>
               <w:rPr>
@@ -1321,7 +1321,7 @@
               <w:lang w:eastAsia="hu-HU"/>
             </w:rPr>
           </w:pPr>
-          <w:hyperlink w:anchor="_Toc239941818" w:history="1">
+          <w:hyperlink w:anchor="_Toc240293494" w:history="1">
             <w:r>
               <w:rPr>
                 <w:rStyle w:val="Hyperlink"/>
@@ -1348,7 +1348,7 @@
                 <w:noProof/>
                 <w:webHidden/>
               </w:rPr>
-              <w:instrText xml:space="preserve"> PAGEREF _Toc239941818 \h </w:instrText>
+              <w:instrText xml:space="preserve"> PAGEREF _Toc240293494 \h </w:instrText>
             </w:r>
             <w:r>
               <w:rPr>
@@ -1391,7 +1391,7 @@
               <w:lang w:eastAsia="hu-HU"/>
             </w:rPr>
           </w:pPr>
-          <w:hyperlink w:anchor="_Toc239941819" w:history="1">
+          <w:hyperlink w:anchor="_Toc240293495" w:history="1">
             <w:r>
               <w:rPr>
                 <w:rStyle w:val="Hyperlink"/>
@@ -1418,7 +1418,7 @@
                 <w:noProof/>
                 <w:webHidden/>
               </w:rPr>
-              <w:instrText xml:space="preserve"> PAGEREF _Toc239941819 \h </w:instrText>
+              <w:instrText xml:space="preserve"> PAGEREF _Toc240293495 \h </w:instrText>
             </w:r>
             <w:r>
               <w:rPr>
@@ -1461,7 +1461,7 @@
               <w:lang w:eastAsia="hu-HU"/>
             </w:rPr>
           </w:pPr>
-          <w:hyperlink w:anchor="_Toc239941820" w:history="1">
+          <w:hyperlink w:anchor="_Toc240293496" w:history="1">
             <w:r>
               <w:rPr>
                 <w:rStyle w:val="Hyperlink"/>
@@ -1488,7 +1488,7 @@
                 <w:noProof/>
                 <w:webHidden/>
               </w:rPr>
-              <w:instrText xml:space="preserve"> PAGEREF _Toc239941820 \h </w:instrText>
+              <w:instrText xml:space="preserve"> PAGEREF _Toc240293496 \h </w:instrText>
             </w:r>
             <w:r>
               <w:rPr>
@@ -1531,7 +1531,7 @@
               <w:lang w:eastAsia="hu-HU"/>
             </w:rPr>
           </w:pPr>
-          <w:hyperlink w:anchor="_Toc239941821" w:history="1">
+          <w:hyperlink w:anchor="_Toc240293497" w:history="1">
             <w:r>
               <w:rPr>
                 <w:rStyle w:val="Hyperlink"/>
@@ -1558,7 +1558,7 @@
                 <w:noProof/>
                 <w:webHidden/>
               </w:rPr>
-              <w:instrText xml:space="preserve"> PAGEREF _Toc239941821 \h </w:instrText>
+              <w:instrText xml:space="preserve"> PAGEREF _Toc240293497 \h </w:instrText>
             </w:r>
             <w:r>
               <w:rPr>
@@ -1601,7 +1601,7 @@
               <w:lang w:eastAsia="hu-HU"/>
             </w:rPr>
           </w:pPr>
-          <w:hyperlink w:anchor="_Toc239941822" w:history="1">
+          <w:hyperlink w:anchor="_Toc240293498" w:history="1">
             <w:r>
               <w:rPr>
                 <w:rStyle w:val="Hyperlink"/>
@@ -1628,7 +1628,7 @@
                 <w:noProof/>
                 <w:webHidden/>
               </w:rPr>
-              <w:instrText xml:space="preserve"> PAGEREF _Toc239941822 \h </w:instrText>
+              <w:instrText xml:space="preserve"> PAGEREF _Toc240293498 \h </w:instrText>
             </w:r>
             <w:r>
               <w:rPr>
@@ -1671,7 +1671,7 @@
               <w:lang w:eastAsia="hu-HU"/>
             </w:rPr>
           </w:pPr>
-          <w:hyperlink w:anchor="_Toc239941823" w:history="1">
+          <w:hyperlink w:anchor="_Toc240293499" w:history="1">
             <w:r>
               <w:rPr>
                 <w:rStyle w:val="Hyperlink"/>
@@ -1698,7 +1698,7 @@
                 <w:noProof/>
                 <w:webHidden/>
               </w:rPr>
-              <w:instrText xml:space="preserve"> PAGEREF _Toc239941823 \h </w:instrText>
+              <w:instrText xml:space="preserve"> PAGEREF _Toc240293499 \h </w:instrText>
             </w:r>
             <w:r>
               <w:rPr>
@@ -1741,7 +1741,7 @@
               <w:lang w:eastAsia="hu-HU"/>
             </w:rPr>
           </w:pPr>
-          <w:hyperlink w:anchor="_Toc239941824" w:history="1">
+          <w:hyperlink w:anchor="_Toc240293500" w:history="1">
             <w:r>
               <w:rPr>
                 <w:rStyle w:val="Hyperlink"/>
@@ -1768,7 +1768,7 @@
                 <w:noProof/>
                 <w:webHidden/>
               </w:rPr>
-              <w:instrText xml:space="preserve"> PAGEREF _Toc239941824 \h </w:instrText>
+              <w:instrText xml:space="preserve"> PAGEREF _Toc240293500 \h </w:instrText>
             </w:r>
             <w:r>
               <w:rPr>
@@ -1811,7 +1811,7 @@
               <w:lang w:eastAsia="hu-HU"/>
             </w:rPr>
           </w:pPr>
-          <w:hyperlink w:anchor="_Toc239941825" w:history="1">
+          <w:hyperlink w:anchor="_Toc240293501" w:history="1">
             <w:r>
               <w:rPr>
                 <w:rStyle w:val="Hyperlink"/>
@@ -1838,7 +1838,7 @@
                 <w:noProof/>
                 <w:webHidden/>
               </w:rPr>
-              <w:instrText xml:space="preserve"> PAGEREF _Toc239941825 \h </w:instrText>
+              <w:instrText xml:space="preserve"> PAGEREF _Toc240293501 \h </w:instrText>
             </w:r>
             <w:r>
               <w:rPr>
@@ -1881,7 +1881,7 @@
               <w:lang w:eastAsia="hu-HU"/>
             </w:rPr>
           </w:pPr>
-          <w:hyperlink w:anchor="_Toc239941826" w:history="1">
+          <w:hyperlink w:anchor="_Toc240293502" w:history="1">
             <w:r>
               <w:rPr>
                 <w:rStyle w:val="Hyperlink"/>
@@ -1908,7 +1908,7 @@
                 <w:noProof/>
                 <w:webHidden/>
               </w:rPr>
-              <w:instrText xml:space="preserve"> PAGEREF _Toc239941826 \h </w:instrText>
+              <w:instrText xml:space="preserve"> PAGEREF _Toc240293502 \h </w:instrText>
             </w:r>
             <w:r>
               <w:rPr>
@@ -1951,7 +1951,7 @@
               <w:lang w:eastAsia="hu-HU"/>
             </w:rPr>
           </w:pPr>
-          <w:hyperlink w:anchor="_Toc239941827" w:history="1">
+          <w:hyperlink w:anchor="_Toc240293503" w:history="1">
             <w:r>
               <w:rPr>
                 <w:rStyle w:val="Hyperlink"/>
@@ -1978,7 +1978,7 @@
                 <w:noProof/>
                 <w:webHidden/>
               </w:rPr>
-              <w:instrText xml:space="preserve"> PAGEREF _Toc239941827 \h </w:instrText>
+              <w:instrText xml:space="preserve"> PAGEREF _Toc240293503 \h </w:instrText>
             </w:r>
             <w:r>
               <w:rPr>
@@ -2021,7 +2021,7 @@
               <w:lang w:eastAsia="hu-HU"/>
             </w:rPr>
           </w:pPr>
-          <w:hyperlink w:anchor="_Toc239941828" w:history="1">
+          <w:hyperlink w:anchor="_Toc240293504" w:history="1">
             <w:r>
               <w:rPr>
                 <w:rStyle w:val="Hyperlink"/>
@@ -2048,7 +2048,7 @@
                 <w:noProof/>
                 <w:webHidden/>
               </w:rPr>
-              <w:instrText xml:space="preserve"> PAGEREF _Toc239941828 \h </w:instrText>
+              <w:instrText xml:space="preserve"> PAGEREF _Toc240293504 \h </w:instrText>
             </w:r>
             <w:r>
               <w:rPr>
@@ -2091,7 +2091,7 @@
               <w:lang w:eastAsia="hu-HU"/>
             </w:rPr>
           </w:pPr>
-          <w:hyperlink w:anchor="_Toc239941829" w:history="1">
+          <w:hyperlink w:anchor="_Toc240293505" w:history="1">
             <w:r>
               <w:rPr>
                 <w:rStyle w:val="Hyperlink"/>
@@ -2118,7 +2118,7 @@
                 <w:noProof/>
                 <w:webHidden/>
               </w:rPr>
-              <w:instrText xml:space="preserve"> PAGEREF _Toc239941829 \h </w:instrText>
+              <w:instrText xml:space="preserve"> PAGEREF _Toc240293505 \h </w:instrText>
             </w:r>
             <w:r>
               <w:rPr>
@@ -2161,7 +2161,7 @@
               <w:lang w:eastAsia="hu-HU"/>
             </w:rPr>
           </w:pPr>
-          <w:hyperlink w:anchor="_Toc239941830" w:history="1">
+          <w:hyperlink w:anchor="_Toc240293506" w:history="1">
             <w:r>
               <w:rPr>
                 <w:rStyle w:val="Hyperlink"/>
@@ -2188,7 +2188,7 @@
                 <w:noProof/>
                 <w:webHidden/>
               </w:rPr>
-              <w:instrText xml:space="preserve"> PAGEREF _Toc239941830 \h </w:instrText>
+              <w:instrText xml:space="preserve"> PAGEREF _Toc240293506 \h </w:instrText>
             </w:r>
             <w:r>
               <w:rPr>
@@ -2231,7 +2231,7 @@
               <w:lang w:eastAsia="hu-HU"/>
             </w:rPr>
           </w:pPr>
-          <w:hyperlink w:anchor="_Toc239941831" w:history="1">
+          <w:hyperlink w:anchor="_Toc240293507" w:history="1">
             <w:r>
               <w:rPr>
                 <w:rStyle w:val="Hyperlink"/>
@@ -2258,7 +2258,7 @@
                 <w:noProof/>
                 <w:webHidden/>
               </w:rPr>
-              <w:instrText xml:space="preserve"> PAGEREF _Toc239941831 \h </w:instrText>
+              <w:instrText xml:space="preserve"> PAGEREF _Toc240293507 \h </w:instrText>
             </w:r>
             <w:r>
               <w:rPr>
@@ -2301,7 +2301,7 @@
               <w:lang w:eastAsia="hu-HU"/>
             </w:rPr>
           </w:pPr>
-          <w:hyperlink w:anchor="_Toc239941832" w:history="1">
+          <w:hyperlink w:anchor="_Toc240293508" w:history="1">
             <w:r>
               <w:rPr>
                 <w:rStyle w:val="Hyperlink"/>
@@ -2328,7 +2328,7 @@
                 <w:noProof/>
                 <w:webHidden/>
               </w:rPr>
-              <w:instrText xml:space="preserve"> PAGEREF _Toc239941832 \h </w:instrText>
+              <w:instrText xml:space="preserve"> PAGEREF _Toc240293508 \h </w:instrText>
             </w:r>
             <w:r>
               <w:rPr>
@@ -2371,7 +2371,7 @@
               <w:lang w:eastAsia="hu-HU"/>
             </w:rPr>
           </w:pPr>
-          <w:hyperlink w:anchor="_Toc239941833" w:history="1">
+          <w:hyperlink w:anchor="_Toc240293509" w:history="1">
             <w:r>
               <w:rPr>
                 <w:rStyle w:val="Hyperlink"/>
@@ -2398,7 +2398,7 @@
                 <w:noProof/>
                 <w:webHidden/>
               </w:rPr>
-              <w:instrText xml:space="preserve"> PAGEREF _Toc239941833 \h </w:instrText>
+              <w:instrText xml:space="preserve"> PAGEREF _Toc240293509 \h </w:instrText>
             </w:r>
             <w:r>
               <w:rPr>
@@ -2441,7 +2441,7 @@
               <w:lang w:eastAsia="hu-HU"/>
             </w:rPr>
           </w:pPr>
-          <w:hyperlink w:anchor="_Toc239941834" w:history="1">
+          <w:hyperlink w:anchor="_Toc240293510" w:history="1">
             <w:r>
               <w:rPr>
                 <w:rStyle w:val="Hyperlink"/>
@@ -2468,7 +2468,7 @@
                 <w:noProof/>
                 <w:webHidden/>
               </w:rPr>
-              <w:instrText xml:space="preserve"> PAGEREF _Toc239941834 \h </w:instrText>
+              <w:instrText xml:space="preserve"> PAGEREF _Toc240293510 \h </w:instrText>
             </w:r>
             <w:r>
               <w:rPr>
@@ -2511,7 +2511,7 @@
               <w:lang w:eastAsia="hu-HU"/>
             </w:rPr>
           </w:pPr>
-          <w:hyperlink w:anchor="_Toc239941835" w:history="1">
+          <w:hyperlink w:anchor="_Toc240293511" w:history="1">
             <w:r>
               <w:rPr>
                 <w:rStyle w:val="Hyperlink"/>
@@ -2538,7 +2538,7 @@
                 <w:noProof/>
                 <w:webHidden/>
               </w:rPr>
-              <w:instrText xml:space="preserve"> PAGEREF _Toc239941835 \h </w:instrText>
+              <w:instrText xml:space="preserve"> PAGEREF _Toc240293511 \h </w:instrText>
             </w:r>
             <w:r>
               <w:rPr>
@@ -2581,7 +2581,7 @@
               <w:lang w:eastAsia="hu-HU"/>
             </w:rPr>
           </w:pPr>
-          <w:hyperlink w:anchor="_Toc239941836" w:history="1">
+          <w:hyperlink w:anchor="_Toc240293512" w:history="1">
             <w:r>
               <w:rPr>
                 <w:rStyle w:val="Hyperlink"/>
@@ -2608,7 +2608,7 @@
                 <w:noProof/>
                 <w:webHidden/>
               </w:rPr>
-              <w:instrText xml:space="preserve"> PAGEREF _Toc239941836 \h </w:instrText>
+              <w:instrText xml:space="preserve"> PAGEREF _Toc240293512 \h </w:instrText>
             </w:r>
             <w:r>
               <w:rPr>
@@ -2651,7 +2651,7 @@
               <w:lang w:eastAsia="hu-HU"/>
             </w:rPr>
           </w:pPr>
-          <w:hyperlink w:anchor="_Toc239941837" w:history="1">
+          <w:hyperlink w:anchor="_Toc240293513" w:history="1">
             <w:r>
               <w:rPr>
                 <w:rStyle w:val="Hyperlink"/>
@@ -2678,7 +2678,7 @@
                 <w:noProof/>
                 <w:webHidden/>
               </w:rPr>
-              <w:instrText xml:space="preserve"> PAGEREF _Toc239941837 \h </w:instrText>
+              <w:instrText xml:space="preserve"> PAGEREF _Toc240293513 \h </w:instrText>
             </w:r>
             <w:r>
               <w:rPr>
@@ -2721,7 +2721,7 @@
               <w:lang w:eastAsia="hu-HU"/>
             </w:rPr>
           </w:pPr>
-          <w:hyperlink w:anchor="_Toc239941838" w:history="1">
+          <w:hyperlink w:anchor="_Toc240293514" w:history="1">
             <w:r>
               <w:rPr>
                 <w:rStyle w:val="Hyperlink"/>
@@ -2748,7 +2748,7 @@
                 <w:noProof/>
                 <w:webHidden/>
               </w:rPr>
-              <w:instrText xml:space="preserve"> PAGEREF _Toc239941838 \h </w:instrText>
+              <w:instrText xml:space="preserve"> PAGEREF _Toc240293514 \h </w:instrText>
             </w:r>
             <w:r>
               <w:rPr>
@@ -2791,7 +2791,7 @@
               <w:lang w:eastAsia="hu-HU"/>
             </w:rPr>
           </w:pPr>
-          <w:hyperlink w:anchor="_Toc239941839" w:history="1">
+          <w:hyperlink w:anchor="_Toc240293515" w:history="1">
             <w:r>
               <w:rPr>
                 <w:rStyle w:val="Hyperlink"/>
@@ -2818,7 +2818,7 @@
                 <w:noProof/>
                 <w:webHidden/>
               </w:rPr>
-              <w:instrText xml:space="preserve"> PAGEREF _Toc239941839 \h </w:instrText>
+              <w:instrText xml:space="preserve"> PAGEREF _Toc240293515 \h </w:instrText>
             </w:r>
             <w:r>
               <w:rPr>
@@ -2861,7 +2861,7 @@
               <w:lang w:eastAsia="hu-HU"/>
             </w:rPr>
           </w:pPr>
-          <w:hyperlink w:anchor="_Toc239941840" w:history="1">
+          <w:hyperlink w:anchor="_Toc240293516" w:history="1">
             <w:r>
               <w:rPr>
                 <w:rStyle w:val="Hyperlink"/>
@@ -2888,7 +2888,7 @@
                 <w:noProof/>
                 <w:webHidden/>
               </w:rPr>
-              <w:instrText xml:space="preserve"> PAGEREF _Toc239941840 \h </w:instrText>
+              <w:instrText xml:space="preserve"> PAGEREF _Toc240293516 \h </w:instrText>
             </w:r>
             <w:r>
               <w:rPr>
@@ -2931,7 +2931,7 @@
               <w:lang w:eastAsia="hu-HU"/>
             </w:rPr>
           </w:pPr>
-          <w:hyperlink w:anchor="_Toc239941841" w:history="1">
+          <w:hyperlink w:anchor="_Toc240293517" w:history="1">
             <w:r>
               <w:rPr>
                 <w:rStyle w:val="Hyperlink"/>
@@ -2958,7 +2958,7 @@
                 <w:noProof/>
                 <w:webHidden/>
               </w:rPr>
-              <w:instrText xml:space="preserve"> PAGEREF _Toc239941841 \h </w:instrText>
+              <w:instrText xml:space="preserve"> PAGEREF _Toc240293517 \h </w:instrText>
             </w:r>
             <w:r>
               <w:rPr>
@@ -3001,7 +3001,7 @@
               <w:lang w:eastAsia="hu-HU"/>
             </w:rPr>
           </w:pPr>
-          <w:hyperlink w:anchor="_Toc239941842" w:history="1">
+          <w:hyperlink w:anchor="_Toc240293518" w:history="1">
             <w:r>
               <w:rPr>
                 <w:rStyle w:val="Hyperlink"/>
@@ -3028,7 +3028,7 @@
                 <w:noProof/>
                 <w:webHidden/>
               </w:rPr>
-              <w:instrText xml:space="preserve"> PAGEREF _Toc239941842 \h </w:instrText>
+              <w:instrText xml:space="preserve"> PAGEREF _Toc240293518 \h </w:instrText>
             </w:r>
             <w:r>
               <w:rPr>
@@ -3071,7 +3071,7 @@
               <w:lang w:eastAsia="hu-HU"/>
             </w:rPr>
           </w:pPr>
-          <w:hyperlink w:anchor="_Toc239941843" w:history="1">
+          <w:hyperlink w:anchor="_Toc240293519" w:history="1">
             <w:r>
               <w:rPr>
                 <w:rStyle w:val="Hyperlink"/>
@@ -3098,7 +3098,7 @@
                 <w:noProof/>
                 <w:webHidden/>
               </w:rPr>
-              <w:instrText xml:space="preserve"> PAGEREF _Toc239941843 \h </w:instrText>
+              <w:instrText xml:space="preserve"> PAGEREF _Toc240293519 \h </w:instrText>
             </w:r>
             <w:r>
               <w:rPr>
@@ -3141,7 +3141,7 @@
               <w:lang w:eastAsia="hu-HU"/>
             </w:rPr>
           </w:pPr>
-          <w:hyperlink w:anchor="_Toc239941844" w:history="1">
+          <w:hyperlink w:anchor="_Toc240293520" w:history="1">
             <w:r>
               <w:rPr>
                 <w:rStyle w:val="Hyperlink"/>
@@ -3168,7 +3168,7 @@
                 <w:noProof/>
                 <w:webHidden/>
               </w:rPr>
-              <w:instrText xml:space="preserve"> PAGEREF _Toc239941844 \h </w:instrText>
+              <w:instrText xml:space="preserve"> PAGEREF _Toc240293520 \h </w:instrText>
             </w:r>
             <w:r>
               <w:rPr>
@@ -3211,7 +3211,7 @@
               <w:lang w:eastAsia="hu-HU"/>
             </w:rPr>
           </w:pPr>
-          <w:hyperlink w:anchor="_Toc239941845" w:history="1">
+          <w:hyperlink w:anchor="_Toc240293521" w:history="1">
             <w:r>
               <w:rPr>
                 <w:rStyle w:val="Hyperlink"/>
@@ -3238,7 +3238,7 @@
                 <w:noProof/>
                 <w:webHidden/>
               </w:rPr>
-              <w:instrText xml:space="preserve"> PAGEREF _Toc239941845 \h </w:instrText>
+              <w:instrText xml:space="preserve"> PAGEREF _Toc240293521 \h </w:instrText>
             </w:r>
             <w:r>
               <w:rPr>
@@ -3281,7 +3281,7 @@
               <w:lang w:eastAsia="hu-HU"/>
             </w:rPr>
           </w:pPr>
-          <w:hyperlink w:anchor="_Toc239941846" w:history="1">
+          <w:hyperlink w:anchor="_Toc240293522" w:history="1">
             <w:r>
               <w:rPr>
                 <w:rStyle w:val="Hyperlink"/>
@@ -3308,7 +3308,7 @@
                 <w:noProof/>
                 <w:webHidden/>
               </w:rPr>
-              <w:instrText xml:space="preserve"> PAGEREF _Toc239941846 \h </w:instrText>
+              <w:instrText xml:space="preserve"> PAGEREF _Toc240293522 \h </w:instrText>
             </w:r>
             <w:r>
               <w:rPr>
@@ -3351,7 +3351,7 @@
               <w:lang w:eastAsia="hu-HU"/>
             </w:rPr>
           </w:pPr>
-          <w:hyperlink w:anchor="_Toc239941847" w:history="1">
+          <w:hyperlink w:anchor="_Toc240293523" w:history="1">
             <w:r>
               <w:rPr>
                 <w:rStyle w:val="Hyperlink"/>
@@ -3378,7 +3378,7 @@
                 <w:noProof/>
                 <w:webHidden/>
               </w:rPr>
-              <w:instrText xml:space="preserve"> PAGEREF _Toc239941847 \h </w:instrText>
+              <w:instrText xml:space="preserve"> PAGEREF _Toc240293523 \h </w:instrText>
             </w:r>
             <w:r>
               <w:rPr>
@@ -3421,7 +3421,7 @@
               <w:lang w:eastAsia="hu-HU"/>
             </w:rPr>
           </w:pPr>
-          <w:hyperlink w:anchor="_Toc239941848" w:history="1">
+          <w:hyperlink w:anchor="_Toc240293524" w:history="1">
             <w:r>
               <w:rPr>
                 <w:rStyle w:val="Hyperlink"/>
@@ -3448,7 +3448,7 @@
                 <w:noProof/>
                 <w:webHidden/>
               </w:rPr>
-              <w:instrText xml:space="preserve"> PAGEREF _Toc239941848 \h </w:instrText>
+              <w:instrText xml:space="preserve"> PAGEREF _Toc240293524 \h </w:instrText>
             </w:r>
             <w:r>
               <w:rPr>
@@ -3491,7 +3491,7 @@
               <w:lang w:eastAsia="hu-HU"/>
             </w:rPr>
           </w:pPr>
-          <w:hyperlink w:anchor="_Toc239941849" w:history="1">
+          <w:hyperlink w:anchor="_Toc240293525" w:history="1">
             <w:r>
               <w:rPr>
                 <w:rStyle w:val="Hyperlink"/>
@@ -3518,7 +3518,217 @@
                 <w:noProof/>
                 <w:webHidden/>
               </w:rPr>
-              <w:instrText xml:space="preserve"> PAGEREF _Toc239941849 \h </w:instrText>
+              <w:instrText xml:space="preserve"> PAGEREF _Toc240293525 \h </w:instrText>
+            </w:r>
+            <w:r>
+              <w:rPr>
+                <w:noProof/>
+                <w:webHidden/>
+              </w:rPr>
+            </w:r>
+            <w:r>
+              <w:rPr>
+                <w:noProof/>
+                <w:webHidden/>
+              </w:rPr>
+              <w:fldChar w:fldCharType="separate"/>
+            </w:r>
+            <w:r>
+              <w:rPr>
+                <w:noProof/>
+                <w:webHidden/>
+              </w:rPr>
+              <w:t>19</w:t>
+            </w:r>
+            <w:r>
+              <w:rPr>
+                <w:noProof/>
+                <w:webHidden/>
+              </w:rPr>
+              <w:fldChar w:fldCharType="end"/>
+            </w:r>
+          </w:hyperlink>
+        </w:p>
+        <w:p>
+          <w:pPr>
+            <w:pStyle w:val="TOC3"/>
+            <w:tabs>
+              <w:tab w:val="right" w:leader="dot" w:pos="8777"/>
+            </w:tabs>
+            <w:rPr>
+              <w:rFonts w:eastAsiaTheme="minorEastAsia"/>
+              <w:noProof/>
+              <w:lang w:eastAsia="hu-HU"/>
+            </w:rPr>
+          </w:pPr>
+          <w:hyperlink w:anchor="_Toc240293526" w:history="1">
+            <w:r>
+              <w:rPr>
+                <w:rStyle w:val="Hyperlink"/>
+                <w:noProof/>
+              </w:rPr>
+              <w:t>4.3.11. Beállítások</w:t>
+            </w:r>
+            <w:r>
+              <w:rPr>
+                <w:noProof/>
+                <w:webHidden/>
+              </w:rPr>
+              <w:tab/>
+            </w:r>
+            <w:r>
+              <w:rPr>
+                <w:noProof/>
+                <w:webHidden/>
+              </w:rPr>
+              <w:fldChar w:fldCharType="begin"/>
+            </w:r>
+            <w:r>
+              <w:rPr>
+                <w:noProof/>
+                <w:webHidden/>
+              </w:rPr>
+              <w:instrText xml:space="preserve"> PAGEREF _Toc240293526 \h </w:instrText>
+            </w:r>
+            <w:r>
+              <w:rPr>
+                <w:noProof/>
+                <w:webHidden/>
+              </w:rPr>
+            </w:r>
+            <w:r>
+              <w:rPr>
+                <w:noProof/>
+                <w:webHidden/>
+              </w:rPr>
+              <w:fldChar w:fldCharType="separate"/>
+            </w:r>
+            <w:r>
+              <w:rPr>
+                <w:noProof/>
+                <w:webHidden/>
+              </w:rPr>
+              <w:t>19</w:t>
+            </w:r>
+            <w:r>
+              <w:rPr>
+                <w:noProof/>
+                <w:webHidden/>
+              </w:rPr>
+              <w:fldChar w:fldCharType="end"/>
+            </w:r>
+          </w:hyperlink>
+        </w:p>
+        <w:p>
+          <w:pPr>
+            <w:pStyle w:val="TOC3"/>
+            <w:tabs>
+              <w:tab w:val="right" w:leader="dot" w:pos="8777"/>
+            </w:tabs>
+            <w:rPr>
+              <w:rFonts w:eastAsiaTheme="minorEastAsia"/>
+              <w:noProof/>
+              <w:lang w:eastAsia="hu-HU"/>
+            </w:rPr>
+          </w:pPr>
+          <w:hyperlink w:anchor="_Toc240293527" w:history="1">
+            <w:r>
+              <w:rPr>
+                <w:rStyle w:val="Hyperlink"/>
+                <w:noProof/>
+              </w:rPr>
+              <w:t>4.3.12. Profil kezelése</w:t>
+            </w:r>
+            <w:r>
+              <w:rPr>
+                <w:noProof/>
+                <w:webHidden/>
+              </w:rPr>
+              <w:tab/>
+            </w:r>
+            <w:r>
+              <w:rPr>
+                <w:noProof/>
+                <w:webHidden/>
+              </w:rPr>
+              <w:fldChar w:fldCharType="begin"/>
+            </w:r>
+            <w:r>
+              <w:rPr>
+                <w:noProof/>
+                <w:webHidden/>
+              </w:rPr>
+              <w:instrText xml:space="preserve"> PAGEREF _Toc240293527 \h </w:instrText>
+            </w:r>
+            <w:r>
+              <w:rPr>
+                <w:noProof/>
+                <w:webHidden/>
+              </w:rPr>
+            </w:r>
+            <w:r>
+              <w:rPr>
+                <w:noProof/>
+                <w:webHidden/>
+              </w:rPr>
+              <w:fldChar w:fldCharType="separate"/>
+            </w:r>
+            <w:r>
+              <w:rPr>
+                <w:noProof/>
+                <w:webHidden/>
+              </w:rPr>
+              <w:t>19</w:t>
+            </w:r>
+            <w:r>
+              <w:rPr>
+                <w:noProof/>
+                <w:webHidden/>
+              </w:rPr>
+              <w:fldChar w:fldCharType="end"/>
+            </w:r>
+          </w:hyperlink>
+        </w:p>
+        <w:p>
+          <w:pPr>
+            <w:pStyle w:val="TOC3"/>
+            <w:tabs>
+              <w:tab w:val="right" w:leader="dot" w:pos="8777"/>
+            </w:tabs>
+            <w:rPr>
+              <w:rFonts w:eastAsiaTheme="minorEastAsia"/>
+              <w:noProof/>
+              <w:lang w:eastAsia="hu-HU"/>
+            </w:rPr>
+          </w:pPr>
+          <w:hyperlink w:anchor="_Toc240293528" w:history="1">
+            <w:r>
+              <w:rPr>
+                <w:rStyle w:val="Hyperlink"/>
+                <w:noProof/>
+              </w:rPr>
+              <w:t>4.3.13. Légitársaságok útvonaladatainak frissítése</w:t>
+            </w:r>
+            <w:r>
+              <w:rPr>
+                <w:noProof/>
+                <w:webHidden/>
+              </w:rPr>
+              <w:tab/>
+            </w:r>
+            <w:r>
+              <w:rPr>
+                <w:noProof/>
+                <w:webHidden/>
+              </w:rPr>
+              <w:fldChar w:fldCharType="begin"/>
+            </w:r>
+            <w:r>
+              <w:rPr>
+                <w:noProof/>
+                <w:webHidden/>
+              </w:rPr>
+              <w:instrText xml:space="preserve"> PAGEREF _Toc240293528 \h </w:instrText>
             </w:r>
             <w:r>
               <w:rPr>
@@ -3561,7 +3771,7 @@
               <w:lang w:eastAsia="hu-HU"/>
             </w:rPr>
           </w:pPr>
-          <w:hyperlink w:anchor="_Toc239941850" w:history="1">
+          <w:hyperlink w:anchor="_Toc240293529" w:history="1">
             <w:r>
               <w:rPr>
                 <w:rStyle w:val="Hyperlink"/>
@@ -3588,7 +3798,7 @@
                 <w:noProof/>
                 <w:webHidden/>
               </w:rPr>
-              <w:instrText xml:space="preserve"> PAGEREF _Toc239941850 \h </w:instrText>
+              <w:instrText xml:space="preserve"> PAGEREF _Toc240293529 \h </w:instrText>
             </w:r>
             <w:r>
               <w:rPr>
@@ -3608,7 +3818,7 @@
                 <w:noProof/>
                 <w:webHidden/>
               </w:rPr>
-              <w:t>19</w:t>
+              <w:t>20</w:t>
             </w:r>
             <w:r>
               <w:rPr>
@@ -3631,7 +3841,7 @@
               <w:lang w:eastAsia="hu-HU"/>
             </w:rPr>
           </w:pPr>
-          <w:hyperlink w:anchor="_Toc239941851" w:history="1">
+          <w:hyperlink w:anchor="_Toc240293530" w:history="1">
             <w:r>
               <w:rPr>
                 <w:rStyle w:val="Hyperlink"/>
@@ -3658,7 +3868,7 @@
                 <w:noProof/>
                 <w:webHidden/>
               </w:rPr>
-              <w:instrText xml:space="preserve"> PAGEREF _Toc239941851 \h </w:instrText>
+              <w:instrText xml:space="preserve"> PAGEREF _Toc240293530 \h </w:instrText>
             </w:r>
             <w:r>
               <w:rPr>
@@ -3678,7 +3888,7 @@
                 <w:noProof/>
                 <w:webHidden/>
               </w:rPr>
-              <w:t>23</w:t>
+              <w:t>24</w:t>
             </w:r>
             <w:r>
               <w:rPr>
@@ -3701,7 +3911,7 @@
               <w:lang w:eastAsia="hu-HU"/>
             </w:rPr>
           </w:pPr>
-          <w:hyperlink w:anchor="_Toc239941852" w:history="1">
+          <w:hyperlink w:anchor="_Toc240293531" w:history="1">
             <w:r>
               <w:rPr>
                 <w:rStyle w:val="Hyperlink"/>
@@ -3728,7 +3938,7 @@
                 <w:noProof/>
                 <w:webHidden/>
               </w:rPr>
-              <w:instrText xml:space="preserve"> PAGEREF _Toc239941852 \h </w:instrText>
+              <w:instrText xml:space="preserve"> PAGEREF _Toc240293531 \h </w:instrText>
             </w:r>
             <w:r>
               <w:rPr>
@@ -3748,7 +3958,7 @@
                 <w:noProof/>
                 <w:webHidden/>
               </w:rPr>
-              <w:t>23</w:t>
+              <w:t>24</w:t>
             </w:r>
             <w:r>
               <w:rPr>
@@ -3771,7 +3981,7 @@
               <w:lang w:eastAsia="hu-HU"/>
             </w:rPr>
           </w:pPr>
-          <w:hyperlink w:anchor="_Toc239941853" w:history="1">
+          <w:hyperlink w:anchor="_Toc240293532" w:history="1">
             <w:r>
               <w:rPr>
                 <w:rStyle w:val="Hyperlink"/>
@@ -3798,7 +4008,7 @@
                 <w:noProof/>
                 <w:webHidden/>
               </w:rPr>
-              <w:instrText xml:space="preserve"> PAGEREF _Toc239941853 \h </w:instrText>
+              <w:instrText xml:space="preserve"> PAGEREF _Toc240293532 \h </w:instrText>
             </w:r>
             <w:r>
               <w:rPr>
@@ -3818,7 +4028,7 @@
                 <w:noProof/>
                 <w:webHidden/>
               </w:rPr>
-              <w:t>23</w:t>
+              <w:t>24</w:t>
             </w:r>
             <w:r>
               <w:rPr>
@@ -3841,7 +4051,7 @@
               <w:lang w:eastAsia="hu-HU"/>
             </w:rPr>
           </w:pPr>
-          <w:hyperlink w:anchor="_Toc239941854" w:history="1">
+          <w:hyperlink w:anchor="_Toc240293533" w:history="1">
             <w:r>
               <w:rPr>
                 <w:rStyle w:val="Hyperlink"/>
@@ -3868,7 +4078,7 @@
                 <w:noProof/>
                 <w:webHidden/>
               </w:rPr>
-              <w:instrText xml:space="preserve"> PAGEREF _Toc239941854 \h </w:instrText>
+              <w:instrText xml:space="preserve"> PAGEREF _Toc240293533 \h </w:instrText>
             </w:r>
             <w:r>
               <w:rPr>
@@ -3888,7 +4098,7 @@
                 <w:noProof/>
                 <w:webHidden/>
               </w:rPr>
-              <w:t>23</w:t>
+              <w:t>24</w:t>
             </w:r>
             <w:r>
               <w:rPr>
@@ -3911,7 +4121,7 @@
               <w:lang w:eastAsia="hu-HU"/>
             </w:rPr>
           </w:pPr>
-          <w:hyperlink w:anchor="_Toc239941855" w:history="1">
+          <w:hyperlink w:anchor="_Toc240293534" w:history="1">
             <w:r>
               <w:rPr>
                 <w:rStyle w:val="Hyperlink"/>
@@ -3938,7 +4148,7 @@
                 <w:noProof/>
                 <w:webHidden/>
               </w:rPr>
-              <w:instrText xml:space="preserve"> PAGEREF _Toc239941855 \h </w:instrText>
+              <w:instrText xml:space="preserve"> PAGEREF _Toc240293534 \h </w:instrText>
             </w:r>
             <w:r>
               <w:rPr>
@@ -3958,7 +4168,7 @@
                 <w:noProof/>
                 <w:webHidden/>
               </w:rPr>
-              <w:t>24</w:t>
+              <w:t>25</w:t>
             </w:r>
             <w:r>
               <w:rPr>
@@ -3981,7 +4191,7 @@
               <w:lang w:eastAsia="hu-HU"/>
             </w:rPr>
           </w:pPr>
-          <w:hyperlink w:anchor="_Toc239941856" w:history="1">
+          <w:hyperlink w:anchor="_Toc240293535" w:history="1">
             <w:r>
               <w:rPr>
                 <w:rStyle w:val="Hyperlink"/>
@@ -4008,7 +4218,7 @@
                 <w:noProof/>
                 <w:webHidden/>
               </w:rPr>
-              <w:instrText xml:space="preserve"> PAGEREF _Toc239941856 \h </w:instrText>
+              <w:instrText xml:space="preserve"> PAGEREF _Toc240293535 \h </w:instrText>
             </w:r>
             <w:r>
               <w:rPr>
@@ -4028,7 +4238,7 @@
                 <w:noProof/>
                 <w:webHidden/>
               </w:rPr>
-              <w:t>24</w:t>
+              <w:t>25</w:t>
             </w:r>
             <w:r>
               <w:rPr>
@@ -4051,7 +4261,7 @@
               <w:lang w:eastAsia="hu-HU"/>
             </w:rPr>
           </w:pPr>
-          <w:hyperlink w:anchor="_Toc239941857" w:history="1">
+          <w:hyperlink w:anchor="_Toc240293536" w:history="1">
             <w:r>
               <w:rPr>
                 <w:rStyle w:val="Hyperlink"/>
@@ -4078,7 +4288,7 @@
                 <w:noProof/>
                 <w:webHidden/>
               </w:rPr>
-              <w:instrText xml:space="preserve"> PAGEREF _Toc239941857 \h </w:instrText>
+              <w:instrText xml:space="preserve"> PAGEREF _Toc240293536 \h </w:instrText>
             </w:r>
             <w:r>
               <w:rPr>
@@ -4098,7 +4308,7 @@
                 <w:noProof/>
                 <w:webHidden/>
               </w:rPr>
-              <w:t>25</w:t>
+              <w:t>26</w:t>
             </w:r>
             <w:r>
               <w:rPr>
@@ -4121,7 +4331,7 @@
               <w:lang w:eastAsia="hu-HU"/>
             </w:rPr>
           </w:pPr>
-          <w:hyperlink w:anchor="_Toc239941858" w:history="1">
+          <w:hyperlink w:anchor="_Toc240293537" w:history="1">
             <w:r>
               <w:rPr>
                 <w:rStyle w:val="Hyperlink"/>
@@ -4148,7 +4358,7 @@
                 <w:noProof/>
                 <w:webHidden/>
               </w:rPr>
-              <w:instrText xml:space="preserve"> PAGEREF _Toc239941858 \h </w:instrText>
+              <w:instrText xml:space="preserve"> PAGEREF _Toc240293537 \h </w:instrText>
             </w:r>
             <w:r>
               <w:rPr>
@@ -4168,7 +4378,7 @@
                 <w:noProof/>
                 <w:webHidden/>
               </w:rPr>
-              <w:t>26</w:t>
+              <w:t>27</w:t>
             </w:r>
             <w:r>
               <w:rPr>
@@ -4191,7 +4401,7 @@
               <w:lang w:eastAsia="hu-HU"/>
             </w:rPr>
           </w:pPr>
-          <w:hyperlink w:anchor="_Toc239941859" w:history="1">
+          <w:hyperlink w:anchor="_Toc240293538" w:history="1">
             <w:r>
               <w:rPr>
                 <w:rStyle w:val="Hyperlink"/>
@@ -4218,7 +4428,7 @@
                 <w:noProof/>
                 <w:webHidden/>
               </w:rPr>
-              <w:instrText xml:space="preserve"> PAGEREF _Toc239941859 \h </w:instrText>
+              <w:instrText xml:space="preserve"> PAGEREF _Toc240293538 \h </w:instrText>
             </w:r>
             <w:r>
               <w:rPr>
@@ -4238,7 +4448,7 @@
                 <w:noProof/>
                 <w:webHidden/>
               </w:rPr>
-              <w:t>28</w:t>
+              <w:t>29</w:t>
             </w:r>
             <w:r>
               <w:rPr>
@@ -4261,7 +4471,7 @@
               <w:lang w:eastAsia="hu-HU"/>
             </w:rPr>
           </w:pPr>
-          <w:hyperlink w:anchor="_Toc239941860" w:history="1">
+          <w:hyperlink w:anchor="_Toc240293539" w:history="1">
             <w:r>
               <w:rPr>
                 <w:rStyle w:val="Hyperlink"/>
@@ -4288,7 +4498,7 @@
                 <w:noProof/>
                 <w:webHidden/>
               </w:rPr>
-              <w:instrText xml:space="preserve"> PAGEREF _Toc239941860 \h </w:instrText>
+              <w:instrText xml:space="preserve"> PAGEREF _Toc240293539 \h </w:instrText>
             </w:r>
             <w:r>
               <w:rPr>
@@ -4308,7 +4518,7 @@
                 <w:noProof/>
                 <w:webHidden/>
               </w:rPr>
-              <w:t>30</w:t>
+              <w:t>31</w:t>
             </w:r>
             <w:r>
               <w:rPr>
@@ -4331,7 +4541,7 @@
               <w:lang w:eastAsia="hu-HU"/>
             </w:rPr>
           </w:pPr>
-          <w:hyperlink w:anchor="_Toc239941861" w:history="1">
+          <w:hyperlink w:anchor="_Toc240293540" w:history="1">
             <w:r>
               <w:rPr>
                 <w:rStyle w:val="Hyperlink"/>
@@ -4358,7 +4568,7 @@
                 <w:noProof/>
                 <w:webHidden/>
               </w:rPr>
-              <w:instrText xml:space="preserve"> PAGEREF _Toc239941861 \h </w:instrText>
+              <w:instrText xml:space="preserve"> PAGEREF _Toc240293540 \h </w:instrText>
             </w:r>
             <w:r>
               <w:rPr>
@@ -4378,7 +4588,7 @@
                 <w:noProof/>
                 <w:webHidden/>
               </w:rPr>
-              <w:t>30</w:t>
+              <w:t>31</w:t>
             </w:r>
             <w:r>
               <w:rPr>
@@ -4401,7 +4611,7 @@
               <w:lang w:eastAsia="hu-HU"/>
             </w:rPr>
           </w:pPr>
-          <w:hyperlink w:anchor="_Toc239941862" w:history="1">
+          <w:hyperlink w:anchor="_Toc240293541" w:history="1">
             <w:r>
               <w:rPr>
                 <w:rStyle w:val="Hyperlink"/>
@@ -4428,7 +4638,7 @@
                 <w:noProof/>
                 <w:webHidden/>
               </w:rPr>
-              <w:instrText xml:space="preserve"> PAGEREF _Toc239941862 \h </w:instrText>
+              <w:instrText xml:space="preserve"> PAGEREF _Toc240293541 \h </w:instrText>
             </w:r>
             <w:r>
               <w:rPr>
@@ -4448,7 +4658,7 @@
                 <w:noProof/>
                 <w:webHidden/>
               </w:rPr>
-              <w:t>31</w:t>
+              <w:t>32</w:t>
             </w:r>
             <w:r>
               <w:rPr>
@@ -4471,7 +4681,7 @@
               <w:lang w:eastAsia="hu-HU"/>
             </w:rPr>
           </w:pPr>
-          <w:hyperlink w:anchor="_Toc239941863" w:history="1">
+          <w:hyperlink w:anchor="_Toc240293542" w:history="1">
             <w:r>
               <w:rPr>
                 <w:rStyle w:val="Hyperlink"/>
@@ -4498,7 +4708,7 @@
                 <w:noProof/>
                 <w:webHidden/>
               </w:rPr>
-              <w:instrText xml:space="preserve"> PAGEREF _Toc239941863 \h </w:instrText>
+              <w:instrText xml:space="preserve"> PAGEREF _Toc240293542 \h </w:instrText>
             </w:r>
             <w:r>
               <w:rPr>
@@ -4518,7 +4728,7 @@
                 <w:noProof/>
                 <w:webHidden/>
               </w:rPr>
-              <w:t>31</w:t>
+              <w:t>32</w:t>
             </w:r>
             <w:r>
               <w:rPr>
@@ -4541,7 +4751,7 @@
               <w:lang w:eastAsia="hu-HU"/>
             </w:rPr>
           </w:pPr>
-          <w:hyperlink w:anchor="_Toc239941864" w:history="1">
+          <w:hyperlink w:anchor="_Toc240293543" w:history="1">
             <w:r>
               <w:rPr>
                 <w:rStyle w:val="Hyperlink"/>
@@ -4568,7 +4778,7 @@
                 <w:noProof/>
                 <w:webHidden/>
               </w:rPr>
-              <w:instrText xml:space="preserve"> PAGEREF _Toc239941864 \h </w:instrText>
+              <w:instrText xml:space="preserve"> PAGEREF _Toc240293543 \h </w:instrText>
             </w:r>
             <w:r>
               <w:rPr>
@@ -4588,7 +4798,7 @@
                 <w:noProof/>
                 <w:webHidden/>
               </w:rPr>
-              <w:t>32</w:t>
+              <w:t>33</w:t>
             </w:r>
             <w:r>
               <w:rPr>
@@ -4611,7 +4821,7 @@
               <w:lang w:eastAsia="hu-HU"/>
             </w:rPr>
           </w:pPr>
-          <w:hyperlink w:anchor="_Toc239941865" w:history="1">
+          <w:hyperlink w:anchor="_Toc240293544" w:history="1">
             <w:r>
               <w:rPr>
                 <w:rStyle w:val="Hyperlink"/>
@@ -4638,7 +4848,7 @@
                 <w:noProof/>
                 <w:webHidden/>
               </w:rPr>
-              <w:instrText xml:space="preserve"> PAGEREF _Toc239941865 \h </w:instrText>
+              <w:instrText xml:space="preserve"> PAGEREF _Toc240293544 \h </w:instrText>
             </w:r>
             <w:r>
               <w:rPr>
@@ -4658,7 +4868,7 @@
                 <w:noProof/>
                 <w:webHidden/>
               </w:rPr>
-              <w:t>34</w:t>
+              <w:t>35</w:t>
             </w:r>
             <w:r>
               <w:rPr>
@@ -4681,7 +4891,7 @@
               <w:lang w:eastAsia="hu-HU"/>
             </w:rPr>
           </w:pPr>
-          <w:hyperlink w:anchor="_Toc239941866" w:history="1">
+          <w:hyperlink w:anchor="_Toc240293545" w:history="1">
             <w:r>
               <w:rPr>
                 <w:rStyle w:val="Hyperlink"/>
@@ -4708,7 +4918,7 @@
                 <w:noProof/>
                 <w:webHidden/>
               </w:rPr>
-              <w:instrText xml:space="preserve"> PAGEREF _Toc239941866 \h </w:instrText>
+              <w:instrText xml:space="preserve"> PAGEREF _Toc240293545 \h </w:instrText>
             </w:r>
             <w:r>
               <w:rPr>
@@ -4728,7 +4938,7 @@
                 <w:noProof/>
                 <w:webHidden/>
               </w:rPr>
-              <w:t>35</w:t>
+              <w:t>36</w:t>
             </w:r>
             <w:r>
               <w:rPr>
@@ -4751,7 +4961,7 @@
               <w:lang w:eastAsia="hu-HU"/>
             </w:rPr>
           </w:pPr>
-          <w:hyperlink w:anchor="_Toc239941867" w:history="1">
+          <w:hyperlink w:anchor="_Toc240293546" w:history="1">
             <w:r>
               <w:rPr>
                 <w:rStyle w:val="Hyperlink"/>
@@ -4778,7 +4988,7 @@
                 <w:noProof/>
                 <w:webHidden/>
               </w:rPr>
-              <w:instrText xml:space="preserve"> PAGEREF _Toc239941867 \h </w:instrText>
+              <w:instrText xml:space="preserve"> PAGEREF _Toc240293546 \h </w:instrText>
             </w:r>
             <w:r>
               <w:rPr>
@@ -4798,7 +5008,7 @@
                 <w:noProof/>
                 <w:webHidden/>
               </w:rPr>
-              <w:t>35</w:t>
+              <w:t>36</w:t>
             </w:r>
             <w:r>
               <w:rPr>
@@ -4821,7 +5031,7 @@
               <w:lang w:eastAsia="hu-HU"/>
             </w:rPr>
           </w:pPr>
-          <w:hyperlink w:anchor="_Toc239941868" w:history="1">
+          <w:hyperlink w:anchor="_Toc240293547" w:history="1">
             <w:r>
               <w:rPr>
                 <w:rStyle w:val="Hyperlink"/>
@@ -4848,7 +5058,7 @@
                 <w:noProof/>
                 <w:webHidden/>
               </w:rPr>
-              <w:instrText xml:space="preserve"> PAGEREF _Toc239941868 \h </w:instrText>
+              <w:instrText xml:space="preserve"> PAGEREF _Toc240293547 \h </w:instrText>
             </w:r>
             <w:r>
               <w:rPr>
@@ -4868,7 +5078,7 @@
                 <w:noProof/>
                 <w:webHidden/>
               </w:rPr>
-              <w:t>36</w:t>
+              <w:t>37</w:t>
             </w:r>
             <w:r>
               <w:rPr>
@@ -4891,7 +5101,7 @@
               <w:lang w:eastAsia="hu-HU"/>
             </w:rPr>
           </w:pPr>
-          <w:hyperlink w:anchor="_Toc239941869" w:history="1">
+          <w:hyperlink w:anchor="_Toc240293548" w:history="1">
             <w:r>
               <w:rPr>
                 <w:rStyle w:val="Hyperlink"/>
@@ -4918,7 +5128,7 @@
                 <w:noProof/>
                 <w:webHidden/>
               </w:rPr>
-              <w:instrText xml:space="preserve"> PAGEREF _Toc239941869 \h </w:instrText>
+              <w:instrText xml:space="preserve"> PAGEREF _Toc240293548 \h </w:instrText>
             </w:r>
             <w:r>
               <w:rPr>
@@ -4938,7 +5148,7 @@
                 <w:noProof/>
                 <w:webHidden/>
               </w:rPr>
-              <w:t>37</w:t>
+              <w:t>38</w:t>
             </w:r>
             <w:r>
               <w:rPr>
@@ -4961,7 +5171,7 @@
               <w:lang w:eastAsia="hu-HU"/>
             </w:rPr>
           </w:pPr>
-          <w:hyperlink w:anchor="_Toc239941870" w:history="1">
+          <w:hyperlink w:anchor="_Toc240293549" w:history="1">
             <w:r>
               <w:rPr>
                 <w:rStyle w:val="Hyperlink"/>
@@ -4988,7 +5198,7 @@
                 <w:noProof/>
                 <w:webHidden/>
               </w:rPr>
-              <w:instrText xml:space="preserve"> PAGEREF _Toc239941870 \h </w:instrText>
+              <w:instrText xml:space="preserve"> PAGEREF _Toc240293549 \h </w:instrText>
             </w:r>
             <w:r>
               <w:rPr>
@@ -5008,7 +5218,7 @@
                 <w:noProof/>
                 <w:webHidden/>
               </w:rPr>
-              <w:t>38</w:t>
+              <w:t>39</w:t>
             </w:r>
             <w:r>
               <w:rPr>
@@ -5031,7 +5241,7 @@
               <w:lang w:eastAsia="hu-HU"/>
             </w:rPr>
           </w:pPr>
-          <w:hyperlink w:anchor="_Toc239941871" w:history="1">
+          <w:hyperlink w:anchor="_Toc240293550" w:history="1">
             <w:r>
               <w:rPr>
                 <w:rStyle w:val="Hyperlink"/>
@@ -5058,7 +5268,7 @@
                 <w:noProof/>
                 <w:webHidden/>
               </w:rPr>
-              <w:instrText xml:space="preserve"> PAGEREF _Toc239941871 \h </w:instrText>
+              <w:instrText xml:space="preserve"> PAGEREF _Toc240293550 \h </w:instrText>
             </w:r>
             <w:r>
               <w:rPr>
@@ -5078,7 +5288,7 @@
                 <w:noProof/>
                 <w:webHidden/>
               </w:rPr>
-              <w:t>41</w:t>
+              <w:t>42</w:t>
             </w:r>
             <w:r>
               <w:rPr>
@@ -5101,7 +5311,7 @@
               <w:lang w:eastAsia="hu-HU"/>
             </w:rPr>
           </w:pPr>
-          <w:hyperlink w:anchor="_Toc239941872" w:history="1">
+          <w:hyperlink w:anchor="_Toc240293551" w:history="1">
             <w:r>
               <w:rPr>
                 <w:rStyle w:val="Hyperlink"/>
@@ -5128,7 +5338,7 @@
                 <w:noProof/>
                 <w:webHidden/>
               </w:rPr>
-              <w:instrText xml:space="preserve"> PAGEREF _Toc239941872 \h </w:instrText>
+              <w:instrText xml:space="preserve"> PAGEREF _Toc240293551 \h </w:instrText>
             </w:r>
             <w:r>
               <w:rPr>
@@ -5148,7 +5358,7 @@
                 <w:noProof/>
                 <w:webHidden/>
               </w:rPr>
-              <w:t>42</w:t>
+              <w:t>43</w:t>
             </w:r>
             <w:r>
               <w:rPr>
@@ -5171,7 +5381,7 @@
               <w:lang w:eastAsia="hu-HU"/>
             </w:rPr>
           </w:pPr>
-          <w:hyperlink w:anchor="_Toc239941873" w:history="1">
+          <w:hyperlink w:anchor="_Toc240293552" w:history="1">
             <w:r>
               <w:rPr>
                 <w:rStyle w:val="Hyperlink"/>
@@ -5198,7 +5408,7 @@
                 <w:noProof/>
                 <w:webHidden/>
               </w:rPr>
-              <w:instrText xml:space="preserve"> PAGEREF _Toc239941873 \h </w:instrText>
+              <w:instrText xml:space="preserve"> PAGEREF _Toc240293552 \h </w:instrText>
             </w:r>
             <w:r>
               <w:rPr>
@@ -5218,7 +5428,7 @@
                 <w:noProof/>
                 <w:webHidden/>
               </w:rPr>
-              <w:t>43</w:t>
+              <w:t>44</w:t>
             </w:r>
             <w:r>
               <w:rPr>
@@ -5241,7 +5451,7 @@
               <w:lang w:eastAsia="hu-HU"/>
             </w:rPr>
           </w:pPr>
-          <w:hyperlink w:anchor="_Toc239941874" w:history="1">
+          <w:hyperlink w:anchor="_Toc240293553" w:history="1">
             <w:r>
               <w:rPr>
                 <w:rStyle w:val="Hyperlink"/>
@@ -5268,7 +5478,7 @@
                 <w:noProof/>
                 <w:webHidden/>
               </w:rPr>
-              <w:instrText xml:space="preserve"> PAGEREF _Toc239941874 \h </w:instrText>
+              <w:instrText xml:space="preserve"> PAGEREF _Toc240293553 \h </w:instrText>
             </w:r>
             <w:r>
               <w:rPr>
@@ -5288,7 +5498,7 @@
                 <w:noProof/>
                 <w:webHidden/>
               </w:rPr>
-              <w:t>43</w:t>
+              <w:t>44</w:t>
             </w:r>
             <w:r>
               <w:rPr>
@@ -5311,7 +5521,7 @@
               <w:lang w:eastAsia="hu-HU"/>
             </w:rPr>
           </w:pPr>
-          <w:hyperlink w:anchor="_Toc239941875" w:history="1">
+          <w:hyperlink w:anchor="_Toc240293554" w:history="1">
             <w:r>
               <w:rPr>
                 <w:rStyle w:val="Hyperlink"/>
@@ -5338,7 +5548,7 @@
                 <w:noProof/>
                 <w:webHidden/>
               </w:rPr>
-              <w:instrText xml:space="preserve"> PAGEREF _Toc239941875 \h </w:instrText>
+              <w:instrText xml:space="preserve"> PAGEREF _Toc240293554 \h </w:instrText>
             </w:r>
             <w:r>
               <w:rPr>
@@ -5358,7 +5568,7 @@
                 <w:noProof/>
                 <w:webHidden/>
               </w:rPr>
-              <w:t>46</w:t>
+              <w:t>47</w:t>
             </w:r>
             <w:r>
               <w:rPr>
@@ -5381,7 +5591,7 @@
               <w:lang w:eastAsia="hu-HU"/>
             </w:rPr>
           </w:pPr>
-          <w:hyperlink w:anchor="_Toc239941876" w:history="1">
+          <w:hyperlink w:anchor="_Toc240293555" w:history="1">
             <w:r>
               <w:rPr>
                 <w:rStyle w:val="Hyperlink"/>
@@ -5408,7 +5618,7 @@
                 <w:noProof/>
                 <w:webHidden/>
               </w:rPr>
-              <w:instrText xml:space="preserve"> PAGEREF _Toc239941876 \h </w:instrText>
+              <w:instrText xml:space="preserve"> PAGEREF _Toc240293555 \h </w:instrText>
             </w:r>
             <w:r>
               <w:rPr>
@@ -5428,7 +5638,7 @@
                 <w:noProof/>
                 <w:webHidden/>
               </w:rPr>
-              <w:t>47</w:t>
+              <w:t>48</w:t>
             </w:r>
             <w:r>
               <w:rPr>
@@ -5451,7 +5661,7 @@
               <w:lang w:eastAsia="hu-HU"/>
             </w:rPr>
           </w:pPr>
-          <w:hyperlink w:anchor="_Toc239941877" w:history="1">
+          <w:hyperlink w:anchor="_Toc240293556" w:history="1">
             <w:r>
               <w:rPr>
                 <w:rStyle w:val="Hyperlink"/>
@@ -5478,7 +5688,7 @@
                 <w:noProof/>
                 <w:webHidden/>
               </w:rPr>
-              <w:instrText xml:space="preserve"> PAGEREF _Toc239941877 \h </w:instrText>
+              <w:instrText xml:space="preserve"> PAGEREF _Toc240293556 \h </w:instrText>
             </w:r>
             <w:r>
               <w:rPr>
@@ -5498,7 +5708,7 @@
                 <w:noProof/>
                 <w:webHidden/>
               </w:rPr>
-              <w:t>47</w:t>
+              <w:t>48</w:t>
             </w:r>
             <w:r>
               <w:rPr>
@@ -5521,7 +5731,7 @@
               <w:lang w:eastAsia="hu-HU"/>
             </w:rPr>
           </w:pPr>
-          <w:hyperlink w:anchor="_Toc239941878" w:history="1">
+          <w:hyperlink w:anchor="_Toc240293557" w:history="1">
             <w:r>
               <w:rPr>
                 <w:rStyle w:val="Hyperlink"/>
@@ -5548,7 +5758,7 @@
                 <w:noProof/>
                 <w:webHidden/>
               </w:rPr>
-              <w:instrText xml:space="preserve"> PAGEREF _Toc239941878 \h </w:instrText>
+              <w:instrText xml:space="preserve"> PAGEREF _Toc240293557 \h </w:instrText>
             </w:r>
             <w:r>
               <w:rPr>
@@ -5568,7 +5778,7 @@
                 <w:noProof/>
                 <w:webHidden/>
               </w:rPr>
-              <w:t>48</w:t>
+              <w:t>49</w:t>
             </w:r>
             <w:r>
               <w:rPr>
@@ -5591,7 +5801,7 @@
               <w:lang w:eastAsia="hu-HU"/>
             </w:rPr>
           </w:pPr>
-          <w:hyperlink w:anchor="_Toc239941879" w:history="1">
+          <w:hyperlink w:anchor="_Toc240293558" w:history="1">
             <w:r>
               <w:rPr>
                 <w:rStyle w:val="Hyperlink"/>
@@ -5618,7 +5828,7 @@
                 <w:noProof/>
                 <w:webHidden/>
               </w:rPr>
-              <w:instrText xml:space="preserve"> PAGEREF _Toc239941879 \h </w:instrText>
+              <w:instrText xml:space="preserve"> PAGEREF _Toc240293558 \h </w:instrText>
             </w:r>
             <w:r>
               <w:rPr>
@@ -5638,7 +5848,7 @@
                 <w:noProof/>
                 <w:webHidden/>
               </w:rPr>
-              <w:t>48</w:t>
+              <w:t>49</w:t>
             </w:r>
             <w:r>
               <w:rPr>
@@ -5661,7 +5871,7 @@
               <w:lang w:eastAsia="hu-HU"/>
             </w:rPr>
           </w:pPr>
-          <w:hyperlink w:anchor="_Toc239941880" w:history="1">
+          <w:hyperlink w:anchor="_Toc240293559" w:history="1">
             <w:r>
               <w:rPr>
                 <w:rStyle w:val="Hyperlink"/>
@@ -5688,7 +5898,7 @@
                 <w:noProof/>
                 <w:webHidden/>
               </w:rPr>
-              <w:instrText xml:space="preserve"> PAGEREF _Toc239941880 \h </w:instrText>
+              <w:instrText xml:space="preserve"> PAGEREF _Toc240293559 \h </w:instrText>
             </w:r>
             <w:r>
               <w:rPr>
@@ -5708,7 +5918,7 @@
                 <w:noProof/>
                 <w:webHidden/>
               </w:rPr>
-              <w:t>49</w:t>
+              <w:t>50</w:t>
             </w:r>
             <w:r>
               <w:rPr>
@@ -5731,7 +5941,7 @@
               <w:lang w:eastAsia="hu-HU"/>
             </w:rPr>
           </w:pPr>
-          <w:hyperlink w:anchor="_Toc239941881" w:history="1">
+          <w:hyperlink w:anchor="_Toc240293560" w:history="1">
             <w:r>
               <w:rPr>
                 <w:rStyle w:val="Hyperlink"/>
@@ -5758,7 +5968,7 @@
                 <w:noProof/>
                 <w:webHidden/>
               </w:rPr>
-              <w:instrText xml:space="preserve"> PAGEREF _Toc239941881 \h </w:instrText>
+              <w:instrText xml:space="preserve"> PAGEREF _Toc240293560 \h </w:instrText>
             </w:r>
             <w:r>
               <w:rPr>
@@ -5778,7 +5988,7 @@
                 <w:noProof/>
                 <w:webHidden/>
               </w:rPr>
-              <w:t>50</w:t>
+              <w:t>51</w:t>
             </w:r>
             <w:r>
               <w:rPr>
@@ -5801,7 +6011,7 @@
               <w:lang w:eastAsia="hu-HU"/>
             </w:rPr>
           </w:pPr>
-          <w:hyperlink w:anchor="_Toc239941882" w:history="1">
+          <w:hyperlink w:anchor="_Toc240293561" w:history="1">
             <w:r>
               <w:rPr>
                 <w:rStyle w:val="Hyperlink"/>
@@ -5828,7 +6038,7 @@
                 <w:noProof/>
                 <w:webHidden/>
               </w:rPr>
-              <w:instrText xml:space="preserve"> PAGEREF _Toc239941882 \h </w:instrText>
+              <w:instrText xml:space="preserve"> PAGEREF _Toc240293561 \h </w:instrText>
             </w:r>
             <w:r>
               <w:rPr>
@@ -5848,7 +6058,7 @@
                 <w:noProof/>
                 <w:webHidden/>
               </w:rPr>
-              <w:t>51</w:t>
+              <w:t>52</w:t>
             </w:r>
             <w:r>
               <w:rPr>
@@ -5871,7 +6081,7 @@
               <w:lang w:eastAsia="hu-HU"/>
             </w:rPr>
           </w:pPr>
-          <w:hyperlink w:anchor="_Toc239941883" w:history="1">
+          <w:hyperlink w:anchor="_Toc240293562" w:history="1">
             <w:r>
               <w:rPr>
                 <w:rStyle w:val="Hyperlink"/>
@@ -5898,7 +6108,7 @@
                 <w:noProof/>
                 <w:webHidden/>
               </w:rPr>
-              <w:instrText xml:space="preserve"> PAGEREF _Toc239941883 \h </w:instrText>
+              <w:instrText xml:space="preserve"> PAGEREF _Toc240293562 \h </w:instrText>
             </w:r>
             <w:r>
               <w:rPr>
@@ -5918,7 +6128,7 @@
                 <w:noProof/>
                 <w:webHidden/>
               </w:rPr>
-              <w:t>51</w:t>
+              <w:t>52</w:t>
             </w:r>
             <w:r>
               <w:rPr>
@@ -5941,7 +6151,7 @@
               <w:lang w:eastAsia="hu-HU"/>
             </w:rPr>
           </w:pPr>
-          <w:hyperlink w:anchor="_Toc239941884" w:history="1">
+          <w:hyperlink w:anchor="_Toc240293563" w:history="1">
             <w:r>
               <w:rPr>
                 <w:rStyle w:val="Hyperlink"/>
@@ -5968,7 +6178,7 @@
                 <w:noProof/>
                 <w:webHidden/>
               </w:rPr>
-              <w:instrText xml:space="preserve"> PAGEREF _Toc239941884 \h </w:instrText>
+              <w:instrText xml:space="preserve"> PAGEREF _Toc240293563 \h </w:instrText>
             </w:r>
             <w:r>
               <w:rPr>
@@ -5988,7 +6198,7 @@
                 <w:noProof/>
                 <w:webHidden/>
               </w:rPr>
-              <w:t>52</w:t>
+              <w:t>53</w:t>
             </w:r>
             <w:r>
               <w:rPr>
@@ -6011,7 +6221,7 @@
               <w:lang w:eastAsia="hu-HU"/>
             </w:rPr>
           </w:pPr>
-          <w:hyperlink w:anchor="_Toc239941885" w:history="1">
+          <w:hyperlink w:anchor="_Toc240293564" w:history="1">
             <w:r>
               <w:rPr>
                 <w:rStyle w:val="Hyperlink"/>
@@ -6038,7 +6248,7 @@
                 <w:noProof/>
                 <w:webHidden/>
               </w:rPr>
-              <w:instrText xml:space="preserve"> PAGEREF _Toc239941885 \h </w:instrText>
+              <w:instrText xml:space="preserve"> PAGEREF _Toc240293564 \h </w:instrText>
             </w:r>
             <w:r>
               <w:rPr>
@@ -6058,7 +6268,7 @@
                 <w:noProof/>
                 <w:webHidden/>
               </w:rPr>
-              <w:t>52</w:t>
+              <w:t>53</w:t>
             </w:r>
             <w:r>
               <w:rPr>
@@ -6081,7 +6291,7 @@
               <w:lang w:eastAsia="hu-HU"/>
             </w:rPr>
           </w:pPr>
-          <w:hyperlink w:anchor="_Toc239941886" w:history="1">
+          <w:hyperlink w:anchor="_Toc240293565" w:history="1">
             <w:r>
               <w:rPr>
                 <w:rStyle w:val="Hyperlink"/>
@@ -6108,7 +6318,7 @@
                 <w:noProof/>
                 <w:webHidden/>
               </w:rPr>
-              <w:instrText xml:space="preserve"> PAGEREF _Toc239941886 \h </w:instrText>
+              <w:instrText xml:space="preserve"> PAGEREF _Toc240293565 \h </w:instrText>
             </w:r>
             <w:r>
               <w:rPr>
@@ -6128,7 +6338,7 @@
                 <w:noProof/>
                 <w:webHidden/>
               </w:rPr>
-              <w:t>53</w:t>
+              <w:t>54</w:t>
             </w:r>
             <w:r>
               <w:rPr>
@@ -6151,7 +6361,7 @@
               <w:lang w:eastAsia="hu-HU"/>
             </w:rPr>
           </w:pPr>
-          <w:hyperlink w:anchor="_Toc239941887" w:history="1">
+          <w:hyperlink w:anchor="_Toc240293566" w:history="1">
             <w:r>
               <w:rPr>
                 <w:rStyle w:val="Hyperlink"/>
@@ -6178,7 +6388,7 @@
                 <w:noProof/>
                 <w:webHidden/>
               </w:rPr>
-              <w:instrText xml:space="preserve"> PAGEREF _Toc239941887 \h </w:instrText>
+              <w:instrText xml:space="preserve"> PAGEREF _Toc240293566 \h </w:instrText>
             </w:r>
             <w:r>
               <w:rPr>
@@ -6198,7 +6408,7 @@
                 <w:noProof/>
                 <w:webHidden/>
               </w:rPr>
-              <w:t>54</w:t>
+              <w:t>55</w:t>
             </w:r>
             <w:r>
               <w:rPr>
@@ -6221,7 +6431,7 @@
               <w:lang w:eastAsia="hu-HU"/>
             </w:rPr>
           </w:pPr>
-          <w:hyperlink w:anchor="_Toc239941888" w:history="1">
+          <w:hyperlink w:anchor="_Toc240293567" w:history="1">
             <w:r>
               <w:rPr>
                 <w:rStyle w:val="Hyperlink"/>
@@ -6248,7 +6458,7 @@
                 <w:noProof/>
                 <w:webHidden/>
               </w:rPr>
-              <w:instrText xml:space="preserve"> PAGEREF _Toc239941888 \h </w:instrText>
+              <w:instrText xml:space="preserve"> PAGEREF _Toc240293567 \h </w:instrText>
             </w:r>
             <w:r>
               <w:rPr>
@@ -6268,7 +6478,7 @@
                 <w:noProof/>
                 <w:webHidden/>
               </w:rPr>
-              <w:t>54</w:t>
+              <w:t>55</w:t>
             </w:r>
             <w:r>
               <w:rPr>
@@ -6291,7 +6501,7 @@
               <w:lang w:eastAsia="hu-HU"/>
             </w:rPr>
           </w:pPr>
-          <w:hyperlink w:anchor="_Toc239941889" w:history="1">
+          <w:hyperlink w:anchor="_Toc240293568" w:history="1">
             <w:r>
               <w:rPr>
                 <w:rStyle w:val="Hyperlink"/>
@@ -6318,7 +6528,7 @@
                 <w:noProof/>
                 <w:webHidden/>
               </w:rPr>
-              <w:instrText xml:space="preserve"> PAGEREF _Toc239941889 \h </w:instrText>
+              <w:instrText xml:space="preserve"> PAGEREF _Toc240293568 \h </w:instrText>
             </w:r>
             <w:r>
               <w:rPr>
@@ -6338,7 +6548,7 @@
                 <w:noProof/>
                 <w:webHidden/>
               </w:rPr>
-              <w:t>55</w:t>
+              <w:t>56</w:t>
             </w:r>
             <w:r>
               <w:rPr>
@@ -6361,7 +6571,7 @@
               <w:lang w:eastAsia="hu-HU"/>
             </w:rPr>
           </w:pPr>
-          <w:hyperlink w:anchor="_Toc239941890" w:history="1">
+          <w:hyperlink w:anchor="_Toc240293569" w:history="1">
             <w:r>
               <w:rPr>
                 <w:rStyle w:val="Hyperlink"/>
@@ -6388,7 +6598,7 @@
                 <w:noProof/>
                 <w:webHidden/>
               </w:rPr>
-              <w:instrText xml:space="preserve"> PAGEREF _Toc239941890 \h </w:instrText>
+              <w:instrText xml:space="preserve"> PAGEREF _Toc240293569 \h </w:instrText>
             </w:r>
             <w:r>
               <w:rPr>
@@ -6408,7 +6618,7 @@
                 <w:noProof/>
                 <w:webHidden/>
               </w:rPr>
-              <w:t>56</w:t>
+              <w:t>57</w:t>
             </w:r>
             <w:r>
               <w:rPr>
@@ -6431,7 +6641,7 @@
               <w:lang w:eastAsia="hu-HU"/>
             </w:rPr>
           </w:pPr>
-          <w:hyperlink w:anchor="_Toc239941891" w:history="1">
+          <w:hyperlink w:anchor="_Toc240293570" w:history="1">
             <w:r>
               <w:rPr>
                 <w:rStyle w:val="Hyperlink"/>
@@ -6458,7 +6668,7 @@
                 <w:noProof/>
                 <w:webHidden/>
               </w:rPr>
-              <w:instrText xml:space="preserve"> PAGEREF _Toc239941891 \h </w:instrText>
+              <w:instrText xml:space="preserve"> PAGEREF _Toc240293570 \h </w:instrText>
             </w:r>
             <w:r>
               <w:rPr>
@@ -6478,7 +6688,7 @@
                 <w:noProof/>
                 <w:webHidden/>
               </w:rPr>
-              <w:t>57</w:t>
+              <w:t>58</w:t>
             </w:r>
             <w:r>
               <w:rPr>
@@ -6501,7 +6711,7 @@
               <w:lang w:eastAsia="hu-HU"/>
             </w:rPr>
           </w:pPr>
-          <w:hyperlink w:anchor="_Toc239941892" w:history="1">
+          <w:hyperlink w:anchor="_Toc240293571" w:history="1">
             <w:r>
               <w:rPr>
                 <w:rStyle w:val="Hyperlink"/>
@@ -6528,7 +6738,7 @@
                 <w:noProof/>
                 <w:webHidden/>
               </w:rPr>
-              <w:instrText xml:space="preserve"> PAGEREF _Toc239941892 \h </w:instrText>
+              <w:instrText xml:space="preserve"> PAGEREF _Toc240293571 \h </w:instrText>
             </w:r>
             <w:r>
               <w:rPr>
@@ -6548,7 +6758,7 @@
                 <w:noProof/>
                 <w:webHidden/>
               </w:rPr>
-              <w:t>58</w:t>
+              <w:t>59</w:t>
             </w:r>
             <w:r>
               <w:rPr>
@@ -6571,7 +6781,7 @@
               <w:lang w:eastAsia="hu-HU"/>
             </w:rPr>
           </w:pPr>
-          <w:hyperlink w:anchor="_Toc239941893" w:history="1">
+          <w:hyperlink w:anchor="_Toc240293572" w:history="1">
             <w:r>
               <w:rPr>
                 <w:rStyle w:val="Hyperlink"/>
@@ -6598,7 +6808,7 @@
                 <w:noProof/>
                 <w:webHidden/>
               </w:rPr>
-              <w:instrText xml:space="preserve"> PAGEREF _Toc239941893 \h </w:instrText>
+              <w:instrText xml:space="preserve"> PAGEREF _Toc240293572 \h </w:instrText>
             </w:r>
             <w:r>
               <w:rPr>
@@ -6618,7 +6828,7 @@
                 <w:noProof/>
                 <w:webHidden/>
               </w:rPr>
-              <w:t>58</w:t>
+              <w:t>59</w:t>
             </w:r>
             <w:r>
               <w:rPr>
@@ -6641,7 +6851,7 @@
               <w:lang w:eastAsia="hu-HU"/>
             </w:rPr>
           </w:pPr>
-          <w:hyperlink w:anchor="_Toc239941894" w:history="1">
+          <w:hyperlink w:anchor="_Toc240293573" w:history="1">
             <w:r>
               <w:rPr>
                 <w:rStyle w:val="Hyperlink"/>
@@ -6668,7 +6878,7 @@
                 <w:noProof/>
                 <w:webHidden/>
               </w:rPr>
-              <w:instrText xml:space="preserve"> PAGEREF _Toc239941894 \h </w:instrText>
+              <w:instrText xml:space="preserve"> PAGEREF _Toc240293573 \h </w:instrText>
             </w:r>
             <w:r>
               <w:rPr>
@@ -6688,7 +6898,7 @@
                 <w:noProof/>
                 <w:webHidden/>
               </w:rPr>
-              <w:t>58</w:t>
+              <w:t>59</w:t>
             </w:r>
             <w:r>
               <w:rPr>
@@ -6711,7 +6921,7 @@
               <w:lang w:eastAsia="hu-HU"/>
             </w:rPr>
           </w:pPr>
-          <w:hyperlink w:anchor="_Toc239941895" w:history="1">
+          <w:hyperlink w:anchor="_Toc240293574" w:history="1">
             <w:r>
               <w:rPr>
                 <w:rStyle w:val="Hyperlink"/>
@@ -6738,7 +6948,7 @@
                 <w:noProof/>
                 <w:webHidden/>
               </w:rPr>
-              <w:instrText xml:space="preserve"> PAGEREF _Toc239941895 \h </w:instrText>
+              <w:instrText xml:space="preserve"> PAGEREF _Toc240293574 \h </w:instrText>
             </w:r>
             <w:r>
               <w:rPr>
@@ -6758,7 +6968,7 @@
                 <w:noProof/>
                 <w:webHidden/>
               </w:rPr>
-              <w:t>58</w:t>
+              <w:t>59</w:t>
             </w:r>
             <w:r>
               <w:rPr>
@@ -6781,7 +6991,7 @@
               <w:lang w:eastAsia="hu-HU"/>
             </w:rPr>
           </w:pPr>
-          <w:hyperlink w:anchor="_Toc239941896" w:history="1">
+          <w:hyperlink w:anchor="_Toc240293575" w:history="1">
             <w:r>
               <w:rPr>
                 <w:rStyle w:val="Hyperlink"/>
@@ -6808,7 +7018,7 @@
                 <w:noProof/>
                 <w:webHidden/>
               </w:rPr>
-              <w:instrText xml:space="preserve"> PAGEREF _Toc239941896 \h </w:instrText>
+              <w:instrText xml:space="preserve"> PAGEREF _Toc240293575 \h </w:instrText>
             </w:r>
             <w:r>
               <w:rPr>
@@ -6828,7 +7038,7 @@
                 <w:noProof/>
                 <w:webHidden/>
               </w:rPr>
-              <w:t>59</w:t>
+              <w:t>60</w:t>
             </w:r>
             <w:r>
               <w:rPr>
@@ -6851,7 +7061,7 @@
               <w:lang w:eastAsia="hu-HU"/>
             </w:rPr>
           </w:pPr>
-          <w:hyperlink w:anchor="_Toc239941897" w:history="1">
+          <w:hyperlink w:anchor="_Toc240293576" w:history="1">
             <w:r>
               <w:rPr>
                 <w:rStyle w:val="Hyperlink"/>
@@ -6878,7 +7088,7 @@
                 <w:noProof/>
                 <w:webHidden/>
               </w:rPr>
-              <w:instrText xml:space="preserve"> PAGEREF _Toc239941897 \h </w:instrText>
+              <w:instrText xml:space="preserve"> PAGEREF _Toc240293576 \h </w:instrText>
             </w:r>
             <w:r>
               <w:rPr>
@@ -6898,7 +7108,7 @@
                 <w:noProof/>
                 <w:webHidden/>
               </w:rPr>
-              <w:t>61</w:t>
+              <w:t>62</w:t>
             </w:r>
             <w:r>
               <w:rPr>
@@ -6921,7 +7131,7 @@
               <w:lang w:eastAsia="hu-HU"/>
             </w:rPr>
           </w:pPr>
-          <w:hyperlink w:anchor="_Toc239941898" w:history="1">
+          <w:hyperlink w:anchor="_Toc240293577" w:history="1">
             <w:r>
               <w:rPr>
                 <w:rStyle w:val="Hyperlink"/>
@@ -6948,7 +7158,7 @@
                 <w:noProof/>
                 <w:webHidden/>
               </w:rPr>
-              <w:instrText xml:space="preserve"> PAGEREF _Toc239941898 \h </w:instrText>
+              <w:instrText xml:space="preserve"> PAGEREF _Toc240293577 \h </w:instrText>
             </w:r>
             <w:r>
               <w:rPr>
@@ -6968,7 +7178,7 @@
                 <w:noProof/>
                 <w:webHidden/>
               </w:rPr>
-              <w:t>62</w:t>
+              <w:t>63</w:t>
             </w:r>
             <w:r>
               <w:rPr>
@@ -6991,7 +7201,7 @@
               <w:lang w:eastAsia="hu-HU"/>
             </w:rPr>
           </w:pPr>
-          <w:hyperlink w:anchor="_Toc239941899" w:history="1">
+          <w:hyperlink w:anchor="_Toc240293578" w:history="1">
             <w:r>
               <w:rPr>
                 <w:rStyle w:val="Hyperlink"/>
@@ -7018,7 +7228,7 @@
                 <w:noProof/>
                 <w:webHidden/>
               </w:rPr>
-              <w:instrText xml:space="preserve"> PAGEREF _Toc239941899 \h </w:instrText>
+              <w:instrText xml:space="preserve"> PAGEREF _Toc240293578 \h </w:instrText>
             </w:r>
             <w:r>
               <w:rPr>
@@ -7038,7 +7248,7 @@
                 <w:noProof/>
                 <w:webHidden/>
               </w:rPr>
-              <w:t>63</w:t>
+              <w:t>64</w:t>
             </w:r>
             <w:r>
               <w:rPr>
@@ -7061,7 +7271,7 @@
               <w:lang w:eastAsia="hu-HU"/>
             </w:rPr>
           </w:pPr>
-          <w:hyperlink w:anchor="_Toc239941900" w:history="1">
+          <w:hyperlink w:anchor="_Toc240293579" w:history="1">
             <w:r>
               <w:rPr>
                 <w:rStyle w:val="Hyperlink"/>
@@ -7088,7 +7298,7 @@
                 <w:noProof/>
                 <w:webHidden/>
               </w:rPr>
-              <w:instrText xml:space="preserve"> PAGEREF _Toc239941900 \h </w:instrText>
+              <w:instrText xml:space="preserve"> PAGEREF _Toc240293579 \h </w:instrText>
             </w:r>
             <w:r>
               <w:rPr>
@@ -7108,7 +7318,7 @@
                 <w:noProof/>
                 <w:webHidden/>
               </w:rPr>
-              <w:t>64</w:t>
+              <w:t>65</w:t>
             </w:r>
             <w:r>
               <w:rPr>
@@ -7131,7 +7341,7 @@
               <w:lang w:eastAsia="hu-HU"/>
             </w:rPr>
           </w:pPr>
-          <w:hyperlink w:anchor="_Toc239941901" w:history="1">
+          <w:hyperlink w:anchor="_Toc240293580" w:history="1">
             <w:r>
               <w:rPr>
                 <w:rStyle w:val="Hyperlink"/>
@@ -7158,7 +7368,7 @@
                 <w:noProof/>
                 <w:webHidden/>
               </w:rPr>
-              <w:instrText xml:space="preserve"> PAGEREF _Toc239941901 \h </w:instrText>
+              <w:instrText xml:space="preserve"> PAGEREF _Toc240293580 \h </w:instrText>
             </w:r>
             <w:r>
               <w:rPr>
@@ -7178,7 +7388,7 @@
                 <w:noProof/>
                 <w:webHidden/>
               </w:rPr>
-              <w:t>65</w:t>
+              <w:t>66</w:t>
             </w:r>
             <w:r>
               <w:rPr>
@@ -7201,7 +7411,7 @@
               <w:lang w:eastAsia="hu-HU"/>
             </w:rPr>
           </w:pPr>
-          <w:hyperlink w:anchor="_Toc239941902" w:history="1">
+          <w:hyperlink w:anchor="_Toc240293581" w:history="1">
             <w:r>
               <w:rPr>
                 <w:rStyle w:val="Hyperlink"/>
@@ -7228,7 +7438,7 @@
                 <w:noProof/>
                 <w:webHidden/>
               </w:rPr>
-              <w:instrText xml:space="preserve"> PAGEREF _Toc239941902 \h </w:instrText>
+              <w:instrText xml:space="preserve"> PAGEREF _Toc240293581 \h </w:instrText>
             </w:r>
             <w:r>
               <w:rPr>
@@ -7248,7 +7458,7 @@
                 <w:noProof/>
                 <w:webHidden/>
               </w:rPr>
-              <w:t>66</w:t>
+              <w:t>67</w:t>
             </w:r>
             <w:r>
               <w:rPr>
@@ -7271,7 +7481,7 @@
               <w:lang w:eastAsia="hu-HU"/>
             </w:rPr>
           </w:pPr>
-          <w:hyperlink w:anchor="_Toc239941903" w:history="1">
+          <w:hyperlink w:anchor="_Toc240293582" w:history="1">
             <w:r>
               <w:rPr>
                 <w:rStyle w:val="Hyperlink"/>
@@ -7298,7 +7508,7 @@
                 <w:noProof/>
                 <w:webHidden/>
               </w:rPr>
-              <w:instrText xml:space="preserve"> PAGEREF _Toc239941903 \h </w:instrText>
+              <w:instrText xml:space="preserve"> PAGEREF _Toc240293582 \h </w:instrText>
             </w:r>
             <w:r>
               <w:rPr>
@@ -7318,7 +7528,7 @@
                 <w:noProof/>
                 <w:webHidden/>
               </w:rPr>
-              <w:t>68</w:t>
+              <w:t>69</w:t>
             </w:r>
             <w:r>
               <w:rPr>
@@ -7362,7 +7572,7 @@
       <w:pPr>
         <w:pStyle w:val="Heading1"/>
       </w:pPr>
-      <w:bookmarkStart w:id="0" w:name="_Toc239941800"/>
+      <w:bookmarkStart w:id="0" w:name="_Toc240293476"/>
       <w:r>
         <w:lastRenderedPageBreak/>
         <w:t>1. Bevezetés</w:t>
@@ -7373,7 +7583,7 @@
       <w:pPr>
         <w:pStyle w:val="Heading2"/>
       </w:pPr>
-      <w:bookmarkStart w:id="1" w:name="_Toc239941801"/>
+      <w:bookmarkStart w:id="1" w:name="_Toc240293477"/>
       <w:r>
         <w:t>1.1. A probléma háttere</w:t>
       </w:r>
@@ -7397,7 +7607,7 @@
         <w:rPr>
           <w:rFonts w:ascii="Arial" w:hAnsi="Arial" w:cs="Arial"/>
         </w:rPr>
-        <w:t>és egyre több ember célja, hogy a világnak minél több részét felfedezhesse, bejárhassa.</w:t>
+        <w:t>és egyre több ember célja, hogy a világnak minél több részét felfedezhesse.</w:t>
       </w:r>
       <w:r>
         <w:rPr>
@@ -7537,10 +7747,50 @@
     </w:p>
     <w:p>
       <w:pPr>
+        <w:spacing w:line="360" w:lineRule="auto"/>
+        <w:jc w:val="both"/>
+        <w:rPr>
+          <w:rFonts w:ascii="Arial" w:hAnsi="Arial" w:cs="Arial"/>
+        </w:rPr>
+      </w:pPr>
+      <w:r>
+        <w:rPr>
+          <w:rFonts w:ascii="Arial" w:hAnsi="Arial" w:cs="Arial"/>
+        </w:rPr>
+        <w:t>A jelenleg elérhető AI alapú utazástervező alkalmazások</w:t>
+      </w:r>
+      <w:r>
+        <w:rPr>
+          <w:rFonts w:ascii="Arial" w:hAnsi="Arial" w:cs="Arial"/>
+        </w:rPr>
+        <w:t xml:space="preserve"> </w:t>
+      </w:r>
+      <w:r>
+        <w:rPr>
+          <w:rFonts w:ascii="Arial" w:hAnsi="Arial" w:cs="Arial"/>
+        </w:rPr>
+        <w:t>jellemzően egy konkrét úticélhoz generálnak programterveket napi bontásban, a helyszín kitalálása, valamint az odajutás megszervezése</w:t>
+      </w:r>
+      <w:r>
+        <w:rPr>
+          <w:rFonts w:ascii="Arial" w:hAnsi="Arial" w:cs="Arial"/>
+        </w:rPr>
+        <w:t xml:space="preserve"> legtöbb esetben</w:t>
+      </w:r>
+      <w:r>
+        <w:rPr>
+          <w:rFonts w:ascii="Arial" w:hAnsi="Arial" w:cs="Arial"/>
+        </w:rPr>
+        <w:t xml:space="preserve"> továbbra is a felhasználó feladata. </w:t>
+      </w:r>
+    </w:p>
+    <w:p>
+      <w:pPr>
         <w:pStyle w:val="Heading2"/>
       </w:pPr>
-      <w:bookmarkStart w:id="2" w:name="_Toc239941802"/>
-      <w:r>
+      <w:bookmarkStart w:id="2" w:name="_Toc240293478"/>
+      <w:r>
+        <w:lastRenderedPageBreak/>
         <w:t>1.2. Inspiráció</w:t>
       </w:r>
       <w:bookmarkEnd w:id="2"/>
@@ -7623,14 +7873,7 @@
         <w:rPr>
           <w:rFonts w:ascii="Arial" w:hAnsi="Arial" w:cs="Arial"/>
         </w:rPr>
-        <w:t xml:space="preserve">Ennek köszönhetően </w:t>
-      </w:r>
-      <w:r>
-        <w:rPr>
-          <w:rFonts w:ascii="Arial" w:hAnsi="Arial" w:cs="Arial"/>
-        </w:rPr>
-        <w:lastRenderedPageBreak/>
-        <w:t xml:space="preserve">beleláttam abba, hogy egy utazás megtervezése mennyi időt, utánajárást és szervezést igényel. </w:t>
+        <w:t xml:space="preserve">Ennek köszönhetően beleláttam abba, hogy egy utazás megtervezése mennyi időt, utánajárást és szervezést igényel. </w:t>
       </w:r>
     </w:p>
     <w:p>
@@ -7726,7 +7969,13 @@
         <w:rPr>
           <w:rFonts w:ascii="Arial" w:hAnsi="Arial" w:cs="Arial"/>
         </w:rPr>
-        <w:t>az utazás és a mesterséges intelligencia</w:t>
+        <w:t>az utazás és a mesterséges intelligenci</w:t>
+      </w:r>
+      <w:r>
+        <w:rPr>
+          <w:rFonts w:ascii="Arial" w:hAnsi="Arial" w:cs="Arial"/>
+        </w:rPr>
+        <w:t>ának</w:t>
       </w:r>
       <w:r>
         <w:rPr>
@@ -7744,14 +7993,26 @@
         <w:rPr>
           <w:rFonts w:ascii="Arial" w:hAnsi="Arial" w:cs="Arial"/>
         </w:rPr>
-        <w:t>hogy megvalósítsak egy olyan utazástervező alkalmazást, ami mindenki számára könnyen használható, egy helyen tárolja a megtervezett és már megvalósított kalandokat, valamint AI modellek használatával támogatja a minél egyszerűbb útiterv készítést.</w:t>
+        <w:t xml:space="preserve">hogy megvalósítsak egy olyan utazástervező alkalmazást, ami mindenki számára könnyen használható, egy helyen tárolja a megtervezett és már megvalósított </w:t>
+      </w:r>
+      <w:r>
+        <w:rPr>
+          <w:rFonts w:ascii="Arial" w:hAnsi="Arial" w:cs="Arial"/>
+        </w:rPr>
+        <w:t>utakat</w:t>
+      </w:r>
+      <w:r>
+        <w:rPr>
+          <w:rFonts w:ascii="Arial" w:hAnsi="Arial" w:cs="Arial"/>
+        </w:rPr>
+        <w:t>, valamint AI modellek használatával támogatja a minél egyszerűbb útiterv készítést.</w:t>
       </w:r>
     </w:p>
     <w:p>
       <w:pPr>
         <w:pStyle w:val="Heading2"/>
       </w:pPr>
-      <w:bookmarkStart w:id="3" w:name="_Toc239941803"/>
+      <w:bookmarkStart w:id="3" w:name="_Toc240293479"/>
       <w:r>
         <w:t>1.3. Követelmények</w:t>
       </w:r>
@@ -7812,7 +8073,7 @@
       <w:pPr>
         <w:pStyle w:val="Heading3"/>
       </w:pPr>
-      <w:bookmarkStart w:id="4" w:name="_Toc239941804"/>
+      <w:bookmarkStart w:id="4" w:name="_Toc240293480"/>
       <w:r>
         <w:t xml:space="preserve">1.3.1. </w:t>
       </w:r>
@@ -8030,6 +8291,7 @@
         <w:rPr>
           <w:rFonts w:ascii="Arial" w:hAnsi="Arial" w:cs="Arial"/>
         </w:rPr>
+        <w:lastRenderedPageBreak/>
         <w:t>A felhasználó törölhesse a mentett utazás</w:t>
       </w:r>
       <w:r>
@@ -8128,7 +8390,6 @@
         <w:rPr>
           <w:rFonts w:ascii="Arial" w:hAnsi="Arial" w:cs="Arial"/>
         </w:rPr>
-        <w:lastRenderedPageBreak/>
         <w:t>A rendszer biztosítson lehetőséget a repülőjegyek és szállások keresésére, valamint a megfelelő foglalási szolgáltatások elérésére</w:t>
       </w:r>
     </w:p>
@@ -8196,7 +8457,7 @@
       <w:pPr>
         <w:pStyle w:val="Heading3"/>
       </w:pPr>
-      <w:bookmarkStart w:id="5" w:name="_Toc239941805"/>
+      <w:bookmarkStart w:id="5" w:name="_Toc240293481"/>
       <w:r>
         <w:t>1.3.2. Nem funkcionális követelmények:</w:t>
       </w:r>
@@ -8366,7 +8627,7 @@
       <w:pPr>
         <w:pStyle w:val="Heading2"/>
       </w:pPr>
-      <w:bookmarkStart w:id="6" w:name="_Toc239941806"/>
+      <w:bookmarkStart w:id="6" w:name="_Toc240293482"/>
       <w:r>
         <w:t>1.4. Célkitűzés</w:t>
       </w:r>
@@ -8444,6 +8705,7 @@
         <w:rPr>
           <w:rFonts w:ascii="Arial" w:hAnsi="Arial" w:cs="Arial"/>
         </w:rPr>
+        <w:lastRenderedPageBreak/>
         <w:t xml:space="preserve">A fejlesztés egyik legfontosabb eleme a mesterséges intelligencia alkalmazása az útiterv generálás folyamatában. A felhasználók által megadott paraméterek </w:t>
       </w:r>
       <w:r>
@@ -8474,14 +8736,7 @@
         <w:rPr>
           <w:rFonts w:ascii="Arial" w:hAnsi="Arial" w:cs="Arial"/>
         </w:rPr>
-        <w:t xml:space="preserve"> tervek </w:t>
-      </w:r>
-      <w:r>
-        <w:rPr>
-          <w:rFonts w:ascii="Arial" w:hAnsi="Arial" w:cs="Arial"/>
-        </w:rPr>
-        <w:lastRenderedPageBreak/>
-        <w:t xml:space="preserve">generálásakor </w:t>
+        <w:t xml:space="preserve"> tervek generálásakor </w:t>
       </w:r>
       <w:r>
         <w:rPr>
@@ -8519,7 +8774,7 @@
       <w:pPr>
         <w:pStyle w:val="Heading1"/>
       </w:pPr>
-      <w:bookmarkStart w:id="7" w:name="_Toc239941807"/>
+      <w:bookmarkStart w:id="7" w:name="_Toc240293483"/>
       <w:r>
         <w:lastRenderedPageBreak/>
         <w:t>2. Felhasznált technológiák</w:t>
@@ -8530,7 +8785,7 @@
       <w:pPr>
         <w:pStyle w:val="Heading2"/>
       </w:pPr>
-      <w:bookmarkStart w:id="8" w:name="_Toc239941808"/>
+      <w:bookmarkStart w:id="8" w:name="_Toc240293484"/>
       <w:r>
         <w:t>2.1. HTML</w:t>
       </w:r>
@@ -8597,7 +8852,7 @@
       <w:pPr>
         <w:pStyle w:val="Heading2"/>
       </w:pPr>
-      <w:bookmarkStart w:id="9" w:name="_Toc239941809"/>
+      <w:bookmarkStart w:id="9" w:name="_Toc240293485"/>
       <w:r>
         <w:t>2.2. CSS</w:t>
       </w:r>
@@ -8667,7 +8922,7 @@
       <w:pPr>
         <w:pStyle w:val="Heading2"/>
       </w:pPr>
-      <w:bookmarkStart w:id="10" w:name="_Toc239941810"/>
+      <w:bookmarkStart w:id="10" w:name="_Toc240293486"/>
       <w:r>
         <w:t>2.3. JavaScript</w:t>
       </w:r>
@@ -8749,7 +9004,7 @@
       <w:pPr>
         <w:pStyle w:val="Heading2"/>
       </w:pPr>
-      <w:bookmarkStart w:id="11" w:name="_Toc239941811"/>
+      <w:bookmarkStart w:id="11" w:name="_Toc240293487"/>
       <w:r>
         <w:t>2.4. Leaflet</w:t>
       </w:r>
@@ -8819,7 +9074,7 @@
       <w:pPr>
         <w:pStyle w:val="Heading2"/>
       </w:pPr>
-      <w:bookmarkStart w:id="12" w:name="_Toc239941812"/>
+      <w:bookmarkStart w:id="12" w:name="_Toc240293488"/>
       <w:r>
         <w:t>2.5. Python</w:t>
       </w:r>
@@ -8886,7 +9141,7 @@
       <w:pPr>
         <w:pStyle w:val="Heading2"/>
       </w:pPr>
-      <w:bookmarkStart w:id="13" w:name="_Toc239941813"/>
+      <w:bookmarkStart w:id="13" w:name="_Toc240293489"/>
       <w:r>
         <w:t>2.6. FastAPI</w:t>
       </w:r>
@@ -8938,7 +9193,7 @@
       <w:pPr>
         <w:pStyle w:val="Heading2"/>
       </w:pPr>
-      <w:bookmarkStart w:id="14" w:name="_Toc239941814"/>
+      <w:bookmarkStart w:id="14" w:name="_Toc240293490"/>
       <w:r>
         <w:lastRenderedPageBreak/>
         <w:t>2.7. PostgreSQL</w:t>
@@ -9009,7 +9264,7 @@
       <w:pPr>
         <w:pStyle w:val="Heading2"/>
       </w:pPr>
-      <w:bookmarkStart w:id="15" w:name="_Toc239941815"/>
+      <w:bookmarkStart w:id="15" w:name="_Toc240293491"/>
       <w:r>
         <w:t>2.8. SQLAlchemy</w:t>
       </w:r>
@@ -9067,7 +9322,7 @@
       <w:pPr>
         <w:pStyle w:val="Heading2"/>
       </w:pPr>
-      <w:bookmarkStart w:id="16" w:name="_Toc239941816"/>
+      <w:bookmarkStart w:id="16" w:name="_Toc240293492"/>
       <w:r>
         <w:t>2.9. DeepSeek API</w:t>
       </w:r>
@@ -9152,7 +9407,7 @@
       <w:pPr>
         <w:pStyle w:val="Heading2"/>
       </w:pPr>
-      <w:bookmarkStart w:id="17" w:name="_Toc239941817"/>
+      <w:bookmarkStart w:id="17" w:name="_Toc240293493"/>
       <w:r>
         <w:t>2.1</w:t>
       </w:r>
@@ -9204,7 +9459,7 @@
       <w:pPr>
         <w:pStyle w:val="Heading2"/>
       </w:pPr>
-      <w:bookmarkStart w:id="18" w:name="_Toc239941818"/>
+      <w:bookmarkStart w:id="18" w:name="_Toc240293494"/>
       <w:r>
         <w:t>2.1</w:t>
       </w:r>
@@ -9268,7 +9523,7 @@
       <w:pPr>
         <w:pStyle w:val="Heading2"/>
       </w:pPr>
-      <w:bookmarkStart w:id="19" w:name="_Toc239941819"/>
+      <w:bookmarkStart w:id="19" w:name="_Toc240293495"/>
       <w:r>
         <w:lastRenderedPageBreak/>
         <w:t>2.1</w:t>
@@ -9398,7 +9653,7 @@
       <w:pPr>
         <w:pStyle w:val="Heading2"/>
       </w:pPr>
-      <w:bookmarkStart w:id="20" w:name="_Toc239941820"/>
+      <w:bookmarkStart w:id="20" w:name="_Toc240293496"/>
       <w:r>
         <w:t>2.1</w:t>
       </w:r>
@@ -9506,7 +9761,7 @@
       <w:pPr>
         <w:pStyle w:val="Heading2"/>
       </w:pPr>
-      <w:bookmarkStart w:id="21" w:name="_Toc239941821"/>
+      <w:bookmarkStart w:id="21" w:name="_Toc240293497"/>
       <w:r>
         <w:t>2.1</w:t>
       </w:r>
@@ -9620,7 +9875,7 @@
       <w:pPr>
         <w:pStyle w:val="Heading2"/>
       </w:pPr>
-      <w:bookmarkStart w:id="22" w:name="_Toc239941822"/>
+      <w:bookmarkStart w:id="22" w:name="_Toc240293498"/>
       <w:r>
         <w:t>2.1</w:t>
       </w:r>
@@ -9704,7 +9959,7 @@
       <w:pPr>
         <w:pStyle w:val="Heading2"/>
       </w:pPr>
-      <w:bookmarkStart w:id="23" w:name="_Toc239941823"/>
+      <w:bookmarkStart w:id="23" w:name="_Toc240293499"/>
       <w:r>
         <w:lastRenderedPageBreak/>
         <w:t>2.1</w:t>
@@ -9826,7 +10081,7 @@
       <w:pPr>
         <w:pStyle w:val="Heading2"/>
       </w:pPr>
-      <w:bookmarkStart w:id="24" w:name="_Toc239941824"/>
+      <w:bookmarkStart w:id="24" w:name="_Toc240293500"/>
       <w:r>
         <w:t>2.1</w:t>
       </w:r>
@@ -9878,7 +10133,7 @@
       <w:pPr>
         <w:pStyle w:val="Heading2"/>
       </w:pPr>
-      <w:bookmarkStart w:id="25" w:name="_Toc239941825"/>
+      <w:bookmarkStart w:id="25" w:name="_Toc240293501"/>
       <w:r>
         <w:t>2.1</w:t>
       </w:r>
@@ -10001,7 +10256,7 @@
       <w:pPr>
         <w:pStyle w:val="Heading1"/>
       </w:pPr>
-      <w:bookmarkStart w:id="26" w:name="_Toc239941826"/>
+      <w:bookmarkStart w:id="26" w:name="_Toc240293502"/>
       <w:r>
         <w:lastRenderedPageBreak/>
         <w:t>3. Adatbázis modellek</w:t>
@@ -10087,7 +10342,7 @@
       <w:pPr>
         <w:pStyle w:val="Heading2"/>
       </w:pPr>
-      <w:bookmarkStart w:id="27" w:name="_Toc239941827"/>
+      <w:bookmarkStart w:id="27" w:name="_Toc240293503"/>
       <w:r>
         <w:t xml:space="preserve">3.1. </w:t>
       </w:r>
@@ -10212,7 +10467,7 @@
       <w:pPr>
         <w:pStyle w:val="Heading2"/>
       </w:pPr>
-      <w:bookmarkStart w:id="28" w:name="_Toc239941828"/>
+      <w:bookmarkStart w:id="28" w:name="_Toc240293504"/>
       <w:r>
         <w:t xml:space="preserve">3.2. </w:t>
       </w:r>
@@ -10279,7 +10534,7 @@
       <w:pPr>
         <w:pStyle w:val="Heading3"/>
       </w:pPr>
-      <w:bookmarkStart w:id="29" w:name="_Toc239941829"/>
+      <w:bookmarkStart w:id="29" w:name="_Toc240293505"/>
       <w:r>
         <w:t xml:space="preserve">3.2.1. </w:t>
       </w:r>
@@ -10504,7 +10759,7 @@
       <w:pPr>
         <w:pStyle w:val="Heading3"/>
       </w:pPr>
-      <w:bookmarkStart w:id="30" w:name="_Toc239941830"/>
+      <w:bookmarkStart w:id="30" w:name="_Toc240293506"/>
       <w:r>
         <w:t>3.2.2. Repülős útvonalak</w:t>
       </w:r>
@@ -10625,7 +10880,7 @@
       <w:pPr>
         <w:pStyle w:val="Heading3"/>
       </w:pPr>
-      <w:bookmarkStart w:id="31" w:name="_Toc239941831"/>
+      <w:bookmarkStart w:id="31" w:name="_Toc240293507"/>
       <w:r>
         <w:t>3.2.3. Meglátogatott helyek</w:t>
       </w:r>
@@ -10706,7 +10961,7 @@
       <w:pPr>
         <w:pStyle w:val="Heading3"/>
       </w:pPr>
-      <w:bookmarkStart w:id="32" w:name="_Toc239941832"/>
+      <w:bookmarkStart w:id="32" w:name="_Toc240293508"/>
       <w:r>
         <w:t>3.2.4. Utazástervezés</w:t>
       </w:r>
@@ -10830,7 +11085,7 @@
       <w:pPr>
         <w:pStyle w:val="Heading3"/>
       </w:pPr>
-      <w:bookmarkStart w:id="33" w:name="_Toc239941833"/>
+      <w:bookmarkStart w:id="33" w:name="_Toc240293509"/>
       <w:r>
         <w:t>3.2.5. Útitervek megosztása</w:t>
       </w:r>
@@ -10883,7 +11138,7 @@
       <w:pPr>
         <w:pStyle w:val="Heading3"/>
       </w:pPr>
-      <w:bookmarkStart w:id="34" w:name="_Toc239941834"/>
+      <w:bookmarkStart w:id="34" w:name="_Toc240293510"/>
       <w:r>
         <w:t>3.2.6. Visszajelzések</w:t>
       </w:r>
@@ -10934,7 +11189,7 @@
       <w:pPr>
         <w:pStyle w:val="Heading2"/>
       </w:pPr>
-      <w:bookmarkStart w:id="35" w:name="_Toc239941835"/>
+      <w:bookmarkStart w:id="35" w:name="_Toc240293511"/>
       <w:r>
         <w:t>3.3. Kapcsolatok</w:t>
       </w:r>
@@ -12711,7 +12966,7 @@
       <w:pPr>
         <w:pStyle w:val="Heading1"/>
       </w:pPr>
-      <w:bookmarkStart w:id="36" w:name="_Toc239941836"/>
+      <w:bookmarkStart w:id="36" w:name="_Toc240293512"/>
       <w:r>
         <w:lastRenderedPageBreak/>
         <w:t>4. Tervezés</w:t>
@@ -12722,7 +12977,7 @@
       <w:pPr>
         <w:pStyle w:val="Heading2"/>
       </w:pPr>
-      <w:bookmarkStart w:id="37" w:name="_Toc239941837"/>
+      <w:bookmarkStart w:id="37" w:name="_Toc240293513"/>
       <w:r>
         <w:t>4.1. Backend</w:t>
       </w:r>
@@ -12774,7 +13029,19 @@
         <w:rPr>
           <w:rFonts w:ascii="Arial" w:hAnsi="Arial" w:cs="Arial"/>
         </w:rPr>
-        <w:t xml:space="preserve"> keretrendszer használatával készült. </w:t>
+        <w:t xml:space="preserve"> keretrendszer használatával készül</w:t>
+      </w:r>
+      <w:r>
+        <w:rPr>
+          <w:rFonts w:ascii="Arial" w:hAnsi="Arial" w:cs="Arial"/>
+        </w:rPr>
+        <w:t>jön</w:t>
+      </w:r>
+      <w:r>
+        <w:rPr>
+          <w:rFonts w:ascii="Arial" w:hAnsi="Arial" w:cs="Arial"/>
+        </w:rPr>
+        <w:t xml:space="preserve">. </w:t>
       </w:r>
       <w:r>
         <w:rPr>
@@ -12788,7 +13055,19 @@
         <w:rPr>
           <w:rFonts w:ascii="Arial" w:hAnsi="Arial" w:cs="Arial"/>
         </w:rPr>
-        <w:t xml:space="preserve"> architektúrát követ, ami biztosítja a backend és frontend kommunikációját </w:t>
+        <w:t xml:space="preserve"> architektúrát köve</w:t>
+      </w:r>
+      <w:r>
+        <w:rPr>
+          <w:rFonts w:ascii="Arial" w:hAnsi="Arial" w:cs="Arial"/>
+        </w:rPr>
+        <w:t>ssen</w:t>
+      </w:r>
+      <w:r>
+        <w:rPr>
+          <w:rFonts w:ascii="Arial" w:hAnsi="Arial" w:cs="Arial"/>
+        </w:rPr>
+        <w:t xml:space="preserve">, ami biztosítja a backend és frontend kommunikációját </w:t>
       </w:r>
       <w:r>
         <w:rPr>
@@ -12971,7 +13250,19 @@
         <w:rPr>
           <w:rFonts w:ascii="Arial" w:hAnsi="Arial" w:cs="Arial"/>
         </w:rPr>
-        <w:t xml:space="preserve">A kérések feldolgozása során a kliens először egy API végpontot hív meg, ami a megfelelő szolgáltatásnak továbbítja a kérést. </w:t>
+        <w:t>A kérések feldolgozása során a kliens először egy API végpontot hív</w:t>
+      </w:r>
+      <w:r>
+        <w:rPr>
+          <w:rFonts w:ascii="Arial" w:hAnsi="Arial" w:cs="Arial"/>
+        </w:rPr>
+        <w:t>jon</w:t>
+      </w:r>
+      <w:r>
+        <w:rPr>
+          <w:rFonts w:ascii="Arial" w:hAnsi="Arial" w:cs="Arial"/>
+        </w:rPr>
+        <w:t xml:space="preserve"> meg, ami a megfelelő szolgáltatásnak továbbítja a kérést. </w:t>
       </w:r>
       <w:r>
         <w:rPr>
@@ -13020,7 +13311,7 @@
       <w:pPr>
         <w:pStyle w:val="Heading2"/>
       </w:pPr>
-      <w:bookmarkStart w:id="38" w:name="_Toc239941838"/>
+      <w:bookmarkStart w:id="38" w:name="_Toc240293514"/>
       <w:r>
         <w:t>4.2. Frontend</w:t>
       </w:r>
@@ -13096,7 +13387,19 @@
         <w:rPr>
           <w:rFonts w:ascii="Arial" w:hAnsi="Arial" w:cs="Arial"/>
         </w:rPr>
-        <w:t xml:space="preserve"> felhasználásával készült. A felhasználói műveletek </w:t>
+        <w:t xml:space="preserve"> felhasználásával készül</w:t>
+      </w:r>
+      <w:r>
+        <w:rPr>
+          <w:rFonts w:ascii="Arial" w:hAnsi="Arial" w:cs="Arial"/>
+        </w:rPr>
+        <w:t>jön</w:t>
+      </w:r>
+      <w:r>
+        <w:rPr>
+          <w:rFonts w:ascii="Arial" w:hAnsi="Arial" w:cs="Arial"/>
+        </w:rPr>
+        <w:t xml:space="preserve">. A felhasználói műveletek </w:t>
       </w:r>
       <w:r>
         <w:rPr>
@@ -13110,7 +13413,19 @@
         <w:rPr>
           <w:rFonts w:ascii="Arial" w:hAnsi="Arial" w:cs="Arial"/>
         </w:rPr>
-        <w:t xml:space="preserve"> segítségével kerülnek feldolgozásra, ami </w:t>
+        <w:t xml:space="preserve"> segítségével kerül</w:t>
+      </w:r>
+      <w:r>
+        <w:rPr>
+          <w:rFonts w:ascii="Arial" w:hAnsi="Arial" w:cs="Arial"/>
+        </w:rPr>
+        <w:t>je</w:t>
+      </w:r>
+      <w:r>
+        <w:rPr>
+          <w:rFonts w:ascii="Arial" w:hAnsi="Arial" w:cs="Arial"/>
+        </w:rPr>
+        <w:t xml:space="preserve">nek feldolgozásra, ami </w:t>
       </w:r>
       <w:r>
         <w:rPr>
@@ -13159,7 +13474,19 @@
         <w:rPr>
           <w:rFonts w:ascii="Arial" w:hAnsi="Arial" w:cs="Arial"/>
         </w:rPr>
-        <w:t>bejelentkezési/regisztációs felület</w:t>
+        <w:t>bejelentkezési/regiszt</w:t>
+      </w:r>
+      <w:r>
+        <w:rPr>
+          <w:rFonts w:ascii="Arial" w:hAnsi="Arial" w:cs="Arial"/>
+        </w:rPr>
+        <w:t>r</w:t>
+      </w:r>
+      <w:r>
+        <w:rPr>
+          <w:rFonts w:ascii="Arial" w:hAnsi="Arial" w:cs="Arial"/>
+        </w:rPr>
+        <w:t>ációs felület</w:t>
       </w:r>
     </w:p>
     <w:p>
@@ -13355,7 +13682,19 @@
         <w:rPr>
           <w:rFonts w:ascii="Arial" w:hAnsi="Arial" w:cs="Arial"/>
         </w:rPr>
-        <w:t xml:space="preserve"> könyvtárat használtam, amely az </w:t>
+        <w:t xml:space="preserve"> könyvtárat </w:t>
+      </w:r>
+      <w:r>
+        <w:rPr>
+          <w:rFonts w:ascii="Arial" w:hAnsi="Arial" w:cs="Arial"/>
+        </w:rPr>
+        <w:t>fogom használni</w:t>
+      </w:r>
+      <w:r>
+        <w:rPr>
+          <w:rFonts w:ascii="Arial" w:hAnsi="Arial" w:cs="Arial"/>
+        </w:rPr>
+        <w:t xml:space="preserve">, amely az </w:t>
       </w:r>
       <w:r>
         <w:rPr>
@@ -13463,7 +13802,7 @@
       <w:pPr>
         <w:pStyle w:val="Heading2"/>
       </w:pPr>
-      <w:bookmarkStart w:id="39" w:name="_Toc239941839"/>
+      <w:bookmarkStart w:id="39" w:name="_Toc240293515"/>
       <w:r>
         <w:t>4.3. Funkci</w:t>
       </w:r>
@@ -13476,7 +13815,7 @@
       <w:pPr>
         <w:pStyle w:val="Heading3"/>
       </w:pPr>
-      <w:bookmarkStart w:id="40" w:name="_Toc239941840"/>
+      <w:bookmarkStart w:id="40" w:name="_Toc240293516"/>
       <w:r>
         <w:t>4.3.1. Felhasználókezelés</w:t>
       </w:r>
@@ -13524,6 +13863,12 @@
         <w:rPr>
           <w:rFonts w:ascii="Arial" w:hAnsi="Arial" w:cs="Arial"/>
         </w:rPr>
+        <w:t xml:space="preserve">legyen </w:t>
+      </w:r>
+      <w:r>
+        <w:rPr>
+          <w:rFonts w:ascii="Arial" w:hAnsi="Arial" w:cs="Arial"/>
+        </w:rPr>
         <w:t>létrehozható</w:t>
       </w:r>
       <w:r>
@@ -13536,7 +13881,19 @@
         <w:rPr>
           <w:rFonts w:ascii="Arial" w:hAnsi="Arial" w:cs="Arial"/>
         </w:rPr>
-        <w:t xml:space="preserve"> Hagyományos regisztráció után a rendszer egy emailt küld a megadott email címre, ahol a felhasználónak meg kell erősíteni a regisztrációját.</w:t>
+        <w:t xml:space="preserve"> Hagyományos regisztráció után a rendszer</w:t>
+      </w:r>
+      <w:r>
+        <w:rPr>
+          <w:rFonts w:ascii="Arial" w:hAnsi="Arial" w:cs="Arial"/>
+        </w:rPr>
+        <w:t xml:space="preserve"> küldjön</w:t>
+      </w:r>
+      <w:r>
+        <w:rPr>
+          <w:rFonts w:ascii="Arial" w:hAnsi="Arial" w:cs="Arial"/>
+        </w:rPr>
+        <w:t xml:space="preserve"> egy emailt a megadott email címre, ahol a felhasználónak meg kell erősíteni a regisztrációját.</w:t>
       </w:r>
       <w:r>
         <w:rPr>
@@ -13554,7 +13911,19 @@
         <w:rPr>
           <w:rFonts w:ascii="Arial" w:hAnsi="Arial" w:cs="Arial"/>
         </w:rPr>
-        <w:t xml:space="preserve"> hitelesítés után minden felhasználó kizárólag a saját adataihoz és utazásaihoz fér hozzá.</w:t>
+        <w:t xml:space="preserve"> hitelesítés után minden felhasználó kizárólag a saját adataihoz és utazásaihoz fér</w:t>
+      </w:r>
+      <w:r>
+        <w:rPr>
+          <w:rFonts w:ascii="Arial" w:hAnsi="Arial" w:cs="Arial"/>
+        </w:rPr>
+        <w:t>hessen</w:t>
+      </w:r>
+      <w:r>
+        <w:rPr>
+          <w:rFonts w:ascii="Arial" w:hAnsi="Arial" w:cs="Arial"/>
+        </w:rPr>
+        <w:t xml:space="preserve"> hozzá.</w:t>
       </w:r>
       <w:r>
         <w:rPr>
@@ -13567,7 +13936,7 @@
       <w:pPr>
         <w:pStyle w:val="Heading3"/>
       </w:pPr>
-      <w:bookmarkStart w:id="41" w:name="_Toc239941841"/>
+      <w:bookmarkStart w:id="41" w:name="_Toc240293517"/>
       <w:r>
         <w:t>4.3.2. Utazások kezelése</w:t>
       </w:r>
@@ -13585,7 +13954,19 @@
         <w:rPr>
           <w:rFonts w:ascii="Arial" w:hAnsi="Arial" w:cs="Arial"/>
         </w:rPr>
-        <w:t>A rendszer lehetőséget biztosít új utazások létrehozására a kiindulási hely, az időtartam, az utazók száma és az egyéni preferenciák megadásával</w:t>
+        <w:t xml:space="preserve">A rendszer </w:t>
+      </w:r>
+      <w:r>
+        <w:rPr>
+          <w:rFonts w:ascii="Arial" w:hAnsi="Arial" w:cs="Arial"/>
+        </w:rPr>
+        <w:t xml:space="preserve">biztosítson </w:t>
+      </w:r>
+      <w:r>
+        <w:rPr>
+          <w:rFonts w:ascii="Arial" w:hAnsi="Arial" w:cs="Arial"/>
+        </w:rPr>
+        <w:t>lehetőséget új utazások létrehozására a kiindulási hely, az időtartam, az utazók száma és az egyéni preferenciák megadásával</w:t>
       </w:r>
       <w:r>
         <w:rPr>
@@ -13597,14 +13978,26 @@
         <w:rPr>
           <w:rFonts w:ascii="Arial" w:hAnsi="Arial" w:cs="Arial"/>
         </w:rPr>
-        <w:t>z elkészült terv később módosítható, törölhető, megosztható vagy lefoglaltnak jelölhető.</w:t>
+        <w:t>z elkészült terv később módosítható, törölhető, megosztható vagy lefoglaltnak jelölhető</w:t>
+      </w:r>
+      <w:r>
+        <w:rPr>
+          <w:rFonts w:ascii="Arial" w:hAnsi="Arial" w:cs="Arial"/>
+        </w:rPr>
+        <w:t xml:space="preserve"> legyen</w:t>
+      </w:r>
+      <w:r>
+        <w:rPr>
+          <w:rFonts w:ascii="Arial" w:hAnsi="Arial" w:cs="Arial"/>
+        </w:rPr>
+        <w:t>.</w:t>
       </w:r>
     </w:p>
     <w:p>
       <w:pPr>
         <w:pStyle w:val="Heading3"/>
       </w:pPr>
-      <w:bookmarkStart w:id="42" w:name="_Toc239941842"/>
+      <w:bookmarkStart w:id="42" w:name="_Toc240293518"/>
       <w:r>
         <w:t>4.3.3. AI alapú útiterv generálás</w:t>
       </w:r>
@@ -13647,19 +14040,17 @@
           <w:lang w:eastAsia="hu-HU"/>
           <w14:ligatures w14:val="none"/>
         </w:rPr>
-        <w:t>A felhasználó által megadott adatok alapján a backend összeállít egy promptot, amit a kiválasztott nagy nyelvi modell (DeepSeek) dolgoz fel. Az AI válasza strukturált útitervként kerül feldolgozásra, amelyet a rendszer ellenőriz, majd megjelenít a felhasználó számára.</w:t>
-      </w:r>
-    </w:p>
-    <w:p>
-      <w:pPr>
-        <w:spacing w:before="100" w:beforeAutospacing="1" w:line="360" w:lineRule="auto"/>
+        <w:t xml:space="preserve">A felhasználó által megadott adatok alapján a backend </w:t>
+      </w:r>
+      <w:r>
         <w:rPr>
           <w:rFonts w:ascii="Arial" w:eastAsia="Times New Roman" w:hAnsi="Arial" w:cs="Arial"/>
           <w:kern w:val="0"/>
           <w:lang w:eastAsia="hu-HU"/>
           <w14:ligatures w14:val="none"/>
         </w:rPr>
-      </w:pPr>
+        <w:t>állítson össze</w:t>
+      </w:r>
       <w:r>
         <w:rPr>
           <w:rFonts w:ascii="Arial" w:eastAsia="Times New Roman" w:hAnsi="Arial" w:cs="Arial"/>
@@ -13667,7 +14058,75 @@
           <w:lang w:eastAsia="hu-HU"/>
           <w14:ligatures w14:val="none"/>
         </w:rPr>
-        <w:t>A generált terv figyelembe veszi:</w:t>
+        <w:t xml:space="preserve"> egy promptot, amit a kiválasztott nagy nyelvi modell (DeepSeek) dolgoz fel. Az AI válasza strukturált útitervként kerül</w:t>
+      </w:r>
+      <w:r>
+        <w:rPr>
+          <w:rFonts w:ascii="Arial" w:eastAsia="Times New Roman" w:hAnsi="Arial" w:cs="Arial"/>
+          <w:kern w:val="0"/>
+          <w:lang w:eastAsia="hu-HU"/>
+          <w14:ligatures w14:val="none"/>
+        </w:rPr>
+        <w:t>jön</w:t>
+      </w:r>
+      <w:r>
+        <w:rPr>
+          <w:rFonts w:ascii="Arial" w:eastAsia="Times New Roman" w:hAnsi="Arial" w:cs="Arial"/>
+          <w:kern w:val="0"/>
+          <w:lang w:eastAsia="hu-HU"/>
+          <w14:ligatures w14:val="none"/>
+        </w:rPr>
+        <w:t xml:space="preserve"> feldolgozásra, amelyet a rendszer ellenőriz, majd megjelenít a felhasználó számára.</w:t>
+      </w:r>
+    </w:p>
+    <w:p>
+      <w:pPr>
+        <w:spacing w:before="100" w:beforeAutospacing="1" w:line="360" w:lineRule="auto"/>
+        <w:rPr>
+          <w:rFonts w:ascii="Arial" w:eastAsia="Times New Roman" w:hAnsi="Arial" w:cs="Arial"/>
+          <w:kern w:val="0"/>
+          <w:lang w:eastAsia="hu-HU"/>
+          <w14:ligatures w14:val="none"/>
+        </w:rPr>
+      </w:pPr>
+    </w:p>
+    <w:p>
+      <w:pPr>
+        <w:spacing w:before="100" w:beforeAutospacing="1" w:line="360" w:lineRule="auto"/>
+        <w:rPr>
+          <w:rFonts w:ascii="Arial" w:eastAsia="Times New Roman" w:hAnsi="Arial" w:cs="Arial"/>
+          <w:kern w:val="0"/>
+          <w:lang w:eastAsia="hu-HU"/>
+          <w14:ligatures w14:val="none"/>
+        </w:rPr>
+      </w:pPr>
+      <w:r>
+        <w:rPr>
+          <w:rFonts w:ascii="Arial" w:eastAsia="Times New Roman" w:hAnsi="Arial" w:cs="Arial"/>
+          <w:kern w:val="0"/>
+          <w:lang w:eastAsia="hu-HU"/>
+          <w14:ligatures w14:val="none"/>
+        </w:rPr>
+        <w:lastRenderedPageBreak/>
+        <w:t>A generált terv</w:t>
+      </w:r>
+      <w:r>
+        <w:rPr>
+          <w:rFonts w:ascii="Arial" w:eastAsia="Times New Roman" w:hAnsi="Arial" w:cs="Arial"/>
+          <w:kern w:val="0"/>
+          <w:lang w:eastAsia="hu-HU"/>
+          <w14:ligatures w14:val="none"/>
+        </w:rPr>
+        <w:t xml:space="preserve"> vegye</w:t>
+      </w:r>
+      <w:r>
+        <w:rPr>
+          <w:rFonts w:ascii="Arial" w:eastAsia="Times New Roman" w:hAnsi="Arial" w:cs="Arial"/>
+          <w:kern w:val="0"/>
+          <w:lang w:eastAsia="hu-HU"/>
+          <w14:ligatures w14:val="none"/>
+        </w:rPr>
+        <w:t xml:space="preserve"> figyelembe:</w:t>
       </w:r>
     </w:p>
     <w:p>
@@ -13692,7 +14151,6 @@
           <w:lang w:eastAsia="hu-HU"/>
           <w14:ligatures w14:val="none"/>
         </w:rPr>
-        <w:lastRenderedPageBreak/>
         <w:t>a helyszínek földrajzi elhelyezkedését</w:t>
       </w:r>
     </w:p>
@@ -13775,7 +14233,7 @@
       <w:pPr>
         <w:pStyle w:val="Heading3"/>
       </w:pPr>
-      <w:bookmarkStart w:id="43" w:name="_Toc239941843"/>
+      <w:bookmarkStart w:id="43" w:name="_Toc240293519"/>
       <w:r>
         <w:t>4.3.4. Térképes megjelenítés</w:t>
       </w:r>
@@ -13793,7 +14251,19 @@
         <w:rPr>
           <w:rFonts w:ascii="Arial" w:hAnsi="Arial" w:cs="Arial"/>
         </w:rPr>
-        <w:t>Az útiterv helyszínei, valamint a korábban meglátogatott helyek interaktív térképen is megjelennek.</w:t>
+        <w:t xml:space="preserve">Az útiterv helyszínei, valamint a korábban meglátogatott helyek interaktív térképen is </w:t>
+      </w:r>
+      <w:r>
+        <w:rPr>
+          <w:rFonts w:ascii="Arial" w:hAnsi="Arial" w:cs="Arial"/>
+        </w:rPr>
+        <w:t>jelenjenek meg</w:t>
+      </w:r>
+      <w:r>
+        <w:rPr>
+          <w:rFonts w:ascii="Arial" w:hAnsi="Arial" w:cs="Arial"/>
+        </w:rPr>
+        <w:t>.</w:t>
       </w:r>
     </w:p>
     <w:p>
@@ -13850,14 +14320,26 @@
         <w:rPr>
           <w:rFonts w:ascii="Arial" w:hAnsi="Arial" w:cs="Arial"/>
         </w:rPr>
-        <w:t xml:space="preserve"> könyvtár biztosítja a térképes megjelenítést.</w:t>
+        <w:t xml:space="preserve"> könyvtár biztosít</w:t>
+      </w:r>
+      <w:r>
+        <w:rPr>
+          <w:rFonts w:ascii="Arial" w:hAnsi="Arial" w:cs="Arial"/>
+        </w:rPr>
+        <w:t>s</w:t>
+      </w:r>
+      <w:r>
+        <w:rPr>
+          <w:rFonts w:ascii="Arial" w:hAnsi="Arial" w:cs="Arial"/>
+        </w:rPr>
+        <w:t>a a térképes megjelenítést.</w:t>
       </w:r>
     </w:p>
     <w:p>
       <w:pPr>
         <w:pStyle w:val="Heading3"/>
       </w:pPr>
-      <w:bookmarkStart w:id="44" w:name="_Toc239941844"/>
+      <w:bookmarkStart w:id="44" w:name="_Toc240293520"/>
       <w:r>
         <w:t>4.3.5. Korábbi utazások nyilvántartása</w:t>
       </w:r>
@@ -13875,7 +14357,37 @@
         <w:rPr>
           <w:rFonts w:ascii="Arial" w:hAnsi="Arial" w:cs="Arial"/>
         </w:rPr>
-        <w:t>A rendszer a meglátogatott helyekhez értékelést, leírást, fényképeket és látogatási időpontot enged rögzíteni, így személyes utazási naplóként is szolgál</w:t>
+        <w:t>A rendszer a meglátogatott helyekhez értékelést, leírást, fényképeket és látogatási időpontot enged</w:t>
+      </w:r>
+      <w:r>
+        <w:rPr>
+          <w:rFonts w:ascii="Arial" w:hAnsi="Arial" w:cs="Arial"/>
+        </w:rPr>
+        <w:t>jen</w:t>
+      </w:r>
+      <w:r>
+        <w:rPr>
+          <w:rFonts w:ascii="Arial" w:hAnsi="Arial" w:cs="Arial"/>
+        </w:rPr>
+        <w:t xml:space="preserve"> rögzíteni, </w:t>
+      </w:r>
+      <w:r>
+        <w:rPr>
+          <w:rFonts w:ascii="Arial" w:hAnsi="Arial" w:cs="Arial"/>
+        </w:rPr>
+        <w:t>ezáltal</w:t>
+      </w:r>
+      <w:r>
+        <w:rPr>
+          <w:rFonts w:ascii="Arial" w:hAnsi="Arial" w:cs="Arial"/>
+        </w:rPr>
+        <w:t xml:space="preserve"> személyes utazási naplóként is szolgál</w:t>
+      </w:r>
+      <w:r>
+        <w:rPr>
+          <w:rFonts w:ascii="Arial" w:hAnsi="Arial" w:cs="Arial"/>
+        </w:rPr>
+        <w:t>hasson</w:t>
       </w:r>
       <w:r>
         <w:rPr>
@@ -13887,14 +14399,26 @@
         <w:rPr>
           <w:rFonts w:ascii="Arial" w:hAnsi="Arial" w:cs="Arial"/>
         </w:rPr>
-        <w:t xml:space="preserve"> lefoglaltnak jelölt utak az időpont eljöttével automatikusan átkerülnek a korábbi utazások közé.</w:t>
+        <w:t xml:space="preserve"> lefoglaltnak jelölt utak az időpont eljöttével automatikusan </w:t>
+      </w:r>
+      <w:r>
+        <w:rPr>
+          <w:rFonts w:ascii="Arial" w:hAnsi="Arial" w:cs="Arial"/>
+        </w:rPr>
+        <w:t>kerüljenek át</w:t>
+      </w:r>
+      <w:r>
+        <w:rPr>
+          <w:rFonts w:ascii="Arial" w:hAnsi="Arial" w:cs="Arial"/>
+        </w:rPr>
+        <w:t xml:space="preserve"> a korábbi utazások közé.</w:t>
       </w:r>
     </w:p>
     <w:p>
       <w:pPr>
         <w:pStyle w:val="Heading3"/>
       </w:pPr>
-      <w:bookmarkStart w:id="45" w:name="_Toc239941845"/>
+      <w:bookmarkStart w:id="45" w:name="_Toc240293521"/>
       <w:r>
         <w:t>4.3.6. Repülőjáratok és foglalási lehetőségek</w:t>
       </w:r>
@@ -13924,14 +14448,38 @@
         <w:rPr>
           <w:rFonts w:ascii="Arial" w:hAnsi="Arial" w:cs="Arial"/>
         </w:rPr>
-        <w:t xml:space="preserve"> megjelenít hivatkozásokat, amiknek segítségével lefoglalhatók a repülőjegyek, valamint a szállások.</w:t>
+        <w:t xml:space="preserve"> </w:t>
+      </w:r>
+      <w:r>
+        <w:rPr>
+          <w:rFonts w:ascii="Arial" w:hAnsi="Arial" w:cs="Arial"/>
+        </w:rPr>
+        <w:t>jelenítsen meg</w:t>
+      </w:r>
+      <w:r>
+        <w:rPr>
+          <w:rFonts w:ascii="Arial" w:hAnsi="Arial" w:cs="Arial"/>
+        </w:rPr>
+        <w:t xml:space="preserve"> hivatkozásokat, amiknek segítségével lefoglalhatók </w:t>
+      </w:r>
+      <w:r>
+        <w:rPr>
+          <w:rFonts w:ascii="Arial" w:hAnsi="Arial" w:cs="Arial"/>
+        </w:rPr>
+        <w:t xml:space="preserve">lehessenek </w:t>
+      </w:r>
+      <w:r>
+        <w:rPr>
+          <w:rFonts w:ascii="Arial" w:hAnsi="Arial" w:cs="Arial"/>
+        </w:rPr>
+        <w:t>a repülőjegyek, valamint a szállások.</w:t>
       </w:r>
     </w:p>
     <w:p>
       <w:pPr>
         <w:pStyle w:val="Heading3"/>
       </w:pPr>
-      <w:bookmarkStart w:id="46" w:name="_Toc239941846"/>
+      <w:bookmarkStart w:id="46" w:name="_Toc240293522"/>
       <w:r>
         <w:t>4.3.7. Megtervezett utazások megosztása</w:t>
       </w:r>
@@ -13949,14 +14497,38 @@
         <w:rPr>
           <w:rFonts w:ascii="Arial" w:hAnsi="Arial" w:cs="Arial"/>
         </w:rPr>
-        <w:t>A rendszer lehetőséget biztosít a megtervezett utazások más felhasználókkal történő megosztására is. Az útitervek kétféle módon oszthatók meg. Egyrészt az alkalmazáson belül elküldhetők a regisztrált felhasználók számára, másrészt egy egyedi megosztási link is generálható. Ez utóbbi lehetővé teszi, hogy az útiterv olyan személyek számára is elérhető legyen, akik nem rendelkeznek felhasználói fiókkal az alkalmazásban.</w:t>
+        <w:t>A rendszer biztosít</w:t>
+      </w:r>
+      <w:r>
+        <w:rPr>
+          <w:rFonts w:ascii="Arial" w:hAnsi="Arial" w:cs="Arial"/>
+        </w:rPr>
+        <w:t>son lehetőséget</w:t>
+      </w:r>
+      <w:r>
+        <w:rPr>
+          <w:rFonts w:ascii="Arial" w:hAnsi="Arial" w:cs="Arial"/>
+        </w:rPr>
+        <w:t xml:space="preserve"> a megtervezett utazások más felhasználókkal történő megosztására is. Az útitervek kétféle módon </w:t>
+      </w:r>
+      <w:r>
+        <w:rPr>
+          <w:rFonts w:ascii="Arial" w:hAnsi="Arial" w:cs="Arial"/>
+        </w:rPr>
+        <w:t>legyenek megoszthatók</w:t>
+      </w:r>
+      <w:r>
+        <w:rPr>
+          <w:rFonts w:ascii="Arial" w:hAnsi="Arial" w:cs="Arial"/>
+        </w:rPr>
+        <w:t>. Egyrészt az alkalmazáson belül elküldhetők a regisztrált felhasználók számára, másrészt egy egyedi megosztási link is generálható. Ez utóbbi lehetővé teszi, hogy az útiterv olyan személyek számára is elérhető legyen, akik nem rendelkeznek felhasználói fiókkal az alkalmazásban.</w:t>
       </w:r>
     </w:p>
     <w:p>
       <w:pPr>
         <w:pStyle w:val="Heading3"/>
       </w:pPr>
-      <w:bookmarkStart w:id="47" w:name="_Toc239941847"/>
+      <w:bookmarkStart w:id="47" w:name="_Toc240293523"/>
       <w:r>
         <w:t>4.3.8. Meglévő adatbázis importálás-exportálás</w:t>
       </w:r>
@@ -13974,108 +14546,355 @@
         <w:rPr>
           <w:rFonts w:ascii="Arial" w:hAnsi="Arial" w:cs="Arial"/>
         </w:rPr>
-        <w:t>Annak érdekében, hogy a hosztolt alkalmazás is rendelkezzen a lokális fejlesztői környezetben létrehozott adatbázis-tartalommal, a rendszer biztosít egy adminisztrátori felületet, amelyen keresztül az aktuális adatbázis-állapot JSON formátumban exportálható, majd szükség esetén más környezetbe importálható.</w:t>
+        <w:t>Annak érdekében, hogy a hosztolt alkalmazás is rendelkezzen a lokális fejlesztői környezetben létrehozott adatbázis-tartalommal, a rendszer biztosít</w:t>
+      </w:r>
+      <w:r>
+        <w:rPr>
+          <w:rFonts w:ascii="Arial" w:hAnsi="Arial" w:cs="Arial"/>
+        </w:rPr>
+        <w:t>son</w:t>
+      </w:r>
+      <w:r>
+        <w:rPr>
+          <w:rFonts w:ascii="Arial" w:hAnsi="Arial" w:cs="Arial"/>
+        </w:rPr>
+        <w:t xml:space="preserve"> egy </w:t>
+      </w:r>
+      <w:r>
+        <w:rPr>
+          <w:rFonts w:ascii="Arial" w:hAnsi="Arial" w:cs="Arial"/>
+        </w:rPr>
+        <w:lastRenderedPageBreak/>
+        <w:t>adminisztrátori felületet, amelyen keresztül az aktuális adatbázis-állapot JSON formátumban exportálható, majd szükség esetén más környezetbe importálható.</w:t>
       </w:r>
     </w:p>
     <w:p>
       <w:pPr>
         <w:pStyle w:val="Heading3"/>
       </w:pPr>
-      <w:bookmarkStart w:id="48" w:name="_Toc239941848"/>
+      <w:bookmarkStart w:id="48" w:name="_Toc240293524"/>
+      <w:r>
+        <w:t>4.3.9. Visszajelzés küldése</w:t>
+      </w:r>
+      <w:bookmarkEnd w:id="48"/>
+    </w:p>
+    <w:p>
+      <w:pPr>
+        <w:spacing w:line="360" w:lineRule="auto"/>
+        <w:jc w:val="both"/>
+        <w:rPr>
+          <w:rFonts w:ascii="Arial" w:hAnsi="Arial" w:cs="Arial"/>
+        </w:rPr>
+      </w:pPr>
+      <w:r>
+        <w:rPr>
+          <w:rFonts w:ascii="Arial" w:hAnsi="Arial" w:cs="Arial"/>
+        </w:rPr>
+        <w:t xml:space="preserve">A rendszer </w:t>
+      </w:r>
+      <w:r>
+        <w:rPr>
+          <w:rFonts w:ascii="Arial" w:hAnsi="Arial" w:cs="Arial"/>
+        </w:rPr>
+        <w:t>biztosít</w:t>
+      </w:r>
+      <w:r>
+        <w:rPr>
+          <w:rFonts w:ascii="Arial" w:hAnsi="Arial" w:cs="Arial"/>
+        </w:rPr>
+        <w:t>s</w:t>
+      </w:r>
+      <w:r>
+        <w:rPr>
+          <w:rFonts w:ascii="Arial" w:hAnsi="Arial" w:cs="Arial"/>
+        </w:rPr>
+        <w:t xml:space="preserve">a </w:t>
+      </w:r>
+      <w:r>
+        <w:rPr>
+          <w:rFonts w:ascii="Arial" w:hAnsi="Arial" w:cs="Arial"/>
+        </w:rPr>
+        <w:t>a bejelentkezett felhasználók számára, hogy az alkalmazással kapcsolatos visszajelzéseket, észrevételeket vagy hibabejelentéseket küldjenek. A visszajelzés egy kötelező szöveges üzenetből áll</w:t>
+      </w:r>
+      <w:r>
+        <w:rPr>
+          <w:rFonts w:ascii="Arial" w:hAnsi="Arial" w:cs="Arial"/>
+        </w:rPr>
+        <w:t>jon</w:t>
+      </w:r>
+      <w:r>
+        <w:rPr>
+          <w:rFonts w:ascii="Arial" w:hAnsi="Arial" w:cs="Arial"/>
+        </w:rPr>
+        <w:t xml:space="preserve">, amelyhez a felhasználó opcionálisan egy képet is csatolhat, például egy tapasztalt hiba szemléltetésére. A beküldött visszajelzéseket a rendszer </w:t>
+      </w:r>
+      <w:r>
+        <w:rPr>
+          <w:rFonts w:ascii="Arial" w:hAnsi="Arial" w:cs="Arial"/>
+        </w:rPr>
+        <w:t>tárolja el</w:t>
+      </w:r>
+      <w:r>
+        <w:rPr>
+          <w:rFonts w:ascii="Arial" w:hAnsi="Arial" w:cs="Arial"/>
+        </w:rPr>
+        <w:t>, és azokat az adminisztrátor egy erre dedikált felületen tekinthe</w:t>
+      </w:r>
+      <w:r>
+        <w:rPr>
+          <w:rFonts w:ascii="Arial" w:hAnsi="Arial" w:cs="Arial"/>
+        </w:rPr>
+        <w:t>sse</w:t>
+      </w:r>
+      <w:r>
+        <w:rPr>
+          <w:rFonts w:ascii="Arial" w:hAnsi="Arial" w:cs="Arial"/>
+        </w:rPr>
+        <w:t xml:space="preserve"> át, majd szükség esetén törölhe</w:t>
+      </w:r>
+      <w:r>
+        <w:rPr>
+          <w:rFonts w:ascii="Arial" w:hAnsi="Arial" w:cs="Arial"/>
+        </w:rPr>
+        <w:t>sse</w:t>
+      </w:r>
+      <w:r>
+        <w:rPr>
+          <w:rFonts w:ascii="Arial" w:hAnsi="Arial" w:cs="Arial"/>
+        </w:rPr>
+        <w:t>.</w:t>
+      </w:r>
+    </w:p>
+    <w:p>
+      <w:pPr>
+        <w:pStyle w:val="Heading3"/>
+      </w:pPr>
+      <w:bookmarkStart w:id="49" w:name="_Toc240293525"/>
+      <w:r>
+        <w:t>4.3.10. Felhasználói értesítések</w:t>
+      </w:r>
+      <w:bookmarkEnd w:id="49"/>
+    </w:p>
+    <w:p>
+      <w:pPr>
+        <w:spacing w:line="360" w:lineRule="auto"/>
+        <w:jc w:val="both"/>
+        <w:rPr>
+          <w:rFonts w:ascii="Arial" w:hAnsi="Arial" w:cs="Arial"/>
+        </w:rPr>
+      </w:pPr>
+      <w:r>
+        <w:rPr>
+          <w:rFonts w:ascii="Arial" w:hAnsi="Arial" w:cs="Arial"/>
+        </w:rPr>
+        <w:t>Az alkalmazás gondoskod</w:t>
+      </w:r>
+      <w:r>
+        <w:rPr>
+          <w:rFonts w:ascii="Arial" w:hAnsi="Arial" w:cs="Arial"/>
+        </w:rPr>
+        <w:t>jon</w:t>
+      </w:r>
+      <w:r>
+        <w:rPr>
+          <w:rFonts w:ascii="Arial" w:hAnsi="Arial" w:cs="Arial"/>
+        </w:rPr>
+        <w:t xml:space="preserve"> arról, hogy a felhasználók értesüljenek az appon belüli eseményekről, ezt egy külön értesítés rész segítségével oldja meg. A következő eseményekről kerül</w:t>
+      </w:r>
+      <w:r>
+        <w:rPr>
+          <w:rFonts w:ascii="Arial" w:hAnsi="Arial" w:cs="Arial"/>
+        </w:rPr>
+        <w:t>jön</w:t>
+      </w:r>
+      <w:r>
+        <w:rPr>
+          <w:rFonts w:ascii="Arial" w:hAnsi="Arial" w:cs="Arial"/>
+        </w:rPr>
+        <w:t xml:space="preserve"> értesítés megjelenítésre: a felhasználóval megosztottak egy útitervet, a felhasználó megosztott útitervét elfogadták</w:t>
+      </w:r>
+      <w:r>
+        <w:rPr>
+          <w:rFonts w:ascii="Arial" w:hAnsi="Arial" w:cs="Arial"/>
+        </w:rPr>
+        <w:t>/elutasították</w:t>
+      </w:r>
+      <w:r>
+        <w:rPr>
+          <w:rFonts w:ascii="Arial" w:hAnsi="Arial" w:cs="Arial"/>
+        </w:rPr>
+        <w:t>, a felhasználó visszajelzésé</w:t>
+      </w:r>
+      <w:r>
+        <w:rPr>
+          <w:rFonts w:ascii="Arial" w:hAnsi="Arial" w:cs="Arial"/>
+        </w:rPr>
+        <w:t>nek megváltozott az állapota</w:t>
+      </w:r>
+      <w:r>
+        <w:rPr>
+          <w:rFonts w:ascii="Arial" w:hAnsi="Arial" w:cs="Arial"/>
+        </w:rPr>
+        <w:t>, valamint a felhasználó lefoglalt utazása véget ért.</w:t>
+      </w:r>
+    </w:p>
+    <w:p>
+      <w:pPr>
+        <w:spacing w:line="360" w:lineRule="auto"/>
+        <w:jc w:val="both"/>
+        <w:rPr>
+          <w:rStyle w:val="Heading3Char"/>
+        </w:rPr>
+      </w:pPr>
+      <w:bookmarkStart w:id="50" w:name="_Toc240293526"/>
+      <w:r>
+        <w:rPr>
+          <w:rStyle w:val="Heading3Char"/>
+        </w:rPr>
+        <w:t>4.3.11. Beállítások</w:t>
+      </w:r>
+      <w:bookmarkEnd w:id="50"/>
+    </w:p>
+    <w:p>
+      <w:pPr>
+        <w:spacing w:line="360" w:lineRule="auto"/>
+        <w:jc w:val="both"/>
+        <w:rPr>
+          <w:rFonts w:ascii="Arial" w:eastAsiaTheme="majorEastAsia" w:hAnsi="Arial" w:cstheme="majorBidi"/>
+          <w:color w:val="000000" w:themeColor="text1"/>
+          <w:szCs w:val="28"/>
+        </w:rPr>
+      </w:pPr>
+      <w:r>
+        <w:rPr>
+          <w:rFonts w:ascii="Arial" w:hAnsi="Arial" w:cs="Arial"/>
+        </w:rPr>
+        <w:t>A rendszer tegye lehetővé a felhasználó számára a megjelenítés tém</w:t>
+      </w:r>
+      <w:r>
+        <w:rPr>
+          <w:rFonts w:ascii="Arial" w:hAnsi="Arial" w:cs="Arial"/>
+        </w:rPr>
+        <w:t>ájának</w:t>
+      </w:r>
+      <w:r>
+        <w:rPr>
+          <w:rFonts w:ascii="Arial" w:hAnsi="Arial" w:cs="Arial"/>
+        </w:rPr>
+        <w:t xml:space="preserve"> és a felület nyelvének </w:t>
+      </w:r>
+      <w:r>
+        <w:rPr>
+          <w:rFonts w:ascii="Arial" w:hAnsi="Arial" w:cs="Arial"/>
+        </w:rPr>
+        <w:t>módosítását</w:t>
+      </w:r>
+      <w:r>
+        <w:rPr>
+          <w:rFonts w:ascii="Arial" w:hAnsi="Arial" w:cs="Arial"/>
+        </w:rPr>
+        <w:t>, amely a böngészőben perzisztálódjon, így a következő látogatáskor is megmarad.</w:t>
+      </w:r>
+    </w:p>
+    <w:p>
+      <w:pPr>
+        <w:pStyle w:val="Heading3"/>
+      </w:pPr>
+      <w:bookmarkStart w:id="51" w:name="_Toc240293527"/>
+      <w:r>
+        <w:t>4.3.12. Profil kezelése</w:t>
+      </w:r>
+      <w:bookmarkEnd w:id="51"/>
+    </w:p>
+    <w:p>
+      <w:pPr>
+        <w:spacing w:line="360" w:lineRule="auto"/>
+        <w:jc w:val="both"/>
+        <w:rPr>
+          <w:rFonts w:ascii="Arial" w:hAnsi="Arial" w:cs="Arial"/>
+        </w:rPr>
+      </w:pPr>
+      <w:r>
+        <w:rPr>
+          <w:rFonts w:ascii="Arial" w:hAnsi="Arial" w:cs="Arial"/>
+        </w:rPr>
+        <w:t>A felhasználó tekinthesse meg és szerkeszthesse a fiókjához tartozó alapadatokat (felhasználónév, e-mail cím, lakóhely), valamint innen kezdeményezhesse a jelszó módosítását és a kijelentkezést.</w:t>
+      </w:r>
+    </w:p>
+    <w:p>
+      <w:pPr>
+        <w:pStyle w:val="Heading3"/>
+      </w:pPr>
+      <w:bookmarkStart w:id="52" w:name="_Toc240293528"/>
+      <w:r>
+        <w:t>4.3.13. Légitársaság</w:t>
+      </w:r>
+      <w:r>
+        <w:t>ok</w:t>
+      </w:r>
+      <w:r>
+        <w:t xml:space="preserve"> útvonaladat</w:t>
+      </w:r>
+      <w:r>
+        <w:t>ainak</w:t>
+      </w:r>
+      <w:r>
+        <w:t xml:space="preserve"> frissítése</w:t>
+      </w:r>
+      <w:bookmarkEnd w:id="52"/>
+    </w:p>
+    <w:p>
+      <w:pPr>
+        <w:spacing w:line="360" w:lineRule="auto"/>
+        <w:jc w:val="both"/>
+        <w:rPr>
+          <w:rFonts w:ascii="Arial" w:hAnsi="Arial" w:cs="Arial"/>
+        </w:rPr>
+      </w:pPr>
+      <w:r>
+        <w:rPr>
+          <w:rFonts w:ascii="Arial" w:hAnsi="Arial" w:cs="Arial"/>
+        </w:rPr>
+        <w:t>A rendszer tegye lehetővé az adminisztrátor számára, hogy az admin felületen keresztül, egyetlen művelettel újra</w:t>
+      </w:r>
+      <w:r>
+        <w:rPr>
+          <w:rFonts w:ascii="Arial" w:hAnsi="Arial" w:cs="Arial"/>
+        </w:rPr>
+        <w:t xml:space="preserve"> le lehessen kérdezni</w:t>
+      </w:r>
+      <w:r>
+        <w:rPr>
+          <w:rFonts w:ascii="Arial" w:hAnsi="Arial" w:cs="Arial"/>
+        </w:rPr>
+        <w:t xml:space="preserve"> és adatbázisba ment</w:t>
+      </w:r>
+      <w:r>
+        <w:rPr>
+          <w:rFonts w:ascii="Arial" w:hAnsi="Arial" w:cs="Arial"/>
+        </w:rPr>
+        <w:t>eni</w:t>
+      </w:r>
+      <w:r>
+        <w:rPr>
+          <w:rFonts w:ascii="Arial" w:hAnsi="Arial" w:cs="Arial"/>
+        </w:rPr>
+        <w:t xml:space="preserve"> a támogatott légitársaságok (Ryanair, Lufthansa, KLM, Wizz Air) aktuális útvonaladatait, parancssori hozzáférés nélkül is biztosítva azok naprakészen tartását.</w:t>
+      </w:r>
+    </w:p>
+    <w:p>
+      <w:pPr>
+        <w:pStyle w:val="Heading2"/>
+      </w:pPr>
+      <w:bookmarkStart w:id="53" w:name="_Toc240293529"/>
       <w:r>
         <w:lastRenderedPageBreak/>
-        <w:t>4.3.9. Visszajelzés küldése</w:t>
-      </w:r>
-      <w:bookmarkEnd w:id="48"/>
-    </w:p>
-    <w:p>
-      <w:pPr>
-        <w:spacing w:line="360" w:lineRule="auto"/>
-        <w:jc w:val="both"/>
-        <w:rPr>
-          <w:rFonts w:ascii="Arial" w:hAnsi="Arial" w:cs="Arial"/>
-        </w:rPr>
-      </w:pPr>
-      <w:r>
-        <w:rPr>
-          <w:rFonts w:ascii="Arial" w:hAnsi="Arial" w:cs="Arial"/>
-        </w:rPr>
-        <w:t xml:space="preserve">A rendszer </w:t>
-      </w:r>
-      <w:r>
-        <w:rPr>
-          <w:rFonts w:ascii="Arial" w:hAnsi="Arial" w:cs="Arial"/>
-        </w:rPr>
-        <w:t xml:space="preserve">biztosítja </w:t>
-      </w:r>
-      <w:r>
-        <w:rPr>
-          <w:rFonts w:ascii="Arial" w:hAnsi="Arial" w:cs="Arial"/>
-        </w:rPr>
-        <w:t>a bejelentkezett felhasználók számára, hogy az alkalmazással kapcsolatos visszajelzéseket, észrevételeket vagy hibabejelentéseket küldjenek. A visszajelzés egy kötelező szöveges üzenetből áll, amelyhez a felhasználó opcionálisan egy képet is csatolhat, például egy tapasztalt hiba szemléltetésére. A beküldött visszajelzéseket a rendszer eltárolja, és azokat az adminisztrátor egy erre dedikált felületen tekintheti át, majd szükség esetén törölheti.</w:t>
-      </w:r>
-    </w:p>
-    <w:p>
-      <w:pPr>
-        <w:pStyle w:val="Heading3"/>
-      </w:pPr>
-      <w:bookmarkStart w:id="49" w:name="_Toc239941849"/>
-      <w:r>
-        <w:t>4.3.10. Felhasználói értesítések</w:t>
-      </w:r>
-      <w:bookmarkEnd w:id="49"/>
-    </w:p>
-    <w:p>
-      <w:pPr>
-        <w:spacing w:line="360" w:lineRule="auto"/>
-        <w:jc w:val="both"/>
-        <w:rPr>
-          <w:rFonts w:ascii="Arial" w:hAnsi="Arial" w:cs="Arial"/>
-        </w:rPr>
-      </w:pPr>
-      <w:r>
-        <w:rPr>
-          <w:rFonts w:ascii="Arial" w:hAnsi="Arial" w:cs="Arial"/>
-        </w:rPr>
-        <w:t>Az alkalmazás gondoskodik arról, hogy a felhasználók értesüljenek az appon belüli eseményekről, ezt egy külön értesítés rész segítségével oldja meg. A következő eseményekről kerül értesítés megjelenítésre: a felhasználóval megosztottak egy útitervet, a felhasználó megosztott útitervét elfogadták</w:t>
-      </w:r>
-      <w:r>
-        <w:rPr>
-          <w:rFonts w:ascii="Arial" w:hAnsi="Arial" w:cs="Arial"/>
-        </w:rPr>
-        <w:t>/elutasították</w:t>
-      </w:r>
-      <w:r>
-        <w:rPr>
-          <w:rFonts w:ascii="Arial" w:hAnsi="Arial" w:cs="Arial"/>
-        </w:rPr>
-        <w:t>, a felhasználó visszajelzésé</w:t>
-      </w:r>
-      <w:r>
-        <w:rPr>
-          <w:rFonts w:ascii="Arial" w:hAnsi="Arial" w:cs="Arial"/>
-        </w:rPr>
-        <w:t>nek megváltozott az állapota</w:t>
-      </w:r>
-      <w:r>
-        <w:rPr>
-          <w:rFonts w:ascii="Arial" w:hAnsi="Arial" w:cs="Arial"/>
-        </w:rPr>
-        <w:t>, valamint a felhasználó lefoglalt utazása véget ért.</w:t>
-      </w:r>
-    </w:p>
-    <w:p>
-      <w:pPr>
-        <w:pStyle w:val="Heading2"/>
-      </w:pPr>
-      <w:bookmarkStart w:id="50" w:name="_Toc239941850"/>
-      <w:r>
         <w:t xml:space="preserve">4.4. </w:t>
       </w:r>
       <w:r>
         <w:t>UI tervezés (Figma)</w:t>
       </w:r>
-      <w:bookmarkEnd w:id="50"/>
+      <w:bookmarkEnd w:id="53"/>
     </w:p>
     <w:p>
       <w:pPr>
@@ -14193,9 +15012,8 @@
           <w:rFonts w:ascii="Arial" w:hAnsi="Arial" w:cs="Arial"/>
           <w:noProof/>
         </w:rPr>
-        <w:lastRenderedPageBreak/>
         <w:drawing>
-          <wp:inline distT="0" distB="0" distL="0" distR="0" wp14:anchorId="28BD969F" wp14:editId="7681843E">
+          <wp:inline distT="0" distB="0" distL="0" distR="0" wp14:anchorId="28BD969F" wp14:editId="40CBFAFE">
             <wp:extent cx="5760720" cy="3240405"/>
             <wp:effectExtent l="0" t="0" r="0" b="0"/>
             <wp:docPr id="1304297483" name="Picture 8"/>
@@ -14334,8 +15152,9 @@
         <w:rPr>
           <w:noProof/>
         </w:rPr>
+        <w:lastRenderedPageBreak/>
         <w:drawing>
-          <wp:inline distT="0" distB="0" distL="0" distR="0" wp14:anchorId="1B0EC6B4" wp14:editId="1294EE2A">
+          <wp:inline distT="0" distB="0" distL="0" distR="0" wp14:anchorId="1B0EC6B4" wp14:editId="404F646A">
             <wp:extent cx="5760720" cy="3240405"/>
             <wp:effectExtent l="0" t="0" r="0" b="0"/>
             <wp:docPr id="1302079082" name="Picture 9"/>
@@ -14422,9 +15241,8 @@
         <w:rPr>
           <w:noProof/>
         </w:rPr>
-        <w:lastRenderedPageBreak/>
         <w:drawing>
-          <wp:inline distT="0" distB="0" distL="0" distR="0" wp14:anchorId="43FD0357" wp14:editId="389DA377">
+          <wp:inline distT="0" distB="0" distL="0" distR="0" wp14:anchorId="43FD0357" wp14:editId="61ACE162">
             <wp:extent cx="5760720" cy="3240405"/>
             <wp:effectExtent l="0" t="0" r="0" b="0"/>
             <wp:docPr id="179788065" name="Picture 10"/>
@@ -14524,7 +15342,14 @@
         <w:rPr>
           <w:rFonts w:ascii="Arial" w:hAnsi="Arial" w:cs="Arial"/>
         </w:rPr>
-        <w:t>hogy az oldal a látogatással kapcsolatos valamennyi lényeges információt bekérje a felhasználótól, ugyanakkor továbbra is megőrizze az átláthatóságát.</w:t>
+        <w:t xml:space="preserve">hogy az oldal a látogatással kapcsolatos </w:t>
+      </w:r>
+      <w:r>
+        <w:rPr>
+          <w:rFonts w:ascii="Arial" w:hAnsi="Arial" w:cs="Arial"/>
+        </w:rPr>
+        <w:lastRenderedPageBreak/>
+        <w:t>valamennyi lényeges információt bekérje a felhasználótól, ugyanakkor továbbra is megőrizze az átláthatóságát.</w:t>
       </w:r>
     </w:p>
     <w:p>
@@ -14538,7 +15363,7 @@
           <w:noProof/>
         </w:rPr>
         <w:drawing>
-          <wp:inline distT="0" distB="0" distL="0" distR="0" wp14:anchorId="0E4634B2" wp14:editId="2DCD50B3">
+          <wp:inline distT="0" distB="0" distL="0" distR="0" wp14:anchorId="0E4634B2" wp14:editId="5A39422F">
             <wp:extent cx="5760720" cy="3240405"/>
             <wp:effectExtent l="0" t="0" r="0" b="0"/>
             <wp:docPr id="1198935811" name="Picture 11"/>
@@ -14631,9 +15456,8 @@
           <w:rFonts w:ascii="Arial" w:hAnsi="Arial" w:cs="Arial"/>
           <w:noProof/>
         </w:rPr>
-        <w:lastRenderedPageBreak/>
         <w:drawing>
-          <wp:inline distT="0" distB="0" distL="0" distR="0" wp14:anchorId="415F39BF" wp14:editId="4C7B35D7">
+          <wp:inline distT="0" distB="0" distL="0" distR="0" wp14:anchorId="415F39BF" wp14:editId="0A2F78C8">
             <wp:extent cx="5760720" cy="3237230"/>
             <wp:effectExtent l="0" t="0" r="0" b="1270"/>
             <wp:docPr id="476222351" name="Picture 12"/>
@@ -14701,6 +15525,7 @@
         <w:rPr>
           <w:rFonts w:ascii="Arial" w:hAnsi="Arial" w:cs="Arial"/>
         </w:rPr>
+        <w:lastRenderedPageBreak/>
         <w:t xml:space="preserve">A </w:t>
       </w:r>
       <w:r>
@@ -14733,7 +15558,7 @@
       <w:pPr>
         <w:pStyle w:val="Heading1"/>
       </w:pPr>
-      <w:bookmarkStart w:id="51" w:name="_Toc239941851"/>
+      <w:bookmarkStart w:id="54" w:name="_Toc240293530"/>
       <w:r>
         <w:lastRenderedPageBreak/>
         <w:t xml:space="preserve">5. </w:t>
@@ -14741,17 +15566,17 @@
       <w:r>
         <w:t>Implementáció</w:t>
       </w:r>
-      <w:bookmarkEnd w:id="51"/>
+      <w:bookmarkEnd w:id="54"/>
     </w:p>
     <w:p>
       <w:pPr>
         <w:pStyle w:val="Heading2"/>
       </w:pPr>
-      <w:bookmarkStart w:id="52" w:name="_Toc239941852"/>
+      <w:bookmarkStart w:id="55" w:name="_Toc240293531"/>
       <w:r>
         <w:t>5.1. Főoldal</w:t>
       </w:r>
-      <w:bookmarkEnd w:id="52"/>
+      <w:bookmarkEnd w:id="55"/>
     </w:p>
     <w:p>
       <w:pPr>
@@ -14951,11 +15776,11 @@
       <w:pPr>
         <w:pStyle w:val="Heading3"/>
       </w:pPr>
-      <w:bookmarkStart w:id="53" w:name="_Toc239941853"/>
+      <w:bookmarkStart w:id="56" w:name="_Toc240293532"/>
       <w:r>
         <w:t>5.1.1. Összesítő statisztikák</w:t>
       </w:r>
-      <w:bookmarkEnd w:id="53"/>
+      <w:bookmarkEnd w:id="56"/>
     </w:p>
     <w:p>
       <w:pPr>
@@ -15160,7 +15985,7 @@
       <w:pPr>
         <w:pStyle w:val="Heading3"/>
       </w:pPr>
-      <w:bookmarkStart w:id="54" w:name="_Toc239941854"/>
+      <w:bookmarkStart w:id="57" w:name="_Toc240293533"/>
       <w:r>
         <w:t>5.1.</w:t>
       </w:r>
@@ -15173,7 +15998,7 @@
       <w:r>
         <w:t>Legutóbbi látogatások</w:t>
       </w:r>
-      <w:bookmarkEnd w:id="54"/>
+      <w:bookmarkEnd w:id="57"/>
     </w:p>
     <w:p>
       <w:pPr>
@@ -15278,7 +16103,7 @@
       <w:pPr>
         <w:pStyle w:val="Heading3"/>
       </w:pPr>
-      <w:bookmarkStart w:id="55" w:name="_Toc239941855"/>
+      <w:bookmarkStart w:id="58" w:name="_Toc240293534"/>
       <w:r>
         <w:lastRenderedPageBreak/>
         <w:t>5.1.</w:t>
@@ -15292,7 +16117,7 @@
       <w:r>
         <w:t>Meglátogatott európai országok kimutatása</w:t>
       </w:r>
-      <w:bookmarkEnd w:id="55"/>
+      <w:bookmarkEnd w:id="58"/>
     </w:p>
     <w:p>
       <w:pPr>
@@ -15578,7 +16403,7 @@
       <w:pPr>
         <w:pStyle w:val="Heading2"/>
       </w:pPr>
-      <w:bookmarkStart w:id="56" w:name="_Toc239941856"/>
+      <w:bookmarkStart w:id="59" w:name="_Toc240293535"/>
       <w:r>
         <w:t>5.</w:t>
       </w:r>
@@ -15588,7 +16413,7 @@
       <w:r>
         <w:t>. Regisztráció, bejelentkezés</w:t>
       </w:r>
-      <w:bookmarkEnd w:id="56"/>
+      <w:bookmarkEnd w:id="59"/>
     </w:p>
     <w:p>
       <w:pPr>
@@ -15663,7 +16488,7 @@
       <w:pPr>
         <w:pStyle w:val="Heading3"/>
       </w:pPr>
-      <w:bookmarkStart w:id="57" w:name="_Toc239941857"/>
+      <w:bookmarkStart w:id="60" w:name="_Toc240293536"/>
       <w:r>
         <w:lastRenderedPageBreak/>
         <w:t>5.</w:t>
@@ -15674,7 +16499,7 @@
       <w:r>
         <w:t>.1. Regisztráció</w:t>
       </w:r>
-      <w:bookmarkEnd w:id="57"/>
+      <w:bookmarkEnd w:id="60"/>
     </w:p>
     <w:p>
       <w:pPr>
@@ -16073,7 +16898,7 @@
       <w:pPr>
         <w:pStyle w:val="Heading3"/>
       </w:pPr>
-      <w:bookmarkStart w:id="58" w:name="_Toc239941858"/>
+      <w:bookmarkStart w:id="61" w:name="_Toc240293537"/>
       <w:r>
         <w:t>5.</w:t>
       </w:r>
@@ -16083,7 +16908,7 @@
       <w:r>
         <w:t>.2. Bejelentkezés</w:t>
       </w:r>
-      <w:bookmarkEnd w:id="58"/>
+      <w:bookmarkEnd w:id="61"/>
     </w:p>
     <w:p>
       <w:pPr>
@@ -16529,7 +17354,7 @@
       <w:pPr>
         <w:pStyle w:val="Heading3"/>
       </w:pPr>
-      <w:bookmarkStart w:id="59" w:name="_Toc239941859"/>
+      <w:bookmarkStart w:id="62" w:name="_Toc240293538"/>
       <w:r>
         <w:t>5.</w:t>
       </w:r>
@@ -16539,7 +17364,7 @@
       <w:r>
         <w:t>.3. Jelszó visszaállítás</w:t>
       </w:r>
-      <w:bookmarkEnd w:id="59"/>
+      <w:bookmarkEnd w:id="62"/>
     </w:p>
     <w:p>
       <w:pPr>
@@ -17045,11 +17870,11 @@
       <w:pPr>
         <w:pStyle w:val="Heading3"/>
       </w:pPr>
-      <w:bookmarkStart w:id="60" w:name="_Toc239941860"/>
+      <w:bookmarkStart w:id="63" w:name="_Toc240293539"/>
       <w:r>
         <w:t>5.2.4. Token alapú munkamenet és védett végpontok</w:t>
       </w:r>
-      <w:bookmarkEnd w:id="60"/>
+      <w:bookmarkEnd w:id="63"/>
     </w:p>
     <w:p>
       <w:pPr>
@@ -17212,11 +18037,11 @@
       <w:pPr>
         <w:pStyle w:val="Heading3"/>
       </w:pPr>
-      <w:bookmarkStart w:id="61" w:name="_Toc239941861"/>
+      <w:bookmarkStart w:id="64" w:name="_Toc240293540"/>
       <w:r>
         <w:t>5.2.5. Tutorial a legelső bejelentkezéskor</w:t>
       </w:r>
-      <w:bookmarkEnd w:id="61"/>
+      <w:bookmarkEnd w:id="64"/>
     </w:p>
     <w:p>
       <w:pPr>
@@ -17402,7 +18227,7 @@
       <w:pPr>
         <w:pStyle w:val="Heading2"/>
       </w:pPr>
-      <w:bookmarkStart w:id="62" w:name="_Toc239941862"/>
+      <w:bookmarkStart w:id="65" w:name="_Toc240293541"/>
       <w:r>
         <w:t>5.</w:t>
       </w:r>
@@ -17412,7 +18237,7 @@
       <w:r>
         <w:t>. Meglátogatott helyek</w:t>
       </w:r>
-      <w:bookmarkEnd w:id="62"/>
+      <w:bookmarkEnd w:id="65"/>
     </w:p>
     <w:p>
       <w:pPr>
@@ -17445,7 +18270,7 @@
       <w:pPr>
         <w:pStyle w:val="Heading3"/>
       </w:pPr>
-      <w:bookmarkStart w:id="63" w:name="_Toc239941863"/>
+      <w:bookmarkStart w:id="66" w:name="_Toc240293542"/>
       <w:r>
         <w:t>5.</w:t>
       </w:r>
@@ -17455,7 +18280,7 @@
       <w:r>
         <w:t>.1. Listanézet</w:t>
       </w:r>
-      <w:bookmarkEnd w:id="63"/>
+      <w:bookmarkEnd w:id="66"/>
     </w:p>
     <w:p>
       <w:pPr>
@@ -17753,7 +18578,7 @@
       <w:pPr>
         <w:pStyle w:val="Heading3"/>
       </w:pPr>
-      <w:bookmarkStart w:id="64" w:name="_Toc239941864"/>
+      <w:bookmarkStart w:id="67" w:name="_Toc240293543"/>
       <w:r>
         <w:t>5.</w:t>
       </w:r>
@@ -17763,7 +18588,7 @@
       <w:r>
         <w:t>.2. Térképnézet</w:t>
       </w:r>
-      <w:bookmarkEnd w:id="64"/>
+      <w:bookmarkEnd w:id="67"/>
     </w:p>
     <w:p>
       <w:pPr>
@@ -18108,7 +18933,7 @@
       <w:pPr>
         <w:pStyle w:val="Heading2"/>
       </w:pPr>
-      <w:bookmarkStart w:id="65" w:name="_Toc239941865"/>
+      <w:bookmarkStart w:id="68" w:name="_Toc240293544"/>
       <w:r>
         <w:lastRenderedPageBreak/>
         <w:t>5.</w:t>
@@ -18119,7 +18944,7 @@
       <w:r>
         <w:t>. Meglátogatott hely hozzáadása</w:t>
       </w:r>
-      <w:bookmarkEnd w:id="65"/>
+      <w:bookmarkEnd w:id="68"/>
     </w:p>
     <w:p>
       <w:pPr>
@@ -18382,7 +19207,7 @@
       <w:pPr>
         <w:pStyle w:val="Heading2"/>
       </w:pPr>
-      <w:bookmarkStart w:id="66" w:name="_Toc239941866"/>
+      <w:bookmarkStart w:id="69" w:name="_Toc240293545"/>
       <w:r>
         <w:t>5.</w:t>
       </w:r>
@@ -18392,7 +19217,7 @@
       <w:r>
         <w:t>. Megtervezett utazások</w:t>
       </w:r>
-      <w:bookmarkEnd w:id="66"/>
+      <w:bookmarkEnd w:id="69"/>
     </w:p>
     <w:p>
       <w:pPr>
@@ -18481,7 +19306,7 @@
       <w:pPr>
         <w:pStyle w:val="Heading3"/>
       </w:pPr>
-      <w:bookmarkStart w:id="67" w:name="_Toc239941867"/>
+      <w:bookmarkStart w:id="70" w:name="_Toc240293546"/>
       <w:r>
         <w:t>5.</w:t>
       </w:r>
@@ -18491,7 +19316,7 @@
       <w:r>
         <w:t>.1. Lista</w:t>
       </w:r>
-      <w:bookmarkEnd w:id="67"/>
+      <w:bookmarkEnd w:id="70"/>
       <w:r>
         <w:t xml:space="preserve"> </w:t>
       </w:r>
@@ -18714,7 +19539,7 @@
       <w:pPr>
         <w:pStyle w:val="Heading3"/>
       </w:pPr>
-      <w:bookmarkStart w:id="68" w:name="_Toc239941868"/>
+      <w:bookmarkStart w:id="71" w:name="_Toc240293547"/>
       <w:r>
         <w:t>5.</w:t>
       </w:r>
@@ -18724,7 +19549,7 @@
       <w:r>
         <w:t>.2. Szerkesztés</w:t>
       </w:r>
-      <w:bookmarkEnd w:id="68"/>
+      <w:bookmarkEnd w:id="71"/>
     </w:p>
     <w:p>
       <w:pPr>
@@ -18819,7 +19644,7 @@
       <w:pPr>
         <w:pStyle w:val="Heading3"/>
       </w:pPr>
-      <w:bookmarkStart w:id="69" w:name="_Toc239941869"/>
+      <w:bookmarkStart w:id="72" w:name="_Toc240293548"/>
       <w:r>
         <w:t>5.</w:t>
       </w:r>
@@ -18829,7 +19654,7 @@
       <w:r>
         <w:t>.3. Megosztás</w:t>
       </w:r>
-      <w:bookmarkEnd w:id="69"/>
+      <w:bookmarkEnd w:id="72"/>
     </w:p>
     <w:p>
       <w:pPr>
@@ -19116,7 +19941,7 @@
       <w:pPr>
         <w:pStyle w:val="Heading2"/>
       </w:pPr>
-      <w:bookmarkStart w:id="70" w:name="_Toc239941870"/>
+      <w:bookmarkStart w:id="73" w:name="_Toc240293549"/>
       <w:r>
         <w:t>5.</w:t>
       </w:r>
@@ -19126,7 +19951,7 @@
       <w:r>
         <w:t>. Utazástervezés</w:t>
       </w:r>
-      <w:bookmarkEnd w:id="70"/>
+      <w:bookmarkEnd w:id="73"/>
     </w:p>
     <w:p>
       <w:pPr>
@@ -20345,7 +21170,7 @@
       <w:pPr>
         <w:pStyle w:val="Heading3"/>
       </w:pPr>
-      <w:bookmarkStart w:id="71" w:name="_Toc239941871"/>
+      <w:bookmarkStart w:id="74" w:name="_Toc240293550"/>
       <w:r>
         <w:t>5.</w:t>
       </w:r>
@@ -20355,7 +21180,7 @@
       <w:r>
         <w:t>.1. Véletlenszerű</w:t>
       </w:r>
-      <w:bookmarkEnd w:id="71"/>
+      <w:bookmarkEnd w:id="74"/>
     </w:p>
     <w:p>
       <w:pPr>
@@ -20559,7 +21384,7 @@
       <w:pPr>
         <w:pStyle w:val="Heading3"/>
       </w:pPr>
-      <w:bookmarkStart w:id="72" w:name="_Toc239941872"/>
+      <w:bookmarkStart w:id="75" w:name="_Toc240293551"/>
       <w:r>
         <w:t>5.</w:t>
       </w:r>
@@ -20569,7 +21394,7 @@
       <w:r>
         <w:t>.2. Meglátogatott helyeket kizárva</w:t>
       </w:r>
-      <w:bookmarkEnd w:id="72"/>
+      <w:bookmarkEnd w:id="75"/>
     </w:p>
     <w:p>
       <w:pPr>
@@ -20779,7 +21604,7 @@
       <w:pPr>
         <w:pStyle w:val="Heading3"/>
       </w:pPr>
-      <w:bookmarkStart w:id="73" w:name="_Toc239941873"/>
+      <w:bookmarkStart w:id="76" w:name="_Toc240293552"/>
       <w:r>
         <w:lastRenderedPageBreak/>
         <w:t>5.</w:t>
@@ -20790,7 +21615,7 @@
       <w:r>
         <w:t>.3. Csak meglátogatott helyekre</w:t>
       </w:r>
-      <w:bookmarkEnd w:id="73"/>
+      <w:bookmarkEnd w:id="76"/>
     </w:p>
     <w:p>
       <w:pPr>
@@ -21017,11 +21842,11 @@
       <w:pPr>
         <w:pStyle w:val="Heading3"/>
       </w:pPr>
-      <w:bookmarkStart w:id="74" w:name="_Toc239941874"/>
+      <w:bookmarkStart w:id="77" w:name="_Toc240293553"/>
       <w:r>
         <w:t>5.6.4. AI kezelése, nehézségei</w:t>
       </w:r>
-      <w:bookmarkEnd w:id="74"/>
+      <w:bookmarkEnd w:id="77"/>
     </w:p>
     <w:p>
       <w:pPr>
@@ -22348,7 +23173,7 @@
       <w:pPr>
         <w:pStyle w:val="Heading2"/>
       </w:pPr>
-      <w:bookmarkStart w:id="75" w:name="_Toc239941875"/>
+      <w:bookmarkStart w:id="78" w:name="_Toc240293554"/>
       <w:r>
         <w:t>5.</w:t>
       </w:r>
@@ -22358,7 +23183,7 @@
       <w:r>
         <w:t>. Beállítások</w:t>
       </w:r>
-      <w:bookmarkEnd w:id="75"/>
+      <w:bookmarkEnd w:id="78"/>
     </w:p>
     <w:p>
       <w:pPr>
@@ -22854,7 +23679,7 @@
       <w:pPr>
         <w:pStyle w:val="Heading2"/>
       </w:pPr>
-      <w:bookmarkStart w:id="76" w:name="_Toc239941876"/>
+      <w:bookmarkStart w:id="79" w:name="_Toc240293555"/>
       <w:r>
         <w:t>5.</w:t>
       </w:r>
@@ -22864,7 +23689,7 @@
       <w:r>
         <w:t>. Profil</w:t>
       </w:r>
-      <w:bookmarkEnd w:id="76"/>
+      <w:bookmarkEnd w:id="79"/>
     </w:p>
     <w:p>
       <w:pPr>
@@ -22897,14 +23722,14 @@
       <w:pPr>
         <w:pStyle w:val="Heading3"/>
       </w:pPr>
-      <w:bookmarkStart w:id="77" w:name="_Toc239941877"/>
+      <w:bookmarkStart w:id="80" w:name="_Toc240293556"/>
       <w:r>
         <w:t xml:space="preserve">5.8.1. </w:t>
       </w:r>
       <w:r>
         <w:t>Autentikáció ellenőrzése és alapadatok betöltése</w:t>
       </w:r>
-      <w:bookmarkEnd w:id="77"/>
+      <w:bookmarkEnd w:id="80"/>
     </w:p>
     <w:p>
       <w:pPr>
@@ -23031,14 +23856,14 @@
       <w:pPr>
         <w:pStyle w:val="Heading3"/>
       </w:pPr>
-      <w:bookmarkStart w:id="78" w:name="_Toc239941878"/>
+      <w:bookmarkStart w:id="81" w:name="_Toc240293557"/>
       <w:r>
         <w:t xml:space="preserve">5.8.2. </w:t>
       </w:r>
       <w:r>
         <w:t>Avatar megjelenítés</w:t>
       </w:r>
-      <w:bookmarkEnd w:id="78"/>
+      <w:bookmarkEnd w:id="81"/>
     </w:p>
     <w:p>
       <w:pPr>
@@ -23178,14 +24003,14 @@
       <w:pPr>
         <w:pStyle w:val="Heading3"/>
       </w:pPr>
-      <w:bookmarkStart w:id="79" w:name="_Toc239941879"/>
+      <w:bookmarkStart w:id="82" w:name="_Toc240293558"/>
       <w:r>
         <w:t xml:space="preserve">5.8.3. </w:t>
       </w:r>
       <w:r>
         <w:t>Fiókműveletek</w:t>
       </w:r>
-      <w:bookmarkEnd w:id="79"/>
+      <w:bookmarkEnd w:id="82"/>
     </w:p>
     <w:p>
       <w:pPr>
@@ -23337,7 +24162,7 @@
       <w:pPr>
         <w:pStyle w:val="Heading3"/>
       </w:pPr>
-      <w:bookmarkStart w:id="80" w:name="_Toc239941880"/>
+      <w:bookmarkStart w:id="83" w:name="_Toc240293559"/>
       <w:r>
         <w:t>5.8.</w:t>
       </w:r>
@@ -23347,7 +24172,7 @@
       <w:r>
         <w:t>. Profil szerkesztése</w:t>
       </w:r>
-      <w:bookmarkEnd w:id="80"/>
+      <w:bookmarkEnd w:id="83"/>
     </w:p>
     <w:p>
       <w:pPr>
@@ -23640,11 +24465,11 @@
       <w:pPr>
         <w:pStyle w:val="Heading3"/>
       </w:pPr>
-      <w:bookmarkStart w:id="81" w:name="_Toc239941881"/>
+      <w:bookmarkStart w:id="84" w:name="_Toc240293560"/>
       <w:r>
         <w:t>5.8.5. Visszajelzések küldése</w:t>
       </w:r>
-      <w:bookmarkEnd w:id="81"/>
+      <w:bookmarkEnd w:id="84"/>
     </w:p>
     <w:p>
       <w:pPr>
@@ -23881,7 +24706,7 @@
       <w:pPr>
         <w:pStyle w:val="Heading2"/>
       </w:pPr>
-      <w:bookmarkStart w:id="82" w:name="_Toc239941882"/>
+      <w:bookmarkStart w:id="85" w:name="_Toc240293561"/>
       <w:r>
         <w:t>5.</w:t>
       </w:r>
@@ -23891,7 +24716,7 @@
       <w:r>
         <w:t>. Admin felület</w:t>
       </w:r>
-      <w:bookmarkEnd w:id="82"/>
+      <w:bookmarkEnd w:id="85"/>
     </w:p>
     <w:p>
       <w:pPr>
@@ -23938,11 +24763,11 @@
       <w:pPr>
         <w:pStyle w:val="Heading3"/>
       </w:pPr>
-      <w:bookmarkStart w:id="83" w:name="_Toc239941883"/>
+      <w:bookmarkStart w:id="86" w:name="_Toc240293562"/>
       <w:r>
         <w:t>5.9.1. Hozzáférés és hitelesítés</w:t>
       </w:r>
-      <w:bookmarkEnd w:id="83"/>
+      <w:bookmarkEnd w:id="86"/>
     </w:p>
     <w:p>
       <w:pPr>
@@ -24173,11 +24998,11 @@
       <w:pPr>
         <w:pStyle w:val="Heading3"/>
       </w:pPr>
-      <w:bookmarkStart w:id="84" w:name="_Toc239941884"/>
+      <w:bookmarkStart w:id="87" w:name="_Toc240293563"/>
       <w:r>
         <w:t>5.9.2. Adatexportálás</w:t>
       </w:r>
-      <w:bookmarkEnd w:id="84"/>
+      <w:bookmarkEnd w:id="87"/>
     </w:p>
     <w:p>
       <w:pPr>
@@ -24291,11 +25116,11 @@
       <w:pPr>
         <w:pStyle w:val="Heading3"/>
       </w:pPr>
-      <w:bookmarkStart w:id="85" w:name="_Toc239941885"/>
+      <w:bookmarkStart w:id="88" w:name="_Toc240293564"/>
       <w:r>
         <w:t>5.9.3. Adatimportálás</w:t>
       </w:r>
-      <w:bookmarkEnd w:id="85"/>
+      <w:bookmarkEnd w:id="88"/>
     </w:p>
     <w:p>
       <w:pPr>
@@ -24439,11 +25264,11 @@
       <w:pPr>
         <w:pStyle w:val="Heading3"/>
       </w:pPr>
-      <w:bookmarkStart w:id="86" w:name="_Toc239941886"/>
+      <w:bookmarkStart w:id="89" w:name="_Toc240293565"/>
       <w:r>
         <w:t>5.9.4. Visszajelzések kezelése</w:t>
       </w:r>
-      <w:bookmarkEnd w:id="86"/>
+      <w:bookmarkEnd w:id="89"/>
     </w:p>
     <w:p>
       <w:pPr>
@@ -24758,7 +25583,7 @@
       <w:pPr>
         <w:pStyle w:val="Heading2"/>
       </w:pPr>
-      <w:bookmarkStart w:id="87" w:name="_Toc239941887"/>
+      <w:bookmarkStart w:id="90" w:name="_Toc240293566"/>
       <w:r>
         <w:t>5.</w:t>
       </w:r>
@@ -24768,7 +25593,7 @@
       <w:r>
         <w:t>. Repülőjáratok adatainak megszerzése</w:t>
       </w:r>
-      <w:bookmarkEnd w:id="87"/>
+      <w:bookmarkEnd w:id="90"/>
     </w:p>
     <w:p>
       <w:pPr>
@@ -24870,11 +25695,11 @@
       <w:pPr>
         <w:pStyle w:val="Heading3"/>
       </w:pPr>
-      <w:bookmarkStart w:id="88" w:name="_Toc239941888"/>
+      <w:bookmarkStart w:id="91" w:name="_Toc240293567"/>
       <w:r>
         <w:t>5.10.1. Közös adatmentési logika</w:t>
       </w:r>
-      <w:bookmarkEnd w:id="88"/>
+      <w:bookmarkEnd w:id="91"/>
     </w:p>
     <w:p>
       <w:pPr>
@@ -25046,11 +25871,11 @@
       <w:pPr>
         <w:pStyle w:val="Heading3"/>
       </w:pPr>
-      <w:bookmarkStart w:id="89" w:name="_Toc239941889"/>
+      <w:bookmarkStart w:id="92" w:name="_Toc240293568"/>
       <w:r>
         <w:t>5.10.2. Légitársaságonkénti adatgyűjtés</w:t>
       </w:r>
-      <w:bookmarkEnd w:id="89"/>
+      <w:bookmarkEnd w:id="92"/>
     </w:p>
     <w:p>
       <w:pPr>
@@ -25507,7 +26332,7 @@
       <w:pPr>
         <w:pStyle w:val="Heading2"/>
       </w:pPr>
-      <w:bookmarkStart w:id="90" w:name="_Toc239941890"/>
+      <w:bookmarkStart w:id="93" w:name="_Toc240293569"/>
       <w:r>
         <w:t>5.1</w:t>
       </w:r>
@@ -25517,7 +26342,7 @@
       <w:r>
         <w:t>. Fordítások</w:t>
       </w:r>
-      <w:bookmarkEnd w:id="90"/>
+      <w:bookmarkEnd w:id="93"/>
     </w:p>
     <w:p>
       <w:pPr>
@@ -25841,11 +26666,11 @@
       <w:pPr>
         <w:pStyle w:val="Heading2"/>
       </w:pPr>
-      <w:bookmarkStart w:id="91" w:name="_Toc239941891"/>
+      <w:bookmarkStart w:id="94" w:name="_Toc240293570"/>
       <w:r>
         <w:t>5.12. Értesítések</w:t>
       </w:r>
-      <w:bookmarkEnd w:id="91"/>
+      <w:bookmarkEnd w:id="94"/>
     </w:p>
     <w:p>
       <w:pPr>
@@ -26006,7 +26831,7 @@
       <w:pPr>
         <w:pStyle w:val="Heading1"/>
       </w:pPr>
-      <w:bookmarkStart w:id="92" w:name="_Toc239941892"/>
+      <w:bookmarkStart w:id="95" w:name="_Toc240293571"/>
       <w:r>
         <w:lastRenderedPageBreak/>
         <w:t xml:space="preserve">6. </w:t>
@@ -26014,7 +26839,7 @@
       <w:r>
         <w:t>Tesztelés</w:t>
       </w:r>
-      <w:bookmarkEnd w:id="92"/>
+      <w:bookmarkEnd w:id="95"/>
     </w:p>
     <w:p>
       <w:pPr>
@@ -26035,11 +26860,11 @@
       <w:pPr>
         <w:pStyle w:val="Heading2"/>
       </w:pPr>
-      <w:bookmarkStart w:id="93" w:name="_Toc239941893"/>
+      <w:bookmarkStart w:id="96" w:name="_Toc240293572"/>
       <w:r>
         <w:t>6.1. Unit tesztek</w:t>
       </w:r>
-      <w:bookmarkEnd w:id="93"/>
+      <w:bookmarkEnd w:id="96"/>
     </w:p>
     <w:p>
       <w:pPr>
@@ -26138,11 +26963,11 @@
       <w:pPr>
         <w:pStyle w:val="Heading2"/>
       </w:pPr>
-      <w:bookmarkStart w:id="94" w:name="_Toc239941894"/>
+      <w:bookmarkStart w:id="97" w:name="_Toc240293573"/>
       <w:r>
         <w:t>6.2. Integrációs tesztek</w:t>
       </w:r>
-      <w:bookmarkEnd w:id="94"/>
+      <w:bookmarkEnd w:id="97"/>
     </w:p>
     <w:p>
       <w:pPr>
@@ -26261,14 +27086,14 @@
       <w:pPr>
         <w:pStyle w:val="Heading2"/>
       </w:pPr>
-      <w:bookmarkStart w:id="95" w:name="_Toc239941895"/>
+      <w:bookmarkStart w:id="98" w:name="_Toc240293574"/>
       <w:r>
         <w:t xml:space="preserve">6.3. </w:t>
       </w:r>
       <w:r>
         <w:t>Tesztlefedettség mérése és automatizált tesztfuttatás</w:t>
       </w:r>
-      <w:bookmarkEnd w:id="95"/>
+      <w:bookmarkEnd w:id="98"/>
     </w:p>
     <w:p>
       <w:pPr>
@@ -26373,11 +27198,11 @@
       <w:pPr>
         <w:pStyle w:val="Heading2"/>
       </w:pPr>
-      <w:bookmarkStart w:id="96" w:name="_Toc239941896"/>
+      <w:bookmarkStart w:id="99" w:name="_Toc240293575"/>
       <w:r>
         <w:t>6.4. Felhasználói tesztelés</w:t>
       </w:r>
-      <w:bookmarkEnd w:id="96"/>
+      <w:bookmarkEnd w:id="99"/>
     </w:p>
     <w:p>
       <w:pPr>
@@ -26451,12 +27276,12 @@
       <w:pPr>
         <w:pStyle w:val="Heading1"/>
       </w:pPr>
-      <w:bookmarkStart w:id="97" w:name="_Toc239941897"/>
+      <w:bookmarkStart w:id="100" w:name="_Toc240293576"/>
       <w:r>
         <w:lastRenderedPageBreak/>
         <w:t>7. Használat</w:t>
       </w:r>
-      <w:bookmarkEnd w:id="97"/>
+      <w:bookmarkEnd w:id="100"/>
     </w:p>
     <w:p>
       <w:pPr>
@@ -26624,7 +27449,7 @@
       <w:pPr>
         <w:pStyle w:val="Heading1"/>
       </w:pPr>
-      <w:bookmarkStart w:id="98" w:name="_Toc239941898"/>
+      <w:bookmarkStart w:id="101" w:name="_Toc240293577"/>
       <w:r>
         <w:lastRenderedPageBreak/>
         <w:t>8</w:t>
@@ -26635,7 +27460,7 @@
       <w:r>
         <w:t>Továbbfejlesztési lehetőségek</w:t>
       </w:r>
-      <w:bookmarkEnd w:id="98"/>
+      <w:bookmarkEnd w:id="101"/>
     </w:p>
     <w:p>
       <w:pPr>
@@ -26855,7 +27680,7 @@
       <w:pPr>
         <w:pStyle w:val="Heading1"/>
       </w:pPr>
-      <w:bookmarkStart w:id="99" w:name="_Toc239941899"/>
+      <w:bookmarkStart w:id="102" w:name="_Toc240293578"/>
       <w:r>
         <w:lastRenderedPageBreak/>
         <w:t>9</w:t>
@@ -26863,7 +27688,7 @@
       <w:r>
         <w:t>. Köszönetnyilvánítás</w:t>
       </w:r>
-      <w:bookmarkEnd w:id="99"/>
+      <w:bookmarkEnd w:id="102"/>
     </w:p>
     <w:p>
       <w:pPr>
@@ -26933,7 +27758,7 @@
       <w:pPr>
         <w:pStyle w:val="Heading1"/>
       </w:pPr>
-      <w:bookmarkStart w:id="100" w:name="_Toc239941900"/>
+      <w:bookmarkStart w:id="103" w:name="_Toc240293579"/>
       <w:r>
         <w:lastRenderedPageBreak/>
         <w:t>1</w:t>
@@ -26947,7 +27772,7 @@
       <w:r>
         <w:t>Összegzés</w:t>
       </w:r>
-      <w:bookmarkEnd w:id="100"/>
+      <w:bookmarkEnd w:id="103"/>
     </w:p>
     <w:p>
       <w:pPr>
@@ -27082,7 +27907,7 @@
       <w:pPr>
         <w:pStyle w:val="Heading1"/>
       </w:pPr>
-      <w:bookmarkStart w:id="101" w:name="_Toc239941901"/>
+      <w:bookmarkStart w:id="104" w:name="_Toc240293580"/>
       <w:r>
         <w:lastRenderedPageBreak/>
         <w:t>1</w:t>
@@ -27096,7 +27921,7 @@
       <w:r>
         <w:t>Summary</w:t>
       </w:r>
-      <w:bookmarkEnd w:id="101"/>
+      <w:bookmarkEnd w:id="104"/>
     </w:p>
     <w:p>
       <w:pPr>
@@ -27249,7 +28074,7 @@
       <w:pPr>
         <w:pStyle w:val="Heading1"/>
       </w:pPr>
-      <w:bookmarkStart w:id="102" w:name="_Toc239941902"/>
+      <w:bookmarkStart w:id="105" w:name="_Toc240293581"/>
       <w:r>
         <w:lastRenderedPageBreak/>
         <w:t>1</w:t>
@@ -27260,7 +28085,7 @@
       <w:r>
         <w:t>. Irodalomjegyzék</w:t>
       </w:r>
-      <w:bookmarkEnd w:id="102"/>
+      <w:bookmarkEnd w:id="105"/>
     </w:p>
     <w:p>
       <w:pPr>
@@ -27269,14 +28094,14 @@
           <w:rFonts w:ascii="Arial" w:hAnsi="Arial" w:cs="Arial"/>
         </w:rPr>
       </w:pPr>
-      <w:bookmarkStart w:id="103" w:name="HTMLref"/>
+      <w:bookmarkStart w:id="106" w:name="HTMLref"/>
       <w:r>
         <w:rPr>
           <w:rFonts w:ascii="Arial" w:hAnsi="Arial" w:cs="Arial"/>
         </w:rPr>
         <w:t xml:space="preserve">[1] </w:t>
       </w:r>
-      <w:bookmarkEnd w:id="103"/>
+      <w:bookmarkEnd w:id="106"/>
       <w:r>
         <w:rPr>
           <w:rFonts w:ascii="Arial" w:hAnsi="Arial" w:cs="Arial"/>
@@ -27351,14 +28176,14 @@
           <w:rFonts w:ascii="Arial" w:hAnsi="Arial" w:cs="Arial"/>
         </w:rPr>
       </w:pPr>
-      <w:bookmarkStart w:id="104" w:name="CSSref"/>
+      <w:bookmarkStart w:id="107" w:name="CSSref"/>
       <w:r>
         <w:rPr>
           <w:rFonts w:ascii="Arial" w:hAnsi="Arial" w:cs="Arial"/>
         </w:rPr>
         <w:t xml:space="preserve">[2] </w:t>
       </w:r>
-      <w:bookmarkEnd w:id="104"/>
+      <w:bookmarkEnd w:id="107"/>
       <w:r>
         <w:rPr>
           <w:rFonts w:ascii="Arial" w:hAnsi="Arial" w:cs="Arial"/>
@@ -27433,14 +28258,14 @@
           <w:rFonts w:ascii="Arial" w:hAnsi="Arial" w:cs="Arial"/>
         </w:rPr>
       </w:pPr>
-      <w:bookmarkStart w:id="105" w:name="JSref"/>
+      <w:bookmarkStart w:id="108" w:name="JSref"/>
       <w:r>
         <w:rPr>
           <w:rFonts w:ascii="Arial" w:hAnsi="Arial" w:cs="Arial"/>
         </w:rPr>
         <w:t xml:space="preserve">[3] </w:t>
       </w:r>
-      <w:bookmarkEnd w:id="105"/>
+      <w:bookmarkEnd w:id="108"/>
       <w:r>
         <w:rPr>
           <w:rFonts w:ascii="Arial" w:hAnsi="Arial" w:cs="Arial"/>
@@ -27491,14 +28316,14 @@
           <w:rFonts w:ascii="Arial" w:hAnsi="Arial" w:cs="Arial"/>
         </w:rPr>
       </w:pPr>
-      <w:bookmarkStart w:id="106" w:name="pythonref2"/>
+      <w:bookmarkStart w:id="109" w:name="pythonref2"/>
       <w:r>
         <w:rPr>
           <w:rFonts w:ascii="Arial" w:hAnsi="Arial" w:cs="Arial"/>
         </w:rPr>
         <w:t xml:space="preserve">[4] </w:t>
       </w:r>
-      <w:bookmarkEnd w:id="106"/>
+      <w:bookmarkEnd w:id="109"/>
       <w:r>
         <w:rPr>
           <w:rFonts w:ascii="Arial" w:hAnsi="Arial" w:cs="Arial"/>
@@ -27513,14 +28338,14 @@
           <w:rFonts w:ascii="Arial" w:hAnsi="Arial" w:cs="Arial"/>
         </w:rPr>
       </w:pPr>
-      <w:bookmarkStart w:id="107" w:name="htmlcssref"/>
+      <w:bookmarkStart w:id="110" w:name="htmlcssref"/>
       <w:r>
         <w:rPr>
           <w:rFonts w:ascii="Arial" w:hAnsi="Arial" w:cs="Arial"/>
         </w:rPr>
         <w:t xml:space="preserve">[5] </w:t>
       </w:r>
-      <w:bookmarkEnd w:id="107"/>
+      <w:bookmarkEnd w:id="110"/>
       <w:r>
         <w:rPr>
           <w:rFonts w:ascii="Arial" w:hAnsi="Arial" w:cs="Arial"/>
@@ -27535,14 +28360,14 @@
           <w:rFonts w:ascii="Arial" w:hAnsi="Arial" w:cs="Arial"/>
         </w:rPr>
       </w:pPr>
-      <w:bookmarkStart w:id="108" w:name="Leafletref"/>
+      <w:bookmarkStart w:id="111" w:name="Leafletref"/>
       <w:r>
         <w:rPr>
           <w:rFonts w:ascii="Arial" w:hAnsi="Arial" w:cs="Arial"/>
         </w:rPr>
         <w:t xml:space="preserve">[6] </w:t>
       </w:r>
-      <w:bookmarkEnd w:id="108"/>
+      <w:bookmarkEnd w:id="111"/>
       <w:r>
         <w:rPr>
           <w:rFonts w:ascii="Arial" w:hAnsi="Arial" w:cs="Arial"/>
@@ -27605,14 +28430,14 @@
           <w:rFonts w:ascii="Arial" w:hAnsi="Arial" w:cs="Arial"/>
         </w:rPr>
       </w:pPr>
-      <w:bookmarkStart w:id="109" w:name="Pythonref"/>
+      <w:bookmarkStart w:id="112" w:name="Pythonref"/>
       <w:r>
         <w:rPr>
           <w:rFonts w:ascii="Arial" w:hAnsi="Arial" w:cs="Arial"/>
         </w:rPr>
         <w:t xml:space="preserve">[7] </w:t>
       </w:r>
-      <w:bookmarkEnd w:id="109"/>
+      <w:bookmarkEnd w:id="112"/>
       <w:r>
         <w:rPr>
           <w:rFonts w:ascii="Arial" w:hAnsi="Arial" w:cs="Arial"/>
@@ -27639,14 +28464,14 @@
           <w:rFonts w:ascii="Arial" w:hAnsi="Arial" w:cs="Arial"/>
         </w:rPr>
       </w:pPr>
-      <w:bookmarkStart w:id="110" w:name="FastAPIref"/>
+      <w:bookmarkStart w:id="113" w:name="FastAPIref"/>
       <w:r>
         <w:rPr>
           <w:rFonts w:ascii="Arial" w:hAnsi="Arial" w:cs="Arial"/>
         </w:rPr>
         <w:t xml:space="preserve">[8] </w:t>
       </w:r>
-      <w:bookmarkEnd w:id="110"/>
+      <w:bookmarkEnd w:id="113"/>
       <w:r>
         <w:rPr>
           <w:rFonts w:ascii="Arial" w:hAnsi="Arial" w:cs="Arial"/>
@@ -27667,14 +28492,14 @@
           <w:rFonts w:ascii="Arial" w:hAnsi="Arial" w:cs="Arial"/>
         </w:rPr>
       </w:pPr>
-      <w:bookmarkStart w:id="111" w:name="Postgresref"/>
+      <w:bookmarkStart w:id="114" w:name="Postgresref"/>
       <w:r>
         <w:rPr>
           <w:rFonts w:ascii="Arial" w:hAnsi="Arial" w:cs="Arial"/>
         </w:rPr>
         <w:t xml:space="preserve">[9] </w:t>
       </w:r>
-      <w:bookmarkEnd w:id="111"/>
+      <w:bookmarkEnd w:id="114"/>
       <w:r>
         <w:rPr>
           <w:rFonts w:ascii="Arial" w:hAnsi="Arial" w:cs="Arial"/>
@@ -27701,14 +28526,14 @@
           <w:rFonts w:ascii="Arial" w:hAnsi="Arial" w:cs="Arial"/>
         </w:rPr>
       </w:pPr>
-      <w:bookmarkStart w:id="112" w:name="SQLAlchemyref"/>
+      <w:bookmarkStart w:id="115" w:name="SQLAlchemyref"/>
       <w:r>
         <w:rPr>
           <w:rFonts w:ascii="Arial" w:hAnsi="Arial" w:cs="Arial"/>
         </w:rPr>
         <w:t xml:space="preserve">[10] </w:t>
       </w:r>
-      <w:bookmarkEnd w:id="112"/>
+      <w:bookmarkEnd w:id="115"/>
       <w:r>
         <w:rPr>
           <w:rFonts w:ascii="Arial" w:hAnsi="Arial" w:cs="Arial"/>
@@ -27735,14 +28560,14 @@
           <w:rFonts w:ascii="Arial" w:hAnsi="Arial" w:cs="Arial"/>
         </w:rPr>
       </w:pPr>
-      <w:bookmarkStart w:id="113" w:name="Deepseekref1"/>
+      <w:bookmarkStart w:id="116" w:name="Deepseekref1"/>
       <w:r>
         <w:rPr>
           <w:rFonts w:ascii="Arial" w:hAnsi="Arial" w:cs="Arial"/>
         </w:rPr>
         <w:t xml:space="preserve">[11] </w:t>
       </w:r>
-      <w:bookmarkEnd w:id="113"/>
+      <w:bookmarkEnd w:id="116"/>
       <w:r>
         <w:rPr>
           <w:rFonts w:ascii="Arial" w:hAnsi="Arial" w:cs="Arial"/>
@@ -27763,14 +28588,14 @@
           <w:rFonts w:ascii="Arial" w:hAnsi="Arial" w:cs="Arial"/>
         </w:rPr>
       </w:pPr>
-      <w:bookmarkStart w:id="114" w:name="Deepseekref2"/>
+      <w:bookmarkStart w:id="117" w:name="Deepseekref2"/>
       <w:r>
         <w:rPr>
           <w:rFonts w:ascii="Arial" w:hAnsi="Arial" w:cs="Arial"/>
         </w:rPr>
         <w:t xml:space="preserve">[12] </w:t>
       </w:r>
-      <w:bookmarkEnd w:id="114"/>
+      <w:bookmarkEnd w:id="117"/>
       <w:r>
         <w:rPr>
           <w:rFonts w:ascii="Arial" w:hAnsi="Arial" w:cs="Arial"/>
@@ -27791,7 +28616,7 @@
           <w:rFonts w:ascii="Arial" w:hAnsi="Arial" w:cs="Arial"/>
         </w:rPr>
       </w:pPr>
-      <w:bookmarkStart w:id="115" w:name="Nominatimref"/>
+      <w:bookmarkStart w:id="118" w:name="Nominatimref"/>
       <w:r>
         <w:rPr>
           <w:rFonts w:ascii="Arial" w:hAnsi="Arial" w:cs="Arial"/>
@@ -27810,7 +28635,7 @@
         </w:rPr>
         <w:t xml:space="preserve">] </w:t>
       </w:r>
-      <w:bookmarkEnd w:id="115"/>
+      <w:bookmarkEnd w:id="118"/>
       <w:r>
         <w:rPr>
           <w:rFonts w:ascii="Arial" w:hAnsi="Arial" w:cs="Arial"/>
@@ -27837,7 +28662,7 @@
           <w:rFonts w:ascii="Arial" w:hAnsi="Arial" w:cs="Arial"/>
         </w:rPr>
       </w:pPr>
-      <w:bookmarkStart w:id="116" w:name="Oauthref"/>
+      <w:bookmarkStart w:id="119" w:name="Oauthref"/>
       <w:r>
         <w:rPr>
           <w:rFonts w:ascii="Arial" w:hAnsi="Arial" w:cs="Arial"/>
@@ -27856,7 +28681,7 @@
         </w:rPr>
         <w:t xml:space="preserve">] </w:t>
       </w:r>
-      <w:bookmarkEnd w:id="116"/>
+      <w:bookmarkEnd w:id="119"/>
       <w:r>
         <w:rPr>
           <w:rFonts w:ascii="Arial" w:hAnsi="Arial" w:cs="Arial"/>
@@ -27889,7 +28714,7 @@
           <w:rFonts w:ascii="Arial" w:hAnsi="Arial" w:cs="Arial"/>
         </w:rPr>
       </w:pPr>
-      <w:bookmarkStart w:id="117" w:name="pytestref"/>
+      <w:bookmarkStart w:id="120" w:name="pytestref"/>
       <w:r>
         <w:rPr>
           <w:rFonts w:ascii="Arial" w:hAnsi="Arial" w:cs="Arial"/>
@@ -27908,7 +28733,7 @@
         </w:rPr>
         <w:t xml:space="preserve">] </w:t>
       </w:r>
-      <w:bookmarkEnd w:id="117"/>
+      <w:bookmarkEnd w:id="120"/>
       <w:r>
         <w:rPr>
           <w:rFonts w:ascii="Arial" w:hAnsi="Arial" w:cs="Arial"/>
@@ -27941,7 +28766,7 @@
           <w:rFonts w:ascii="Arial" w:hAnsi="Arial" w:cs="Arial"/>
         </w:rPr>
       </w:pPr>
-      <w:bookmarkStart w:id="118" w:name="githubactionsref"/>
+      <w:bookmarkStart w:id="121" w:name="githubactionsref"/>
       <w:r>
         <w:rPr>
           <w:rFonts w:ascii="Arial" w:hAnsi="Arial" w:cs="Arial"/>
@@ -27960,7 +28785,7 @@
         </w:rPr>
         <w:t xml:space="preserve">] </w:t>
       </w:r>
-      <w:bookmarkEnd w:id="118"/>
+      <w:bookmarkEnd w:id="121"/>
       <w:r>
         <w:rPr>
           <w:rFonts w:ascii="Arial" w:hAnsi="Arial" w:cs="Arial"/>
@@ -27981,7 +28806,7 @@
           <w:rFonts w:ascii="Arial" w:hAnsi="Arial" w:cs="Arial"/>
         </w:rPr>
       </w:pPr>
-      <w:bookmarkStart w:id="119" w:name="vscoderef"/>
+      <w:bookmarkStart w:id="122" w:name="vscoderef"/>
       <w:r>
         <w:rPr>
           <w:rFonts w:ascii="Arial" w:hAnsi="Arial" w:cs="Arial"/>
@@ -28001,7 +28826,7 @@
         </w:rPr>
         <w:t xml:space="preserve">] </w:t>
       </w:r>
-      <w:bookmarkEnd w:id="119"/>
+      <w:bookmarkEnd w:id="122"/>
       <w:r>
         <w:rPr>
           <w:rFonts w:ascii="Arial" w:hAnsi="Arial" w:cs="Arial"/>
@@ -28022,7 +28847,7 @@
           <w:rFonts w:ascii="Arial" w:hAnsi="Arial" w:cs="Arial"/>
         </w:rPr>
       </w:pPr>
-      <w:bookmarkStart w:id="120" w:name="coolifyref"/>
+      <w:bookmarkStart w:id="123" w:name="coolifyref"/>
       <w:r>
         <w:rPr>
           <w:rFonts w:ascii="Arial" w:hAnsi="Arial" w:cs="Arial"/>
@@ -28041,7 +28866,7 @@
         </w:rPr>
         <w:t xml:space="preserve">] </w:t>
       </w:r>
-      <w:bookmarkEnd w:id="120"/>
+      <w:bookmarkEnd w:id="123"/>
       <w:r>
         <w:rPr>
           <w:rFonts w:ascii="Arial" w:hAnsi="Arial" w:cs="Arial"/>
@@ -28062,7 +28887,7 @@
           <w:rFonts w:ascii="Arial" w:hAnsi="Arial" w:cs="Arial"/>
         </w:rPr>
       </w:pPr>
-      <w:bookmarkStart w:id="121" w:name="dockerref"/>
+      <w:bookmarkStart w:id="124" w:name="dockerref"/>
       <w:r>
         <w:rPr>
           <w:rFonts w:ascii="Arial" w:hAnsi="Arial" w:cs="Arial"/>
@@ -28081,7 +28906,7 @@
         </w:rPr>
         <w:t xml:space="preserve">] </w:t>
       </w:r>
-      <w:bookmarkEnd w:id="121"/>
+      <w:bookmarkEnd w:id="124"/>
       <w:r>
         <w:rPr>
           <w:rFonts w:ascii="Arial" w:hAnsi="Arial" w:cs="Arial"/>
@@ -28102,7 +28927,7 @@
           <w:rFonts w:ascii="Arial" w:hAnsi="Arial" w:cs="Arial"/>
         </w:rPr>
       </w:pPr>
-      <w:bookmarkStart w:id="122" w:name="JWTref"/>
+      <w:bookmarkStart w:id="125" w:name="JWTref"/>
       <w:r>
         <w:rPr>
           <w:rFonts w:ascii="Arial" w:hAnsi="Arial" w:cs="Arial"/>
@@ -28121,7 +28946,7 @@
         </w:rPr>
         <w:t xml:space="preserve">] </w:t>
       </w:r>
-      <w:bookmarkEnd w:id="122"/>
+      <w:bookmarkEnd w:id="125"/>
       <w:r>
         <w:fldChar w:fldCharType="begin"/>
       </w:r>
@@ -28169,7 +28994,7 @@
           <w:rFonts w:ascii="Arial" w:hAnsi="Arial" w:cs="Arial"/>
         </w:rPr>
       </w:pPr>
-      <w:bookmarkStart w:id="123" w:name="githubref"/>
+      <w:bookmarkStart w:id="126" w:name="githubref"/>
       <w:r>
         <w:rPr>
           <w:rFonts w:ascii="Arial" w:hAnsi="Arial" w:cs="Arial"/>
@@ -28188,7 +29013,7 @@
         </w:rPr>
         <w:t xml:space="preserve">] </w:t>
       </w:r>
-      <w:bookmarkEnd w:id="123"/>
+      <w:bookmarkEnd w:id="126"/>
       <w:r>
         <w:rPr>
           <w:rFonts w:ascii="Arial" w:hAnsi="Arial" w:cs="Arial"/>
@@ -28219,7 +29044,7 @@
       <w:pPr>
         <w:pStyle w:val="Heading1"/>
       </w:pPr>
-      <w:bookmarkStart w:id="124" w:name="_Toc239941903"/>
+      <w:bookmarkStart w:id="127" w:name="_Toc240293582"/>
       <w:r>
         <w:lastRenderedPageBreak/>
         <w:t>1</w:t>
@@ -28230,7 +29055,7 @@
       <w:r>
         <w:t>. CD melléklet tartalma</w:t>
       </w:r>
-      <w:bookmarkEnd w:id="124"/>
+      <w:bookmarkEnd w:id="127"/>
     </w:p>
     <w:sectPr>
       <w:footerReference w:type="default" r:id="rId32"/>
@@ -32689,7 +33514,6 @@
   <w:style w:type="character" w:default="1" w:styleId="DefaultParagraphFont">
     <w:name w:val="Default Paragraph Font"/>
     <w:uiPriority w:val="1"/>
-    <w:semiHidden/>
     <w:unhideWhenUsed/>
   </w:style>
   <w:style w:type="table" w:default="1" w:styleId="TableNormal">
